--- a/Kubernetes/concepts/5-workloads/5-2-deployment/6-deployment.docx
+++ b/Kubernetes/concepts/5-workloads/5-2-deployment/6-deployment.docx
@@ -14,7 +14,11 @@
           <w:szCs w:val="36"/>
         </w:rPr>
       </w:pPr>
-      <w:r>
+    </w:p>
+    <w:p>
+      <w:pPr>
+        <w:spacing w:after="60"/>
+        <w:jc w:val="both"/>
         <w:rPr>
           <w:rFonts w:asciiTheme="majorBidi" w:hAnsiTheme="majorBidi" w:cstheme="majorBidi"/>
           <w:b/>
@@ -22,9 +26,12 @@
           <w:sz w:val="36"/>
           <w:szCs w:val="36"/>
         </w:rPr>
-        <w:t>Rollback</w:t>
-      </w:r>
-      <w:r>
+      </w:pPr>
+    </w:p>
+    <w:p>
+      <w:pPr>
+        <w:spacing w:after="60"/>
+        <w:jc w:val="both"/>
         <w:rPr>
           <w:rFonts w:asciiTheme="majorBidi" w:hAnsiTheme="majorBidi" w:cstheme="majorBidi"/>
           <w:b/>
@@ -32,3765 +39,12 @@
           <w:sz w:val="36"/>
           <w:szCs w:val="36"/>
         </w:rPr>
-        <w:t>:</w:t>
-      </w:r>
+      </w:pPr>
     </w:p>
     <w:p>
       <w:pPr>
         <w:spacing w:after="60"/>
         <w:jc w:val="both"/>
-        <w:rPr>
-          <w:rFonts w:asciiTheme="majorBidi" w:hAnsiTheme="majorBidi" w:cstheme="majorBidi"/>
-          <w:sz w:val="28"/>
-          <w:szCs w:val="28"/>
-        </w:rPr>
-      </w:pPr>
-      <w:r>
-        <w:rPr>
-          <w:rFonts w:asciiTheme="majorBidi" w:hAnsiTheme="majorBidi" w:cstheme="majorBidi"/>
-          <w:sz w:val="28"/>
-          <w:szCs w:val="28"/>
-        </w:rPr>
-        <w:t xml:space="preserve">A Deployment rollback allows you to revert an application to a previous version if a new update causes problems. Kubernetes makes this possible because a Deployment keeps a history of </w:t>
-      </w:r>
-      <w:proofErr w:type="spellStart"/>
-      <w:r>
-        <w:rPr>
-          <w:rFonts w:asciiTheme="majorBidi" w:hAnsiTheme="majorBidi" w:cstheme="majorBidi"/>
-          <w:sz w:val="28"/>
-          <w:szCs w:val="28"/>
-        </w:rPr>
-        <w:t>ReplicaSets</w:t>
-      </w:r>
-      <w:proofErr w:type="spellEnd"/>
-      <w:r>
-        <w:rPr>
-          <w:rFonts w:asciiTheme="majorBidi" w:hAnsiTheme="majorBidi" w:cstheme="majorBidi"/>
-          <w:sz w:val="28"/>
-          <w:szCs w:val="28"/>
-        </w:rPr>
-        <w:t xml:space="preserve">, where each </w:t>
-      </w:r>
-      <w:proofErr w:type="spellStart"/>
-      <w:r>
-        <w:rPr>
-          <w:rFonts w:asciiTheme="majorBidi" w:hAnsiTheme="majorBidi" w:cstheme="majorBidi"/>
-          <w:sz w:val="28"/>
-          <w:szCs w:val="28"/>
-        </w:rPr>
-        <w:t>ReplicaSet</w:t>
-      </w:r>
-      <w:proofErr w:type="spellEnd"/>
-      <w:r>
-        <w:rPr>
-          <w:rFonts w:asciiTheme="majorBidi" w:hAnsiTheme="majorBidi" w:cstheme="majorBidi"/>
-          <w:sz w:val="28"/>
-          <w:szCs w:val="28"/>
-        </w:rPr>
-        <w:t xml:space="preserve"> represents a specific version of the application.</w:t>
-      </w:r>
-    </w:p>
-    <w:p>
-      <w:pPr>
-        <w:spacing w:after="120"/>
-        <w:jc w:val="both"/>
-        <w:rPr>
-          <w:rFonts w:asciiTheme="majorBidi" w:hAnsiTheme="majorBidi" w:cstheme="majorBidi"/>
-          <w:sz w:val="28"/>
-          <w:szCs w:val="28"/>
-        </w:rPr>
-      </w:pPr>
-      <w:r>
-        <w:rPr>
-          <w:rFonts w:asciiTheme="majorBidi" w:hAnsiTheme="majorBidi" w:cstheme="majorBidi"/>
-          <w:sz w:val="28"/>
-          <w:szCs w:val="28"/>
-        </w:rPr>
-        <w:t xml:space="preserve">When you update a Deployment (for example, change the container image), Kubernetes creates a new </w:t>
-      </w:r>
-      <w:proofErr w:type="spellStart"/>
-      <w:r>
-        <w:rPr>
-          <w:rFonts w:asciiTheme="majorBidi" w:hAnsiTheme="majorBidi" w:cstheme="majorBidi"/>
-          <w:sz w:val="28"/>
-          <w:szCs w:val="28"/>
-        </w:rPr>
-        <w:t>ReplicaSet</w:t>
-      </w:r>
-      <w:proofErr w:type="spellEnd"/>
-      <w:r>
-        <w:rPr>
-          <w:rFonts w:asciiTheme="majorBidi" w:hAnsiTheme="majorBidi" w:cstheme="majorBidi"/>
-          <w:sz w:val="28"/>
-          <w:szCs w:val="28"/>
-        </w:rPr>
-        <w:t xml:space="preserve"> and gradually moves Pods to the new version. The old </w:t>
-      </w:r>
-      <w:proofErr w:type="spellStart"/>
-      <w:r>
-        <w:rPr>
-          <w:rFonts w:asciiTheme="majorBidi" w:hAnsiTheme="majorBidi" w:cstheme="majorBidi"/>
-          <w:sz w:val="28"/>
-          <w:szCs w:val="28"/>
-        </w:rPr>
-        <w:t>ReplicaSet</w:t>
-      </w:r>
-      <w:proofErr w:type="spellEnd"/>
-      <w:r>
-        <w:rPr>
-          <w:rFonts w:asciiTheme="majorBidi" w:hAnsiTheme="majorBidi" w:cstheme="majorBidi"/>
-          <w:sz w:val="28"/>
-          <w:szCs w:val="28"/>
-        </w:rPr>
-        <w:t xml:space="preserve"> is not immediately deleted, which allows Kubernetes to roll back to it if needed.</w:t>
-      </w:r>
-    </w:p>
-    <w:p>
-      <w:pPr>
-        <w:spacing w:after="60"/>
-        <w:jc w:val="both"/>
-        <w:rPr>
-          <w:rFonts w:asciiTheme="majorBidi" w:hAnsiTheme="majorBidi" w:cstheme="majorBidi"/>
-          <w:b/>
-          <w:bCs/>
-          <w:sz w:val="32"/>
-          <w:szCs w:val="32"/>
-        </w:rPr>
-      </w:pPr>
-      <w:r>
-        <w:rPr>
-          <w:rFonts w:asciiTheme="majorBidi" w:hAnsiTheme="majorBidi" w:cstheme="majorBidi"/>
-          <w:b/>
-          <w:bCs/>
-          <w:sz w:val="32"/>
-          <w:szCs w:val="32"/>
-        </w:rPr>
-        <w:t>Why Rollbacks Are Important</w:t>
-      </w:r>
-      <w:r>
-        <w:rPr>
-          <w:rFonts w:asciiTheme="majorBidi" w:hAnsiTheme="majorBidi" w:cstheme="majorBidi"/>
-          <w:b/>
-          <w:bCs/>
-          <w:sz w:val="32"/>
-          <w:szCs w:val="32"/>
-        </w:rPr>
-        <w:t>:</w:t>
-      </w:r>
-    </w:p>
-    <w:p>
-      <w:pPr>
-        <w:spacing w:after="60"/>
-        <w:jc w:val="both"/>
-        <w:rPr>
-          <w:rFonts w:asciiTheme="majorBidi" w:hAnsiTheme="majorBidi" w:cstheme="majorBidi"/>
-          <w:sz w:val="28"/>
-          <w:szCs w:val="28"/>
-        </w:rPr>
-      </w:pPr>
-      <w:r>
-        <w:rPr>
-          <w:rFonts w:asciiTheme="majorBidi" w:hAnsiTheme="majorBidi" w:cstheme="majorBidi"/>
-          <w:sz w:val="28"/>
-          <w:szCs w:val="28"/>
-        </w:rPr>
-        <w:t>Sometimes a new release may introduce issues such as</w:t>
-      </w:r>
-      <w:r>
-        <w:rPr>
-          <w:rFonts w:asciiTheme="majorBidi" w:hAnsiTheme="majorBidi" w:cstheme="majorBidi"/>
-          <w:sz w:val="28"/>
-          <w:szCs w:val="28"/>
-        </w:rPr>
-        <w:t xml:space="preserve"> </w:t>
-      </w:r>
-      <w:r>
-        <w:rPr>
-          <w:rFonts w:asciiTheme="majorBidi" w:hAnsiTheme="majorBidi" w:cstheme="majorBidi"/>
-          <w:b/>
-          <w:bCs/>
-          <w:sz w:val="28"/>
-          <w:szCs w:val="28"/>
-        </w:rPr>
-        <w:t>Viewing Deployment History</w:t>
-      </w:r>
-      <w:r>
-        <w:rPr>
-          <w:rFonts w:asciiTheme="majorBidi" w:hAnsiTheme="majorBidi" w:cstheme="majorBidi"/>
-          <w:sz w:val="28"/>
-          <w:szCs w:val="28"/>
-        </w:rPr>
-        <w:t xml:space="preserve">. </w:t>
-      </w:r>
-      <w:r>
-        <w:rPr>
-          <w:rFonts w:asciiTheme="majorBidi" w:hAnsiTheme="majorBidi" w:cstheme="majorBidi"/>
-          <w:sz w:val="28"/>
-          <w:szCs w:val="28"/>
-        </w:rPr>
-        <w:t>You can view the revision history of a Deployment using:</w:t>
-      </w:r>
-    </w:p>
-    <w:p>
-      <w:pPr>
-        <w:spacing w:after="120"/>
-        <w:jc w:val="both"/>
-        <w:rPr>
-          <w:rFonts w:asciiTheme="majorBidi" w:hAnsiTheme="majorBidi" w:cstheme="majorBidi"/>
-          <w:sz w:val="28"/>
-          <w:szCs w:val="28"/>
-        </w:rPr>
-      </w:pPr>
-      <w:proofErr w:type="spellStart"/>
-      <w:r>
-        <w:rPr>
-          <w:rFonts w:asciiTheme="majorBidi" w:hAnsiTheme="majorBidi" w:cstheme="majorBidi"/>
-          <w:b/>
-          <w:bCs/>
-          <w:i/>
-          <w:iCs/>
-          <w:sz w:val="28"/>
-          <w:szCs w:val="28"/>
-        </w:rPr>
-        <w:t>kubectl</w:t>
-      </w:r>
-      <w:proofErr w:type="spellEnd"/>
-      <w:r>
-        <w:rPr>
-          <w:rFonts w:asciiTheme="majorBidi" w:hAnsiTheme="majorBidi" w:cstheme="majorBidi"/>
-          <w:b/>
-          <w:bCs/>
-          <w:i/>
-          <w:iCs/>
-          <w:sz w:val="28"/>
-          <w:szCs w:val="28"/>
-        </w:rPr>
-        <w:t xml:space="preserve"> rollout history deployment &lt;deployment-name&gt;</w:t>
-      </w:r>
-      <w:r>
-        <w:rPr>
-          <w:rFonts w:asciiTheme="majorBidi" w:hAnsiTheme="majorBidi" w:cstheme="majorBidi"/>
-          <w:b/>
-          <w:bCs/>
-          <w:i/>
-          <w:iCs/>
-          <w:sz w:val="28"/>
-          <w:szCs w:val="28"/>
-        </w:rPr>
-        <w:t xml:space="preserve"> </w:t>
-      </w:r>
-      <w:r>
-        <w:rPr>
-          <w:rFonts w:asciiTheme="majorBidi" w:hAnsiTheme="majorBidi" w:cstheme="majorBidi"/>
-          <w:sz w:val="28"/>
-          <w:szCs w:val="28"/>
-        </w:rPr>
-        <w:t xml:space="preserve">→ </w:t>
-      </w:r>
-      <w:r>
-        <w:rPr>
-          <w:rFonts w:asciiTheme="majorBidi" w:hAnsiTheme="majorBidi" w:cstheme="majorBidi"/>
-          <w:sz w:val="28"/>
-          <w:szCs w:val="28"/>
-        </w:rPr>
-        <w:t>This shows the different revisions of the Deployment that Kubernetes has recorded.</w:t>
-      </w:r>
-    </w:p>
-    <w:p>
-      <w:pPr>
-        <w:spacing w:after="60"/>
-        <w:jc w:val="both"/>
-        <w:rPr>
-          <w:rFonts w:asciiTheme="majorBidi" w:hAnsiTheme="majorBidi" w:cstheme="majorBidi"/>
-          <w:b/>
-          <w:bCs/>
-          <w:i/>
-          <w:iCs/>
-          <w:sz w:val="32"/>
-          <w:szCs w:val="32"/>
-        </w:rPr>
-      </w:pPr>
-      <w:r>
-        <w:rPr>
-          <w:rFonts w:asciiTheme="majorBidi" w:hAnsiTheme="majorBidi" w:cstheme="majorBidi"/>
-          <w:b/>
-          <w:bCs/>
-          <w:i/>
-          <w:iCs/>
-          <w:sz w:val="32"/>
-          <w:szCs w:val="32"/>
-        </w:rPr>
-        <w:t>CHANGE-CAUSE</w:t>
-      </w:r>
-      <w:r>
-        <w:rPr>
-          <w:rFonts w:asciiTheme="majorBidi" w:hAnsiTheme="majorBidi" w:cstheme="majorBidi"/>
-          <w:b/>
-          <w:bCs/>
-          <w:sz w:val="32"/>
-          <w:szCs w:val="32"/>
-        </w:rPr>
-        <w:t>:</w:t>
-      </w:r>
-    </w:p>
-    <w:p>
-      <w:pPr>
-        <w:spacing w:after="120"/>
-        <w:jc w:val="both"/>
-        <w:rPr>
-          <w:rFonts w:asciiTheme="majorBidi" w:hAnsiTheme="majorBidi" w:cstheme="majorBidi"/>
-          <w:sz w:val="28"/>
-          <w:szCs w:val="28"/>
-        </w:rPr>
-      </w:pPr>
-      <w:r>
-        <w:rPr>
-          <w:rFonts w:asciiTheme="majorBidi" w:hAnsiTheme="majorBidi" w:cstheme="majorBidi"/>
-          <w:sz w:val="28"/>
-          <w:szCs w:val="28"/>
-        </w:rPr>
-        <w:t xml:space="preserve">The </w:t>
-      </w:r>
-      <w:r>
-        <w:rPr>
-          <w:rFonts w:asciiTheme="majorBidi" w:hAnsiTheme="majorBidi" w:cstheme="majorBidi"/>
-          <w:b/>
-          <w:bCs/>
-          <w:i/>
-          <w:iCs/>
-          <w:sz w:val="28"/>
-          <w:szCs w:val="28"/>
-        </w:rPr>
-        <w:t>CHANGE-CAUSE</w:t>
-      </w:r>
-      <w:r>
-        <w:rPr>
-          <w:rFonts w:asciiTheme="majorBidi" w:hAnsiTheme="majorBidi" w:cstheme="majorBidi"/>
-          <w:sz w:val="28"/>
-          <w:szCs w:val="28"/>
-        </w:rPr>
-        <w:t xml:space="preserve"> annotation is used to provide context about why a specific revision of a Deployment was created.</w:t>
-      </w:r>
-    </w:p>
-    <w:p>
-      <w:pPr>
-        <w:spacing w:after="60"/>
-        <w:jc w:val="both"/>
-        <w:rPr>
-          <w:rFonts w:asciiTheme="majorBidi" w:hAnsiTheme="majorBidi" w:cstheme="majorBidi"/>
-          <w:b/>
-          <w:bCs/>
-          <w:sz w:val="28"/>
-          <w:szCs w:val="28"/>
-        </w:rPr>
-      </w:pPr>
-      <w:r>
-        <w:rPr>
-          <w:rFonts w:asciiTheme="majorBidi" w:hAnsiTheme="majorBidi" w:cstheme="majorBidi"/>
-          <w:b/>
-          <w:bCs/>
-          <w:sz w:val="28"/>
-          <w:szCs w:val="28"/>
-        </w:rPr>
-        <w:t>Usage:</w:t>
-      </w:r>
-    </w:p>
-    <w:p>
-      <w:pPr>
-        <w:pStyle w:val="ListParagraph"/>
-        <w:numPr>
-          <w:ilvl w:val="0"/>
-          <w:numId w:val="32"/>
-        </w:numPr>
-        <w:spacing w:after="60"/>
-        <w:ind w:left="360"/>
-        <w:jc w:val="both"/>
-        <w:rPr>
-          <w:rFonts w:asciiTheme="majorBidi" w:hAnsiTheme="majorBidi" w:cstheme="majorBidi"/>
-          <w:sz w:val="28"/>
-          <w:szCs w:val="28"/>
-        </w:rPr>
-      </w:pPr>
-      <w:r>
-        <w:rPr>
-          <w:rFonts w:asciiTheme="majorBidi" w:hAnsiTheme="majorBidi" w:cstheme="majorBidi"/>
-          <w:sz w:val="28"/>
-          <w:szCs w:val="28"/>
-        </w:rPr>
-        <w:t xml:space="preserve">This annotation can be set during a </w:t>
-      </w:r>
-      <w:proofErr w:type="spellStart"/>
-      <w:r>
-        <w:rPr>
-          <w:rFonts w:asciiTheme="majorBidi" w:hAnsiTheme="majorBidi" w:cstheme="majorBidi"/>
-          <w:b/>
-          <w:bCs/>
-          <w:i/>
-          <w:iCs/>
-          <w:sz w:val="28"/>
-          <w:szCs w:val="28"/>
-        </w:rPr>
-        <w:t>kubectl</w:t>
-      </w:r>
-      <w:proofErr w:type="spellEnd"/>
-      <w:r>
-        <w:rPr>
-          <w:rFonts w:asciiTheme="majorBidi" w:hAnsiTheme="majorBidi" w:cstheme="majorBidi"/>
-          <w:b/>
-          <w:bCs/>
-          <w:i/>
-          <w:iCs/>
-          <w:sz w:val="28"/>
-          <w:szCs w:val="28"/>
-        </w:rPr>
-        <w:t xml:space="preserve"> apply</w:t>
-      </w:r>
-      <w:r>
-        <w:rPr>
-          <w:rFonts w:asciiTheme="majorBidi" w:hAnsiTheme="majorBidi" w:cstheme="majorBidi"/>
-          <w:sz w:val="28"/>
-          <w:szCs w:val="28"/>
-        </w:rPr>
-        <w:t xml:space="preserve"> or </w:t>
-      </w:r>
-      <w:proofErr w:type="spellStart"/>
-      <w:r>
-        <w:rPr>
-          <w:rFonts w:asciiTheme="majorBidi" w:hAnsiTheme="majorBidi" w:cstheme="majorBidi"/>
-          <w:b/>
-          <w:bCs/>
-          <w:i/>
-          <w:iCs/>
-          <w:sz w:val="28"/>
-          <w:szCs w:val="28"/>
-        </w:rPr>
-        <w:t>kubectl</w:t>
-      </w:r>
-      <w:proofErr w:type="spellEnd"/>
-      <w:r>
-        <w:rPr>
-          <w:rFonts w:asciiTheme="majorBidi" w:hAnsiTheme="majorBidi" w:cstheme="majorBidi"/>
-          <w:b/>
-          <w:bCs/>
-          <w:i/>
-          <w:iCs/>
-          <w:sz w:val="28"/>
-          <w:szCs w:val="28"/>
-        </w:rPr>
-        <w:t xml:space="preserve"> create </w:t>
-      </w:r>
-      <w:r>
-        <w:rPr>
-          <w:rFonts w:asciiTheme="majorBidi" w:hAnsiTheme="majorBidi" w:cstheme="majorBidi"/>
-          <w:sz w:val="28"/>
-          <w:szCs w:val="28"/>
-        </w:rPr>
-        <w:t xml:space="preserve">command using the </w:t>
-      </w:r>
-      <w:r>
-        <w:rPr>
-          <w:rFonts w:asciiTheme="majorBidi" w:hAnsiTheme="majorBidi" w:cstheme="majorBidi"/>
-          <w:sz w:val="28"/>
-          <w:szCs w:val="28"/>
-        </w:rPr>
-        <w:t xml:space="preserve">               </w:t>
-      </w:r>
-      <w:r>
-        <w:rPr>
-          <w:rFonts w:asciiTheme="majorBidi" w:hAnsiTheme="majorBidi" w:cstheme="majorBidi"/>
-          <w:b/>
-          <w:bCs/>
-          <w:i/>
-          <w:iCs/>
-          <w:sz w:val="28"/>
-          <w:szCs w:val="28"/>
-        </w:rPr>
-        <w:t>--record</w:t>
-      </w:r>
-      <w:r>
-        <w:rPr>
-          <w:rFonts w:asciiTheme="majorBidi" w:hAnsiTheme="majorBidi" w:cstheme="majorBidi"/>
-          <w:sz w:val="28"/>
-          <w:szCs w:val="28"/>
-        </w:rPr>
-        <w:t xml:space="preserve"> flag. For example:</w:t>
-      </w:r>
-    </w:p>
-    <w:p>
-      <w:pPr>
-        <w:spacing w:after="60"/>
-        <w:ind w:firstLine="360"/>
-        <w:jc w:val="both"/>
-        <w:rPr>
-          <w:rFonts w:asciiTheme="majorBidi" w:hAnsiTheme="majorBidi" w:cstheme="majorBidi"/>
-          <w:b/>
-          <w:bCs/>
-          <w:i/>
-          <w:iCs/>
-          <w:sz w:val="28"/>
-          <w:szCs w:val="28"/>
-        </w:rPr>
-      </w:pPr>
-      <w:proofErr w:type="spellStart"/>
-      <w:r>
-        <w:rPr>
-          <w:rFonts w:asciiTheme="majorBidi" w:hAnsiTheme="majorBidi" w:cstheme="majorBidi"/>
-          <w:b/>
-          <w:bCs/>
-          <w:i/>
-          <w:iCs/>
-          <w:sz w:val="28"/>
-          <w:szCs w:val="28"/>
-        </w:rPr>
-        <w:t>kubectl</w:t>
-      </w:r>
-      <w:proofErr w:type="spellEnd"/>
-      <w:r>
-        <w:rPr>
-          <w:rFonts w:asciiTheme="majorBidi" w:hAnsiTheme="majorBidi" w:cstheme="majorBidi"/>
-          <w:b/>
-          <w:bCs/>
-          <w:i/>
-          <w:iCs/>
-          <w:sz w:val="28"/>
-          <w:szCs w:val="28"/>
-        </w:rPr>
-        <w:t xml:space="preserve"> apply -f </w:t>
-      </w:r>
-      <w:proofErr w:type="spellStart"/>
-      <w:proofErr w:type="gramStart"/>
-      <w:r>
-        <w:rPr>
-          <w:rFonts w:asciiTheme="majorBidi" w:hAnsiTheme="majorBidi" w:cstheme="majorBidi"/>
-          <w:b/>
-          <w:bCs/>
-          <w:i/>
-          <w:iCs/>
-          <w:sz w:val="28"/>
-          <w:szCs w:val="28"/>
-        </w:rPr>
-        <w:t>deployment.yaml</w:t>
-      </w:r>
-      <w:proofErr w:type="spellEnd"/>
-      <w:proofErr w:type="gramEnd"/>
-      <w:r>
-        <w:rPr>
-          <w:rFonts w:asciiTheme="majorBidi" w:hAnsiTheme="majorBidi" w:cstheme="majorBidi"/>
-          <w:b/>
-          <w:bCs/>
-          <w:i/>
-          <w:iCs/>
-          <w:sz w:val="28"/>
-          <w:szCs w:val="28"/>
-        </w:rPr>
-        <w:t xml:space="preserve"> </w:t>
-      </w:r>
-      <w:r>
-        <w:rPr>
-          <w:rFonts w:asciiTheme="majorBidi" w:hAnsiTheme="majorBidi" w:cstheme="majorBidi"/>
-          <w:b/>
-          <w:bCs/>
-          <w:i/>
-          <w:iCs/>
-          <w:sz w:val="28"/>
-          <w:szCs w:val="28"/>
-        </w:rPr>
-        <w:t>--</w:t>
-      </w:r>
-      <w:r>
-        <w:rPr>
-          <w:rFonts w:asciiTheme="majorBidi" w:hAnsiTheme="majorBidi" w:cstheme="majorBidi"/>
-          <w:b/>
-          <w:bCs/>
-          <w:i/>
-          <w:iCs/>
-          <w:sz w:val="28"/>
-          <w:szCs w:val="28"/>
-        </w:rPr>
-        <w:t>record</w:t>
-      </w:r>
-    </w:p>
-    <w:p>
-      <w:pPr>
-        <w:spacing w:after="60"/>
-        <w:ind w:left="360"/>
-        <w:jc w:val="both"/>
-        <w:rPr>
-          <w:rFonts w:asciiTheme="majorBidi" w:hAnsiTheme="majorBidi" w:cstheme="majorBidi"/>
-          <w:sz w:val="28"/>
-          <w:szCs w:val="28"/>
-        </w:rPr>
-      </w:pPr>
-      <w:r>
-        <w:rPr>
-          <w:rFonts w:asciiTheme="majorBidi" w:hAnsiTheme="majorBidi" w:cstheme="majorBidi"/>
-          <w:sz w:val="28"/>
-          <w:szCs w:val="28"/>
-        </w:rPr>
-        <w:t xml:space="preserve">When the </w:t>
-      </w:r>
-      <w:r>
-        <w:rPr>
-          <w:rFonts w:asciiTheme="majorBidi" w:hAnsiTheme="majorBidi" w:cstheme="majorBidi"/>
-          <w:b/>
-          <w:bCs/>
-          <w:i/>
-          <w:iCs/>
-          <w:sz w:val="28"/>
-          <w:szCs w:val="28"/>
-        </w:rPr>
-        <w:t>--record</w:t>
-      </w:r>
-      <w:r>
-        <w:rPr>
-          <w:rFonts w:asciiTheme="majorBidi" w:hAnsiTheme="majorBidi" w:cstheme="majorBidi"/>
-          <w:sz w:val="28"/>
-          <w:szCs w:val="28"/>
-        </w:rPr>
-        <w:t xml:space="preserve"> flag is used, Kubernetes automatically adds a </w:t>
-      </w:r>
-      <w:r>
-        <w:rPr>
-          <w:rFonts w:asciiTheme="majorBidi" w:hAnsiTheme="majorBidi" w:cstheme="majorBidi"/>
-          <w:b/>
-          <w:bCs/>
-          <w:i/>
-          <w:iCs/>
-          <w:sz w:val="28"/>
-          <w:szCs w:val="28"/>
-        </w:rPr>
-        <w:t>CHANGE-CAUSE</w:t>
-      </w:r>
-      <w:r>
-        <w:rPr>
-          <w:rFonts w:asciiTheme="majorBidi" w:hAnsiTheme="majorBidi" w:cstheme="majorBidi"/>
-          <w:sz w:val="28"/>
-          <w:szCs w:val="28"/>
-        </w:rPr>
-        <w:t xml:space="preserve"> annotation to the revision. This annotation typically includes the command that made the change.</w:t>
-      </w:r>
-      <w:r>
-        <w:rPr>
-          <w:rFonts w:asciiTheme="majorBidi" w:hAnsiTheme="majorBidi" w:cstheme="majorBidi"/>
-          <w:sz w:val="28"/>
-          <w:szCs w:val="28"/>
-        </w:rPr>
-        <w:t xml:space="preserve"> </w:t>
-      </w:r>
-      <w:r>
-        <w:rPr>
-          <w:rFonts w:asciiTheme="majorBidi" w:hAnsiTheme="majorBidi" w:cstheme="majorBidi"/>
-          <w:sz w:val="28"/>
-          <w:szCs w:val="28"/>
-          <w:u w:val="single"/>
-        </w:rPr>
-        <w:t>Example:</w:t>
-      </w:r>
-    </w:p>
-    <w:p>
-      <w:pPr>
-        <w:spacing w:after="60"/>
-        <w:ind w:left="360"/>
-        <w:jc w:val="both"/>
-        <w:rPr>
-          <w:rFonts w:asciiTheme="majorBidi" w:hAnsiTheme="majorBidi" w:cstheme="majorBidi"/>
-          <w:b/>
-          <w:bCs/>
-          <w:i/>
-          <w:iCs/>
-          <w:sz w:val="28"/>
-          <w:szCs w:val="28"/>
-        </w:rPr>
-      </w:pPr>
-      <w:r>
-        <w:rPr>
-          <w:rFonts w:asciiTheme="majorBidi" w:hAnsiTheme="majorBidi" w:cstheme="majorBidi"/>
-          <w:b/>
-          <w:bCs/>
-          <w:i/>
-          <w:iCs/>
-          <w:sz w:val="28"/>
-          <w:szCs w:val="28"/>
-        </w:rPr>
-        <w:t xml:space="preserve">kubectl.kubernetes.io/change-cause: </w:t>
-      </w:r>
-      <w:proofErr w:type="spellStart"/>
-      <w:r>
-        <w:rPr>
-          <w:rFonts w:asciiTheme="majorBidi" w:hAnsiTheme="majorBidi" w:cstheme="majorBidi"/>
-          <w:b/>
-          <w:bCs/>
-          <w:i/>
-          <w:iCs/>
-          <w:sz w:val="28"/>
-          <w:szCs w:val="28"/>
-        </w:rPr>
-        <w:t>kubectl</w:t>
-      </w:r>
-      <w:proofErr w:type="spellEnd"/>
-      <w:r>
-        <w:rPr>
-          <w:rFonts w:asciiTheme="majorBidi" w:hAnsiTheme="majorBidi" w:cstheme="majorBidi"/>
-          <w:b/>
-          <w:bCs/>
-          <w:i/>
-          <w:iCs/>
-          <w:sz w:val="28"/>
-          <w:szCs w:val="28"/>
-        </w:rPr>
-        <w:t xml:space="preserve"> apply -f </w:t>
-      </w:r>
-      <w:proofErr w:type="spellStart"/>
-      <w:proofErr w:type="gramStart"/>
-      <w:r>
-        <w:rPr>
-          <w:rFonts w:asciiTheme="majorBidi" w:hAnsiTheme="majorBidi" w:cstheme="majorBidi"/>
-          <w:b/>
-          <w:bCs/>
-          <w:i/>
-          <w:iCs/>
-          <w:sz w:val="28"/>
-          <w:szCs w:val="28"/>
-        </w:rPr>
-        <w:t>deployment.yaml</w:t>
-      </w:r>
-      <w:proofErr w:type="spellEnd"/>
-      <w:proofErr w:type="gramEnd"/>
-    </w:p>
-    <w:p>
-      <w:pPr>
-        <w:pStyle w:val="ListParagraph"/>
-        <w:numPr>
-          <w:ilvl w:val="0"/>
-          <w:numId w:val="32"/>
-        </w:numPr>
-        <w:spacing w:after="120"/>
-        <w:ind w:left="360"/>
-        <w:jc w:val="both"/>
-        <w:rPr>
-          <w:rFonts w:asciiTheme="majorBidi" w:hAnsiTheme="majorBidi" w:cstheme="majorBidi"/>
-          <w:sz w:val="28"/>
-          <w:szCs w:val="28"/>
-        </w:rPr>
-      </w:pPr>
-      <w:r>
-        <w:rPr>
-          <w:rFonts w:asciiTheme="majorBidi" w:hAnsiTheme="majorBidi" w:cstheme="majorBidi"/>
-          <w:sz w:val="28"/>
-          <w:szCs w:val="28"/>
-        </w:rPr>
-        <w:t xml:space="preserve">put </w:t>
-      </w:r>
-      <w:r>
-        <w:rPr>
-          <w:rFonts w:asciiTheme="majorBidi" w:hAnsiTheme="majorBidi" w:cstheme="majorBidi"/>
-          <w:b/>
-          <w:bCs/>
-          <w:i/>
-          <w:iCs/>
-          <w:sz w:val="28"/>
-          <w:szCs w:val="28"/>
-        </w:rPr>
-        <w:t>kubectl.kubernetes.io/change-cause</w:t>
-      </w:r>
-      <w:r>
-        <w:rPr>
-          <w:rFonts w:asciiTheme="majorBidi" w:hAnsiTheme="majorBidi" w:cstheme="majorBidi"/>
-          <w:sz w:val="28"/>
-          <w:szCs w:val="28"/>
-        </w:rPr>
-        <w:t xml:space="preserve"> annotation in manifest file.</w:t>
-      </w:r>
-    </w:p>
-    <w:p>
-      <w:pPr>
-        <w:spacing w:after="60"/>
-        <w:jc w:val="both"/>
-        <w:rPr>
-          <w:rFonts w:asciiTheme="majorBidi" w:hAnsiTheme="majorBidi" w:cstheme="majorBidi"/>
-          <w:sz w:val="28"/>
-          <w:szCs w:val="28"/>
-        </w:rPr>
-      </w:pPr>
-      <w:r>
-        <w:rPr>
-          <w:rFonts w:asciiTheme="majorBidi" w:hAnsiTheme="majorBidi" w:cstheme="majorBidi"/>
-          <w:sz w:val="28"/>
-          <w:szCs w:val="28"/>
-        </w:rPr>
-        <w:t>When you check the rollout history of a Deployment using:</w:t>
-      </w:r>
-    </w:p>
-    <w:p>
-      <w:pPr>
-        <w:jc w:val="both"/>
-        <w:rPr>
-          <w:rFonts w:asciiTheme="majorBidi" w:hAnsiTheme="majorBidi" w:cstheme="majorBidi"/>
-          <w:sz w:val="28"/>
-          <w:szCs w:val="28"/>
-        </w:rPr>
-      </w:pPr>
-      <w:r>
-        <w:rPr>
-          <w:rFonts w:asciiTheme="majorBidi" w:hAnsiTheme="majorBidi" w:cstheme="majorBidi"/>
-          <w:b/>
-          <w:bCs/>
-          <w:i/>
-          <w:iCs/>
-          <w:noProof/>
-          <w:sz w:val="28"/>
-          <w:szCs w:val="28"/>
-        </w:rPr>
-        <mc:AlternateContent>
-          <mc:Choice Requires="wps">
-            <w:drawing>
-              <wp:anchor distT="0" distB="0" distL="114300" distR="114300" simplePos="0" relativeHeight="251667456" behindDoc="0" locked="0" layoutInCell="1" allowOverlap="1" wp14:anchorId="799CAF81" wp14:editId="0B05E6B8">
-                <wp:simplePos x="0" y="0"/>
-                <wp:positionH relativeFrom="column">
-                  <wp:posOffset>-6927</wp:posOffset>
-                </wp:positionH>
-                <wp:positionV relativeFrom="paragraph">
-                  <wp:posOffset>497205</wp:posOffset>
-                </wp:positionV>
-                <wp:extent cx="4475018" cy="1046018"/>
-                <wp:effectExtent l="0" t="0" r="20955" b="20955"/>
-                <wp:wrapNone/>
-                <wp:docPr id="2143686898" name="Rectangle 13"/>
-                <wp:cNvGraphicFramePr/>
-                <a:graphic xmlns:a="http://schemas.openxmlformats.org/drawingml/2006/main">
-                  <a:graphicData uri="http://schemas.microsoft.com/office/word/2010/wordprocessingShape">
-                    <wps:wsp>
-                      <wps:cNvSpPr/>
-                      <wps:spPr>
-                        <a:xfrm>
-                          <a:off x="0" y="0"/>
-                          <a:ext cx="4475018" cy="1046018"/>
-                        </a:xfrm>
-                        <a:prstGeom prst="rect">
-                          <a:avLst/>
-                        </a:prstGeom>
-                      </wps:spPr>
-                      <wps:style>
-                        <a:lnRef idx="2">
-                          <a:schemeClr val="dk1">
-                            <a:shade val="15000"/>
-                          </a:schemeClr>
-                        </a:lnRef>
-                        <a:fillRef idx="1">
-                          <a:schemeClr val="dk1"/>
-                        </a:fillRef>
-                        <a:effectRef idx="0">
-                          <a:schemeClr val="dk1"/>
-                        </a:effectRef>
-                        <a:fontRef idx="minor">
-                          <a:schemeClr val="lt1"/>
-                        </a:fontRef>
-                      </wps:style>
-                      <wps:txbx>
-                        <w:txbxContent>
-                          <w:p>
-                            <w:pPr>
-                              <w:spacing w:after="0"/>
-                              <w:rPr>
-                                <w:rFonts w:asciiTheme="majorBidi" w:hAnsiTheme="majorBidi" w:cstheme="majorBidi"/>
-                                <w:b/>
-                                <w:bCs/>
-                                <w:i/>
-                                <w:iCs/>
-                                <w:sz w:val="28"/>
-                                <w:szCs w:val="28"/>
-                              </w:rPr>
-                            </w:pPr>
-                            <w:r>
-                              <w:rPr>
-                                <w:rFonts w:asciiTheme="majorBidi" w:hAnsiTheme="majorBidi" w:cstheme="majorBidi"/>
-                                <w:b/>
-                                <w:bCs/>
-                                <w:i/>
-                                <w:iCs/>
-                                <w:sz w:val="28"/>
-                                <w:szCs w:val="28"/>
-                              </w:rPr>
-                              <w:t xml:space="preserve">REVISION  </w:t>
-                            </w:r>
-                            <w:r>
-                              <w:rPr>
-                                <w:rFonts w:asciiTheme="majorBidi" w:hAnsiTheme="majorBidi" w:cstheme="majorBidi"/>
-                                <w:b/>
-                                <w:bCs/>
-                                <w:i/>
-                                <w:iCs/>
-                                <w:sz w:val="28"/>
-                                <w:szCs w:val="28"/>
-                              </w:rPr>
-                              <w:t xml:space="preserve">    </w:t>
-                            </w:r>
-                            <w:r>
-                              <w:rPr>
-                                <w:rFonts w:asciiTheme="majorBidi" w:hAnsiTheme="majorBidi" w:cstheme="majorBidi"/>
-                                <w:b/>
-                                <w:bCs/>
-                                <w:i/>
-                                <w:iCs/>
-                                <w:sz w:val="28"/>
-                                <w:szCs w:val="28"/>
-                              </w:rPr>
-                              <w:t>CHANGE-CAUSE</w:t>
-                            </w:r>
-                          </w:p>
-                          <w:p>
-                            <w:pPr>
-                              <w:spacing w:after="0"/>
-                              <w:rPr>
-                                <w:rFonts w:asciiTheme="majorBidi" w:hAnsiTheme="majorBidi" w:cstheme="majorBidi"/>
-                                <w:b/>
-                                <w:bCs/>
-                                <w:i/>
-                                <w:iCs/>
-                                <w:sz w:val="28"/>
-                                <w:szCs w:val="28"/>
-                              </w:rPr>
-                            </w:pPr>
-                            <w:r>
-                              <w:rPr>
-                                <w:rFonts w:asciiTheme="majorBidi" w:hAnsiTheme="majorBidi" w:cstheme="majorBidi"/>
-                                <w:b/>
-                                <w:bCs/>
-                                <w:i/>
-                                <w:iCs/>
-                                <w:sz w:val="28"/>
-                                <w:szCs w:val="28"/>
-                              </w:rPr>
-                              <w:t xml:space="preserve">1         </w:t>
-                            </w:r>
-                            <w:r>
-                              <w:rPr>
-                                <w:rFonts w:asciiTheme="majorBidi" w:hAnsiTheme="majorBidi" w:cstheme="majorBidi"/>
-                                <w:b/>
-                                <w:bCs/>
-                                <w:i/>
-                                <w:iCs/>
-                                <w:sz w:val="28"/>
-                                <w:szCs w:val="28"/>
-                              </w:rPr>
-                              <w:t xml:space="preserve">              </w:t>
-                            </w:r>
-                            <w:r>
-                              <w:rPr>
-                                <w:rFonts w:asciiTheme="majorBidi" w:hAnsiTheme="majorBidi" w:cstheme="majorBidi"/>
-                                <w:b/>
-                                <w:bCs/>
-                                <w:i/>
-                                <w:iCs/>
-                                <w:sz w:val="28"/>
-                                <w:szCs w:val="28"/>
-                              </w:rPr>
-                              <w:t>Initial deployment</w:t>
-                            </w:r>
-                          </w:p>
-                          <w:p>
-                            <w:pPr>
-                              <w:spacing w:after="0"/>
-                              <w:rPr>
-                                <w:rFonts w:asciiTheme="majorBidi" w:hAnsiTheme="majorBidi" w:cstheme="majorBidi"/>
-                                <w:b/>
-                                <w:bCs/>
-                                <w:i/>
-                                <w:iCs/>
-                                <w:sz w:val="28"/>
-                                <w:szCs w:val="28"/>
-                              </w:rPr>
-                            </w:pPr>
-                            <w:r>
-                              <w:rPr>
-                                <w:rFonts w:asciiTheme="majorBidi" w:hAnsiTheme="majorBidi" w:cstheme="majorBidi"/>
-                                <w:b/>
-                                <w:bCs/>
-                                <w:i/>
-                                <w:iCs/>
-                                <w:sz w:val="28"/>
-                                <w:szCs w:val="28"/>
-                              </w:rPr>
-                              <w:t xml:space="preserve">2       </w:t>
-                            </w:r>
-                            <w:r>
-                              <w:rPr>
-                                <w:rFonts w:asciiTheme="majorBidi" w:hAnsiTheme="majorBidi" w:cstheme="majorBidi"/>
-                                <w:b/>
-                                <w:bCs/>
-                                <w:i/>
-                                <w:iCs/>
-                                <w:sz w:val="28"/>
-                                <w:szCs w:val="28"/>
-                              </w:rPr>
-                              <w:t xml:space="preserve">              </w:t>
-                            </w:r>
-                            <w:r>
-                              <w:rPr>
-                                <w:rFonts w:asciiTheme="majorBidi" w:hAnsiTheme="majorBidi" w:cstheme="majorBidi"/>
-                                <w:b/>
-                                <w:bCs/>
-                                <w:i/>
-                                <w:iCs/>
-                                <w:sz w:val="28"/>
-                                <w:szCs w:val="28"/>
-                              </w:rPr>
-                              <w:t xml:space="preserve">  </w:t>
-                            </w:r>
-                            <w:proofErr w:type="spellStart"/>
-                            <w:r>
-                              <w:rPr>
-                                <w:rFonts w:asciiTheme="majorBidi" w:hAnsiTheme="majorBidi" w:cstheme="majorBidi"/>
-                                <w:b/>
-                                <w:bCs/>
-                                <w:i/>
-                                <w:iCs/>
-                                <w:sz w:val="28"/>
-                                <w:szCs w:val="28"/>
-                              </w:rPr>
-                              <w:t>kubectl</w:t>
-                            </w:r>
-                            <w:proofErr w:type="spellEnd"/>
-                            <w:r>
-                              <w:rPr>
-                                <w:rFonts w:asciiTheme="majorBidi" w:hAnsiTheme="majorBidi" w:cstheme="majorBidi"/>
-                                <w:b/>
-                                <w:bCs/>
-                                <w:i/>
-                                <w:iCs/>
-                                <w:sz w:val="28"/>
-                                <w:szCs w:val="28"/>
-                              </w:rPr>
-                              <w:t xml:space="preserve"> apply -f </w:t>
-                            </w:r>
-                            <w:proofErr w:type="spellStart"/>
-                            <w:proofErr w:type="gramStart"/>
-                            <w:r>
-                              <w:rPr>
-                                <w:rFonts w:asciiTheme="majorBidi" w:hAnsiTheme="majorBidi" w:cstheme="majorBidi"/>
-                                <w:b/>
-                                <w:bCs/>
-                                <w:i/>
-                                <w:iCs/>
-                                <w:sz w:val="28"/>
-                                <w:szCs w:val="28"/>
-                              </w:rPr>
-                              <w:t>deployment.yaml</w:t>
-                            </w:r>
-                            <w:proofErr w:type="spellEnd"/>
-                            <w:proofErr w:type="gramEnd"/>
-                            <w:r>
-                              <w:rPr>
-                                <w:rFonts w:asciiTheme="majorBidi" w:hAnsiTheme="majorBidi" w:cstheme="majorBidi"/>
-                                <w:b/>
-                                <w:bCs/>
-                                <w:i/>
-                                <w:iCs/>
-                                <w:sz w:val="28"/>
-                                <w:szCs w:val="28"/>
-                              </w:rPr>
-                              <w:t xml:space="preserve"> -- record</w:t>
-                            </w:r>
-                          </w:p>
-                          <w:p>
-                            <w:pPr>
-                              <w:spacing w:after="0"/>
-                              <w:rPr>
-                                <w:rFonts w:asciiTheme="majorBidi" w:hAnsiTheme="majorBidi" w:cstheme="majorBidi"/>
-                                <w:b/>
-                                <w:bCs/>
-                                <w:i/>
-                                <w:iCs/>
-                                <w:sz w:val="28"/>
-                                <w:szCs w:val="28"/>
-                              </w:rPr>
-                            </w:pPr>
-                            <w:r>
-                              <w:rPr>
-                                <w:rFonts w:asciiTheme="majorBidi" w:hAnsiTheme="majorBidi" w:cstheme="majorBidi"/>
-                                <w:b/>
-                                <w:bCs/>
-                                <w:i/>
-                                <w:iCs/>
-                                <w:sz w:val="28"/>
-                                <w:szCs w:val="28"/>
-                              </w:rPr>
-                              <w:t xml:space="preserve">3         </w:t>
-                            </w:r>
-                            <w:r>
-                              <w:rPr>
-                                <w:rFonts w:asciiTheme="majorBidi" w:hAnsiTheme="majorBidi" w:cstheme="majorBidi"/>
-                                <w:b/>
-                                <w:bCs/>
-                                <w:i/>
-                                <w:iCs/>
-                                <w:sz w:val="28"/>
-                                <w:szCs w:val="28"/>
-                              </w:rPr>
-                              <w:t xml:space="preserve">             </w:t>
-                            </w:r>
-                            <w:r>
-                              <w:rPr>
-                                <w:rFonts w:asciiTheme="majorBidi" w:hAnsiTheme="majorBidi" w:cstheme="majorBidi"/>
-                                <w:b/>
-                                <w:bCs/>
-                                <w:i/>
-                                <w:iCs/>
-                                <w:sz w:val="28"/>
-                                <w:szCs w:val="28"/>
-                              </w:rPr>
-                              <w:t>Updated nginx image version</w:t>
-                            </w:r>
-                          </w:p>
-                        </w:txbxContent>
-                      </wps:txbx>
-                      <wps:bodyPr rot="0" spcFirstLastPara="0" vertOverflow="overflow" horzOverflow="overflow" vert="horz" wrap="square" lIns="91440" tIns="45720" rIns="91440" bIns="45720" numCol="1" spcCol="0" rtlCol="0" fromWordArt="0" anchor="ctr" anchorCtr="0" forceAA="0" compatLnSpc="1">
-                        <a:prstTxWarp prst="textNoShape">
-                          <a:avLst/>
-                        </a:prstTxWarp>
-                        <a:noAutofit/>
-                      </wps:bodyPr>
-                    </wps:wsp>
-                  </a:graphicData>
-                </a:graphic>
-                <wp14:sizeRelH relativeFrom="margin">
-                  <wp14:pctWidth>0</wp14:pctWidth>
-                </wp14:sizeRelH>
-                <wp14:sizeRelV relativeFrom="margin">
-                  <wp14:pctHeight>0</wp14:pctHeight>
-                </wp14:sizeRelV>
-              </wp:anchor>
-            </w:drawing>
-          </mc:Choice>
-          <mc:Fallback>
-            <w:pict>
-              <v:rect w14:anchorId="799CAF81" id="Rectangle 13" o:spid="_x0000_s1026" style="position:absolute;left:0;text-align:left;margin-left:-.55pt;margin-top:39.15pt;width:352.35pt;height:82.35pt;z-index:251667456;visibility:visible;mso-wrap-style:square;mso-width-percent:0;mso-height-percent:0;mso-wrap-distance-left:9pt;mso-wrap-distance-top:0;mso-wrap-distance-right:9pt;mso-wrap-distance-bottom:0;mso-position-horizontal:absolute;mso-position-horizontal-relative:text;mso-position-vertical:absolute;mso-position-vertical-relative:text;mso-width-percent:0;mso-height-percent:0;mso-width-relative:margin;mso-height-relative:margin;v-text-anchor:middle" o:gfxdata="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" fillcolor="black [3200]" strokecolor="black [480]" strokeweight="1pt">
-                <v:textbox>
-                  <w:txbxContent>
-                    <w:p>
-                      <w:pPr>
-                        <w:spacing w:after="0"/>
-                        <w:rPr>
-                          <w:rFonts w:asciiTheme="majorBidi" w:hAnsiTheme="majorBidi" w:cstheme="majorBidi"/>
-                          <w:b/>
-                          <w:bCs/>
-                          <w:i/>
-                          <w:iCs/>
-                          <w:sz w:val="28"/>
-                          <w:szCs w:val="28"/>
-                        </w:rPr>
-                      </w:pPr>
-                      <w:r>
-                        <w:rPr>
-                          <w:rFonts w:asciiTheme="majorBidi" w:hAnsiTheme="majorBidi" w:cstheme="majorBidi"/>
-                          <w:b/>
-                          <w:bCs/>
-                          <w:i/>
-                          <w:iCs/>
-                          <w:sz w:val="28"/>
-                          <w:szCs w:val="28"/>
-                        </w:rPr>
-                        <w:t xml:space="preserve">REVISION  </w:t>
-                      </w:r>
-                      <w:r>
-                        <w:rPr>
-                          <w:rFonts w:asciiTheme="majorBidi" w:hAnsiTheme="majorBidi" w:cstheme="majorBidi"/>
-                          <w:b/>
-                          <w:bCs/>
-                          <w:i/>
-                          <w:iCs/>
-                          <w:sz w:val="28"/>
-                          <w:szCs w:val="28"/>
-                        </w:rPr>
-                        <w:t xml:space="preserve">    </w:t>
-                      </w:r>
-                      <w:r>
-                        <w:rPr>
-                          <w:rFonts w:asciiTheme="majorBidi" w:hAnsiTheme="majorBidi" w:cstheme="majorBidi"/>
-                          <w:b/>
-                          <w:bCs/>
-                          <w:i/>
-                          <w:iCs/>
-                          <w:sz w:val="28"/>
-                          <w:szCs w:val="28"/>
-                        </w:rPr>
-                        <w:t>CHANGE-CAUSE</w:t>
-                      </w:r>
-                    </w:p>
-                    <w:p>
-                      <w:pPr>
-                        <w:spacing w:after="0"/>
-                        <w:rPr>
-                          <w:rFonts w:asciiTheme="majorBidi" w:hAnsiTheme="majorBidi" w:cstheme="majorBidi"/>
-                          <w:b/>
-                          <w:bCs/>
-                          <w:i/>
-                          <w:iCs/>
-                          <w:sz w:val="28"/>
-                          <w:szCs w:val="28"/>
-                        </w:rPr>
-                      </w:pPr>
-                      <w:r>
-                        <w:rPr>
-                          <w:rFonts w:asciiTheme="majorBidi" w:hAnsiTheme="majorBidi" w:cstheme="majorBidi"/>
-                          <w:b/>
-                          <w:bCs/>
-                          <w:i/>
-                          <w:iCs/>
-                          <w:sz w:val="28"/>
-                          <w:szCs w:val="28"/>
-                        </w:rPr>
-                        <w:t xml:space="preserve">1         </w:t>
-                      </w:r>
-                      <w:r>
-                        <w:rPr>
-                          <w:rFonts w:asciiTheme="majorBidi" w:hAnsiTheme="majorBidi" w:cstheme="majorBidi"/>
-                          <w:b/>
-                          <w:bCs/>
-                          <w:i/>
-                          <w:iCs/>
-                          <w:sz w:val="28"/>
-                          <w:szCs w:val="28"/>
-                        </w:rPr>
-                        <w:t xml:space="preserve">              </w:t>
-                      </w:r>
-                      <w:r>
-                        <w:rPr>
-                          <w:rFonts w:asciiTheme="majorBidi" w:hAnsiTheme="majorBidi" w:cstheme="majorBidi"/>
-                          <w:b/>
-                          <w:bCs/>
-                          <w:i/>
-                          <w:iCs/>
-                          <w:sz w:val="28"/>
-                          <w:szCs w:val="28"/>
-                        </w:rPr>
-                        <w:t>Initial deployment</w:t>
-                      </w:r>
-                    </w:p>
-                    <w:p>
-                      <w:pPr>
-                        <w:spacing w:after="0"/>
-                        <w:rPr>
-                          <w:rFonts w:asciiTheme="majorBidi" w:hAnsiTheme="majorBidi" w:cstheme="majorBidi"/>
-                          <w:b/>
-                          <w:bCs/>
-                          <w:i/>
-                          <w:iCs/>
-                          <w:sz w:val="28"/>
-                          <w:szCs w:val="28"/>
-                        </w:rPr>
-                      </w:pPr>
-                      <w:r>
-                        <w:rPr>
-                          <w:rFonts w:asciiTheme="majorBidi" w:hAnsiTheme="majorBidi" w:cstheme="majorBidi"/>
-                          <w:b/>
-                          <w:bCs/>
-                          <w:i/>
-                          <w:iCs/>
-                          <w:sz w:val="28"/>
-                          <w:szCs w:val="28"/>
-                        </w:rPr>
-                        <w:t xml:space="preserve">2       </w:t>
-                      </w:r>
-                      <w:r>
-                        <w:rPr>
-                          <w:rFonts w:asciiTheme="majorBidi" w:hAnsiTheme="majorBidi" w:cstheme="majorBidi"/>
-                          <w:b/>
-                          <w:bCs/>
-                          <w:i/>
-                          <w:iCs/>
-                          <w:sz w:val="28"/>
-                          <w:szCs w:val="28"/>
-                        </w:rPr>
-                        <w:t xml:space="preserve">              </w:t>
-                      </w:r>
-                      <w:r>
-                        <w:rPr>
-                          <w:rFonts w:asciiTheme="majorBidi" w:hAnsiTheme="majorBidi" w:cstheme="majorBidi"/>
-                          <w:b/>
-                          <w:bCs/>
-                          <w:i/>
-                          <w:iCs/>
-                          <w:sz w:val="28"/>
-                          <w:szCs w:val="28"/>
-                        </w:rPr>
-                        <w:t xml:space="preserve">  </w:t>
-                      </w:r>
-                      <w:proofErr w:type="spellStart"/>
-                      <w:r>
-                        <w:rPr>
-                          <w:rFonts w:asciiTheme="majorBidi" w:hAnsiTheme="majorBidi" w:cstheme="majorBidi"/>
-                          <w:b/>
-                          <w:bCs/>
-                          <w:i/>
-                          <w:iCs/>
-                          <w:sz w:val="28"/>
-                          <w:szCs w:val="28"/>
-                        </w:rPr>
-                        <w:t>kubectl</w:t>
-                      </w:r>
-                      <w:proofErr w:type="spellEnd"/>
-                      <w:r>
-                        <w:rPr>
-                          <w:rFonts w:asciiTheme="majorBidi" w:hAnsiTheme="majorBidi" w:cstheme="majorBidi"/>
-                          <w:b/>
-                          <w:bCs/>
-                          <w:i/>
-                          <w:iCs/>
-                          <w:sz w:val="28"/>
-                          <w:szCs w:val="28"/>
-                        </w:rPr>
-                        <w:t xml:space="preserve"> apply -f </w:t>
-                      </w:r>
-                      <w:proofErr w:type="spellStart"/>
-                      <w:proofErr w:type="gramStart"/>
-                      <w:r>
-                        <w:rPr>
-                          <w:rFonts w:asciiTheme="majorBidi" w:hAnsiTheme="majorBidi" w:cstheme="majorBidi"/>
-                          <w:b/>
-                          <w:bCs/>
-                          <w:i/>
-                          <w:iCs/>
-                          <w:sz w:val="28"/>
-                          <w:szCs w:val="28"/>
-                        </w:rPr>
-                        <w:t>deployment.yaml</w:t>
-                      </w:r>
-                      <w:proofErr w:type="spellEnd"/>
-                      <w:proofErr w:type="gramEnd"/>
-                      <w:r>
-                        <w:rPr>
-                          <w:rFonts w:asciiTheme="majorBidi" w:hAnsiTheme="majorBidi" w:cstheme="majorBidi"/>
-                          <w:b/>
-                          <w:bCs/>
-                          <w:i/>
-                          <w:iCs/>
-                          <w:sz w:val="28"/>
-                          <w:szCs w:val="28"/>
-                        </w:rPr>
-                        <w:t xml:space="preserve"> -- record</w:t>
-                      </w:r>
-                    </w:p>
-                    <w:p>
-                      <w:pPr>
-                        <w:spacing w:after="0"/>
-                        <w:rPr>
-                          <w:rFonts w:asciiTheme="majorBidi" w:hAnsiTheme="majorBidi" w:cstheme="majorBidi"/>
-                          <w:b/>
-                          <w:bCs/>
-                          <w:i/>
-                          <w:iCs/>
-                          <w:sz w:val="28"/>
-                          <w:szCs w:val="28"/>
-                        </w:rPr>
-                      </w:pPr>
-                      <w:r>
-                        <w:rPr>
-                          <w:rFonts w:asciiTheme="majorBidi" w:hAnsiTheme="majorBidi" w:cstheme="majorBidi"/>
-                          <w:b/>
-                          <w:bCs/>
-                          <w:i/>
-                          <w:iCs/>
-                          <w:sz w:val="28"/>
-                          <w:szCs w:val="28"/>
-                        </w:rPr>
-                        <w:t xml:space="preserve">3         </w:t>
-                      </w:r>
-                      <w:r>
-                        <w:rPr>
-                          <w:rFonts w:asciiTheme="majorBidi" w:hAnsiTheme="majorBidi" w:cstheme="majorBidi"/>
-                          <w:b/>
-                          <w:bCs/>
-                          <w:i/>
-                          <w:iCs/>
-                          <w:sz w:val="28"/>
-                          <w:szCs w:val="28"/>
-                        </w:rPr>
-                        <w:t xml:space="preserve">             </w:t>
-                      </w:r>
-                      <w:r>
-                        <w:rPr>
-                          <w:rFonts w:asciiTheme="majorBidi" w:hAnsiTheme="majorBidi" w:cstheme="majorBidi"/>
-                          <w:b/>
-                          <w:bCs/>
-                          <w:i/>
-                          <w:iCs/>
-                          <w:sz w:val="28"/>
-                          <w:szCs w:val="28"/>
-                        </w:rPr>
-                        <w:t>Updated nginx image version</w:t>
-                      </w:r>
-                    </w:p>
-                  </w:txbxContent>
-                </v:textbox>
-              </v:rect>
-            </w:pict>
-          </mc:Fallback>
-        </mc:AlternateContent>
-      </w:r>
-      <w:proofErr w:type="spellStart"/>
-      <w:r>
-        <w:rPr>
-          <w:rFonts w:asciiTheme="majorBidi" w:hAnsiTheme="majorBidi" w:cstheme="majorBidi"/>
-          <w:b/>
-          <w:bCs/>
-          <w:i/>
-          <w:iCs/>
-          <w:sz w:val="28"/>
-          <w:szCs w:val="28"/>
-        </w:rPr>
-        <w:t>kubectl</w:t>
-      </w:r>
-      <w:proofErr w:type="spellEnd"/>
-      <w:r>
-        <w:rPr>
-          <w:rFonts w:asciiTheme="majorBidi" w:hAnsiTheme="majorBidi" w:cstheme="majorBidi"/>
-          <w:b/>
-          <w:bCs/>
-          <w:i/>
-          <w:iCs/>
-          <w:sz w:val="28"/>
-          <w:szCs w:val="28"/>
-        </w:rPr>
-        <w:t xml:space="preserve"> rollout history deployment &lt;deployment-name&gt;</w:t>
-      </w:r>
-      <w:r>
-        <w:rPr>
-          <w:rFonts w:asciiTheme="majorBidi" w:hAnsiTheme="majorBidi" w:cstheme="majorBidi"/>
-          <w:b/>
-          <w:bCs/>
-          <w:i/>
-          <w:iCs/>
-          <w:sz w:val="28"/>
-          <w:szCs w:val="28"/>
-        </w:rPr>
-        <w:t xml:space="preserve"> </w:t>
-      </w:r>
-      <w:r>
-        <w:rPr>
-          <w:rFonts w:asciiTheme="majorBidi" w:hAnsiTheme="majorBidi" w:cstheme="majorBidi"/>
-          <w:sz w:val="28"/>
-          <w:szCs w:val="28"/>
-        </w:rPr>
-        <w:t xml:space="preserve">→ </w:t>
-      </w:r>
-      <w:r>
-        <w:rPr>
-          <w:rFonts w:asciiTheme="majorBidi" w:hAnsiTheme="majorBidi" w:cstheme="majorBidi"/>
-          <w:sz w:val="28"/>
-          <w:szCs w:val="28"/>
-        </w:rPr>
-        <w:t>You will see the CHANGE-CAUSE column, which indicates what led to each revision.</w:t>
-      </w:r>
-    </w:p>
-    <w:p>
-      <w:pPr>
-        <w:jc w:val="both"/>
-        <w:rPr>
-          <w:rFonts w:asciiTheme="majorBidi" w:hAnsiTheme="majorBidi" w:cstheme="majorBidi"/>
-          <w:sz w:val="28"/>
-          <w:szCs w:val="28"/>
-        </w:rPr>
-      </w:pPr>
-    </w:p>
-    <w:p>
-      <w:pPr>
-        <w:jc w:val="both"/>
-        <w:rPr>
-          <w:rFonts w:asciiTheme="majorBidi" w:hAnsiTheme="majorBidi" w:cstheme="majorBidi"/>
-          <w:sz w:val="28"/>
-          <w:szCs w:val="28"/>
-        </w:rPr>
-      </w:pPr>
-    </w:p>
-    <w:p>
-      <w:pPr>
-        <w:jc w:val="both"/>
-        <w:rPr>
-          <w:rFonts w:asciiTheme="majorBidi" w:hAnsiTheme="majorBidi" w:cstheme="majorBidi"/>
-          <w:b/>
-          <w:bCs/>
-          <w:i/>
-          <w:iCs/>
-          <w:sz w:val="28"/>
-          <w:szCs w:val="28"/>
-        </w:rPr>
-      </w:pPr>
-    </w:p>
-    <w:p>
-      <w:pPr>
-        <w:spacing w:after="60"/>
-        <w:jc w:val="both"/>
-        <w:rPr>
-          <w:rFonts w:asciiTheme="majorBidi" w:hAnsiTheme="majorBidi" w:cstheme="majorBidi"/>
-          <w:b/>
-          <w:bCs/>
-          <w:sz w:val="28"/>
-          <w:szCs w:val="28"/>
-        </w:rPr>
-      </w:pPr>
-      <w:r>
-        <w:rPr>
-          <w:rFonts w:asciiTheme="majorBidi" w:hAnsiTheme="majorBidi" w:cstheme="majorBidi"/>
-          <w:b/>
-          <w:bCs/>
-          <w:sz w:val="28"/>
-          <w:szCs w:val="28"/>
-        </w:rPr>
-        <w:t>R</w:t>
-      </w:r>
-      <w:r>
-        <w:rPr>
-          <w:rFonts w:asciiTheme="majorBidi" w:hAnsiTheme="majorBidi" w:cstheme="majorBidi"/>
-          <w:b/>
-          <w:bCs/>
-          <w:sz w:val="28"/>
-          <w:szCs w:val="28"/>
-        </w:rPr>
-        <w:t>oll ba</w:t>
-      </w:r>
-      <w:r>
-        <w:rPr>
-          <w:rFonts w:asciiTheme="majorBidi" w:hAnsiTheme="majorBidi" w:cstheme="majorBidi"/>
-          <w:b/>
-          <w:bCs/>
-          <w:sz w:val="32"/>
-          <w:szCs w:val="32"/>
-        </w:rPr>
-        <w:t>ck to the previous revision:</w:t>
-      </w:r>
-    </w:p>
-    <w:p>
-      <w:pPr>
-        <w:spacing w:after="60"/>
-        <w:jc w:val="both"/>
-        <w:rPr>
-          <w:rFonts w:asciiTheme="majorBidi" w:hAnsiTheme="majorBidi" w:cstheme="majorBidi"/>
-          <w:b/>
-          <w:bCs/>
-          <w:i/>
-          <w:iCs/>
-          <w:sz w:val="28"/>
-          <w:szCs w:val="28"/>
-        </w:rPr>
-      </w:pPr>
-      <w:r>
-        <w:rPr>
-          <w:rFonts w:asciiTheme="majorBidi" w:hAnsiTheme="majorBidi" w:cstheme="majorBidi"/>
-          <w:sz w:val="28"/>
-          <w:szCs w:val="28"/>
-        </w:rPr>
-        <w:t>To roll back to the previous revision, run</w:t>
-      </w:r>
-      <w:r>
-        <w:rPr>
-          <w:rFonts w:asciiTheme="majorBidi" w:hAnsiTheme="majorBidi" w:cstheme="majorBidi"/>
-          <w:sz w:val="28"/>
-          <w:szCs w:val="28"/>
-        </w:rPr>
-        <w:t xml:space="preserve"> </w:t>
-      </w:r>
-      <w:proofErr w:type="spellStart"/>
-      <w:r>
-        <w:rPr>
-          <w:rFonts w:asciiTheme="majorBidi" w:hAnsiTheme="majorBidi" w:cstheme="majorBidi"/>
-          <w:b/>
-          <w:bCs/>
-          <w:i/>
-          <w:iCs/>
-          <w:sz w:val="28"/>
-          <w:szCs w:val="28"/>
-        </w:rPr>
-        <w:t>kubectl</w:t>
-      </w:r>
-      <w:proofErr w:type="spellEnd"/>
-      <w:r>
-        <w:rPr>
-          <w:rFonts w:asciiTheme="majorBidi" w:hAnsiTheme="majorBidi" w:cstheme="majorBidi"/>
-          <w:b/>
-          <w:bCs/>
-          <w:i/>
-          <w:iCs/>
-          <w:sz w:val="28"/>
-          <w:szCs w:val="28"/>
-        </w:rPr>
-        <w:t xml:space="preserve"> rollout undo deployment &lt;deployment-name&gt;</w:t>
-      </w:r>
-      <w:r>
-        <w:rPr>
-          <w:rFonts w:asciiTheme="majorBidi" w:hAnsiTheme="majorBidi" w:cstheme="majorBidi"/>
-          <w:b/>
-          <w:bCs/>
-          <w:i/>
-          <w:iCs/>
-          <w:sz w:val="28"/>
-          <w:szCs w:val="28"/>
-        </w:rPr>
-        <w:t>.</w:t>
-      </w:r>
-    </w:p>
-    <w:p>
-      <w:pPr>
-        <w:spacing w:after="120"/>
-        <w:jc w:val="both"/>
-        <w:rPr>
-          <w:rFonts w:asciiTheme="majorBidi" w:hAnsiTheme="majorBidi" w:cstheme="majorBidi"/>
-          <w:b/>
-          <w:bCs/>
-          <w:i/>
-          <w:iCs/>
-          <w:sz w:val="28"/>
-          <w:szCs w:val="28"/>
-        </w:rPr>
-      </w:pPr>
-      <w:r>
-        <w:rPr>
-          <w:rFonts w:asciiTheme="majorBidi" w:hAnsiTheme="majorBidi" w:cstheme="majorBidi"/>
-          <w:sz w:val="28"/>
-          <w:szCs w:val="28"/>
-        </w:rPr>
-        <w:lastRenderedPageBreak/>
-        <w:t xml:space="preserve">Then </w:t>
-      </w:r>
-      <w:r>
-        <w:rPr>
-          <w:rFonts w:asciiTheme="majorBidi" w:hAnsiTheme="majorBidi" w:cstheme="majorBidi"/>
-          <w:sz w:val="28"/>
-          <w:szCs w:val="28"/>
-        </w:rPr>
-        <w:t xml:space="preserve">Kubernetes will terminate the Pods of the current version and recreate Pods from the previous </w:t>
-      </w:r>
-      <w:proofErr w:type="spellStart"/>
-      <w:r>
-        <w:rPr>
-          <w:rFonts w:asciiTheme="majorBidi" w:hAnsiTheme="majorBidi" w:cstheme="majorBidi"/>
-          <w:sz w:val="28"/>
-          <w:szCs w:val="28"/>
-        </w:rPr>
-        <w:t>ReplicaSet</w:t>
-      </w:r>
-      <w:proofErr w:type="spellEnd"/>
-      <w:r>
-        <w:rPr>
-          <w:rFonts w:asciiTheme="majorBidi" w:hAnsiTheme="majorBidi" w:cstheme="majorBidi"/>
-          <w:sz w:val="28"/>
-          <w:szCs w:val="28"/>
-        </w:rPr>
-        <w:t>.</w:t>
-      </w:r>
-    </w:p>
-    <w:p>
-      <w:pPr>
-        <w:spacing w:after="60"/>
-        <w:jc w:val="both"/>
-        <w:rPr>
-          <w:rFonts w:asciiTheme="majorBidi" w:hAnsiTheme="majorBidi" w:cstheme="majorBidi"/>
-          <w:b/>
-          <w:bCs/>
-          <w:sz w:val="32"/>
-          <w:szCs w:val="32"/>
-        </w:rPr>
-      </w:pPr>
-      <w:r>
-        <w:rPr>
-          <w:rFonts w:asciiTheme="majorBidi" w:hAnsiTheme="majorBidi" w:cstheme="majorBidi"/>
-          <w:b/>
-          <w:bCs/>
-          <w:sz w:val="32"/>
-          <w:szCs w:val="32"/>
-        </w:rPr>
-        <w:t>Rolling Back to a Specific Revision:</w:t>
-      </w:r>
-    </w:p>
-    <w:p>
-      <w:pPr>
-        <w:spacing w:after="60"/>
-        <w:jc w:val="both"/>
-        <w:rPr>
-          <w:rFonts w:asciiTheme="majorBidi" w:hAnsiTheme="majorBidi" w:cstheme="majorBidi"/>
-          <w:sz w:val="28"/>
-          <w:szCs w:val="28"/>
-        </w:rPr>
-      </w:pPr>
-      <w:r>
-        <w:rPr>
-          <w:rFonts w:asciiTheme="majorBidi" w:hAnsiTheme="majorBidi" w:cstheme="majorBidi"/>
-          <w:sz w:val="28"/>
-          <w:szCs w:val="28"/>
-        </w:rPr>
-        <w:t>You can also roll back to a specific revision number.</w:t>
-      </w:r>
-    </w:p>
-    <w:p>
-      <w:pPr>
-        <w:pStyle w:val="ListParagraph"/>
-        <w:numPr>
-          <w:ilvl w:val="0"/>
-          <w:numId w:val="25"/>
-        </w:numPr>
-        <w:ind w:left="360"/>
-        <w:jc w:val="both"/>
-        <w:rPr>
-          <w:rFonts w:asciiTheme="majorBidi" w:hAnsiTheme="majorBidi" w:cstheme="majorBidi"/>
-          <w:b/>
-          <w:bCs/>
-          <w:i/>
-          <w:iCs/>
-          <w:sz w:val="28"/>
-          <w:szCs w:val="28"/>
-        </w:rPr>
-      </w:pPr>
-      <w:r>
-        <w:rPr>
-          <w:rFonts w:asciiTheme="majorBidi" w:hAnsiTheme="majorBidi" w:cstheme="majorBidi"/>
-          <w:sz w:val="28"/>
-          <w:szCs w:val="28"/>
-        </w:rPr>
-        <w:t>First check the revision numbers</w:t>
-      </w:r>
-      <w:r>
-        <w:rPr>
-          <w:rFonts w:asciiTheme="majorBidi" w:hAnsiTheme="majorBidi" w:cstheme="majorBidi"/>
-          <w:sz w:val="28"/>
-          <w:szCs w:val="28"/>
-        </w:rPr>
-        <w:t xml:space="preserve"> </w:t>
-      </w:r>
-      <w:r>
-        <w:rPr>
-          <w:rFonts w:asciiTheme="majorBidi" w:hAnsiTheme="majorBidi" w:cstheme="majorBidi"/>
-          <w:sz w:val="28"/>
-          <w:szCs w:val="28"/>
-        </w:rPr>
-        <w:t xml:space="preserve">→ </w:t>
-      </w:r>
-      <w:proofErr w:type="spellStart"/>
-      <w:r>
-        <w:rPr>
-          <w:rFonts w:asciiTheme="majorBidi" w:hAnsiTheme="majorBidi" w:cstheme="majorBidi"/>
-          <w:b/>
-          <w:bCs/>
-          <w:i/>
-          <w:iCs/>
-          <w:sz w:val="28"/>
-          <w:szCs w:val="28"/>
-        </w:rPr>
-        <w:t>kubectl</w:t>
-      </w:r>
-      <w:proofErr w:type="spellEnd"/>
-      <w:r>
-        <w:rPr>
-          <w:rFonts w:asciiTheme="majorBidi" w:hAnsiTheme="majorBidi" w:cstheme="majorBidi"/>
-          <w:b/>
-          <w:bCs/>
-          <w:i/>
-          <w:iCs/>
-          <w:sz w:val="28"/>
-          <w:szCs w:val="28"/>
-        </w:rPr>
-        <w:t xml:space="preserve"> rollout history deployment nginx-deployment</w:t>
-      </w:r>
-    </w:p>
-    <w:p>
-      <w:pPr>
-        <w:pStyle w:val="ListParagraph"/>
-        <w:numPr>
-          <w:ilvl w:val="0"/>
-          <w:numId w:val="25"/>
-        </w:numPr>
-        <w:spacing w:after="0"/>
-        <w:ind w:left="360"/>
-        <w:jc w:val="both"/>
-        <w:rPr>
-          <w:rFonts w:asciiTheme="majorBidi" w:hAnsiTheme="majorBidi" w:cstheme="majorBidi"/>
-          <w:sz w:val="28"/>
-          <w:szCs w:val="28"/>
-        </w:rPr>
-      </w:pPr>
-      <w:r>
-        <w:rPr>
-          <w:rFonts w:asciiTheme="majorBidi" w:hAnsiTheme="majorBidi" w:cstheme="majorBidi"/>
-          <w:sz w:val="28"/>
-          <w:szCs w:val="28"/>
-        </w:rPr>
-        <w:t>Then roll back to a specific revision</w:t>
-      </w:r>
-      <w:r>
-        <w:rPr>
-          <w:rFonts w:asciiTheme="majorBidi" w:hAnsiTheme="majorBidi" w:cstheme="majorBidi"/>
-          <w:sz w:val="28"/>
-          <w:szCs w:val="28"/>
-        </w:rPr>
-        <w:t xml:space="preserve"> </w:t>
-      </w:r>
-      <w:r>
-        <w:rPr>
-          <w:rFonts w:asciiTheme="majorBidi" w:hAnsiTheme="majorBidi" w:cstheme="majorBidi"/>
-          <w:sz w:val="28"/>
-          <w:szCs w:val="28"/>
-        </w:rPr>
-        <w:t>→</w:t>
-      </w:r>
-      <w:r>
-        <w:rPr>
-          <w:rFonts w:asciiTheme="majorBidi" w:hAnsiTheme="majorBidi" w:cstheme="majorBidi"/>
-          <w:sz w:val="28"/>
-          <w:szCs w:val="28"/>
-        </w:rPr>
-        <w:t xml:space="preserve"> </w:t>
-      </w:r>
-      <w:proofErr w:type="spellStart"/>
-      <w:r>
-        <w:rPr>
-          <w:rFonts w:asciiTheme="majorBidi" w:hAnsiTheme="majorBidi" w:cstheme="majorBidi"/>
-          <w:b/>
-          <w:bCs/>
-          <w:i/>
-          <w:iCs/>
-          <w:sz w:val="28"/>
-          <w:szCs w:val="28"/>
-        </w:rPr>
-        <w:t>kubectl</w:t>
-      </w:r>
-      <w:proofErr w:type="spellEnd"/>
-      <w:r>
-        <w:rPr>
-          <w:rFonts w:asciiTheme="majorBidi" w:hAnsiTheme="majorBidi" w:cstheme="majorBidi"/>
-          <w:b/>
-          <w:bCs/>
-          <w:i/>
-          <w:iCs/>
-          <w:sz w:val="28"/>
-          <w:szCs w:val="28"/>
-        </w:rPr>
-        <w:t xml:space="preserve"> rollout undo deployment nginx-</w:t>
-      </w:r>
-      <w:proofErr w:type="gramStart"/>
-      <w:r>
-        <w:rPr>
-          <w:rFonts w:asciiTheme="majorBidi" w:hAnsiTheme="majorBidi" w:cstheme="majorBidi"/>
-          <w:b/>
-          <w:bCs/>
-          <w:i/>
-          <w:iCs/>
-          <w:sz w:val="28"/>
-          <w:szCs w:val="28"/>
-        </w:rPr>
-        <w:t>deployment  --</w:t>
-      </w:r>
-      <w:proofErr w:type="gramEnd"/>
-      <w:r>
-        <w:rPr>
-          <w:rFonts w:asciiTheme="majorBidi" w:hAnsiTheme="majorBidi" w:cstheme="majorBidi"/>
-          <w:b/>
-          <w:bCs/>
-          <w:i/>
-          <w:iCs/>
-          <w:sz w:val="28"/>
-          <w:szCs w:val="28"/>
-        </w:rPr>
-        <w:t>to-revision=2</w:t>
-      </w:r>
-    </w:p>
-    <w:p>
-      <w:pPr>
-        <w:spacing w:after="120"/>
-        <w:ind w:left="360"/>
-        <w:jc w:val="both"/>
-        <w:rPr>
-          <w:rFonts w:asciiTheme="majorBidi" w:hAnsiTheme="majorBidi" w:cstheme="majorBidi"/>
-          <w:sz w:val="28"/>
-          <w:szCs w:val="28"/>
-        </w:rPr>
-      </w:pPr>
-      <w:r>
-        <w:rPr>
-          <w:rFonts w:asciiTheme="majorBidi" w:hAnsiTheme="majorBidi" w:cstheme="majorBidi"/>
-          <w:sz w:val="28"/>
-          <w:szCs w:val="28"/>
-        </w:rPr>
-        <w:t>This instructs Kubernetes to restore the Deployment configuration from revision 2.</w:t>
-      </w:r>
-    </w:p>
-    <w:p>
-      <w:pPr>
-        <w:spacing w:after="60"/>
-        <w:jc w:val="both"/>
-        <w:rPr>
-          <w:rFonts w:asciiTheme="majorBidi" w:hAnsiTheme="majorBidi" w:cstheme="majorBidi"/>
-          <w:b/>
-          <w:bCs/>
-          <w:sz w:val="32"/>
-          <w:szCs w:val="32"/>
-        </w:rPr>
-      </w:pPr>
-      <w:r>
-        <w:rPr>
-          <w:rFonts w:asciiTheme="majorBidi" w:hAnsiTheme="majorBidi" w:cstheme="majorBidi"/>
-          <w:b/>
-          <w:bCs/>
-          <w:sz w:val="32"/>
-          <w:szCs w:val="32"/>
-        </w:rPr>
-        <w:t>Checking Rollout Status:</w:t>
-      </w:r>
-    </w:p>
-    <w:p>
-      <w:pPr>
-        <w:spacing w:after="60"/>
-        <w:jc w:val="both"/>
-        <w:rPr>
-          <w:rFonts w:asciiTheme="majorBidi" w:hAnsiTheme="majorBidi" w:cstheme="majorBidi"/>
-          <w:sz w:val="28"/>
-          <w:szCs w:val="28"/>
-        </w:rPr>
-      </w:pPr>
-      <w:r>
-        <w:rPr>
-          <w:rFonts w:asciiTheme="majorBidi" w:hAnsiTheme="majorBidi" w:cstheme="majorBidi"/>
-          <w:sz w:val="28"/>
-          <w:szCs w:val="28"/>
-        </w:rPr>
-        <w:t>To monitor the progress of a rollout or rollback:</w:t>
-      </w:r>
-    </w:p>
-    <w:p>
-      <w:pPr>
-        <w:spacing w:after="120"/>
-        <w:jc w:val="both"/>
-        <w:rPr>
-          <w:rFonts w:asciiTheme="majorBidi" w:hAnsiTheme="majorBidi" w:cstheme="majorBidi"/>
-          <w:sz w:val="28"/>
-          <w:szCs w:val="28"/>
-        </w:rPr>
-      </w:pPr>
-      <w:proofErr w:type="spellStart"/>
-      <w:r>
-        <w:rPr>
-          <w:rFonts w:asciiTheme="majorBidi" w:hAnsiTheme="majorBidi" w:cstheme="majorBidi"/>
-          <w:b/>
-          <w:bCs/>
-          <w:i/>
-          <w:iCs/>
-          <w:sz w:val="28"/>
-          <w:szCs w:val="28"/>
-        </w:rPr>
-        <w:t>kubectl</w:t>
-      </w:r>
-      <w:proofErr w:type="spellEnd"/>
-      <w:r>
-        <w:rPr>
-          <w:rFonts w:asciiTheme="majorBidi" w:hAnsiTheme="majorBidi" w:cstheme="majorBidi"/>
-          <w:b/>
-          <w:bCs/>
-          <w:i/>
-          <w:iCs/>
-          <w:sz w:val="28"/>
-          <w:szCs w:val="28"/>
-        </w:rPr>
-        <w:t xml:space="preserve"> rollout status deployment &lt;deployment-name&gt;</w:t>
-      </w:r>
-      <w:r>
-        <w:rPr>
-          <w:rFonts w:asciiTheme="majorBidi" w:hAnsiTheme="majorBidi" w:cstheme="majorBidi"/>
-          <w:sz w:val="28"/>
-          <w:szCs w:val="28"/>
-        </w:rPr>
-        <w:t xml:space="preserve"> </w:t>
-      </w:r>
-      <w:r>
-        <w:rPr>
-          <w:rFonts w:asciiTheme="majorBidi" w:hAnsiTheme="majorBidi" w:cstheme="majorBidi"/>
-          <w:sz w:val="28"/>
-          <w:szCs w:val="28"/>
-        </w:rPr>
-        <w:t xml:space="preserve">→ </w:t>
-      </w:r>
-      <w:r>
-        <w:rPr>
-          <w:rFonts w:asciiTheme="majorBidi" w:hAnsiTheme="majorBidi" w:cstheme="majorBidi"/>
-          <w:sz w:val="28"/>
-          <w:szCs w:val="28"/>
-        </w:rPr>
-        <w:t>This command shows whether the Deployment update or rollback has successfully completed.</w:t>
-      </w:r>
-    </w:p>
-    <w:p>
-      <w:pPr>
-        <w:spacing w:after="60"/>
-        <w:jc w:val="both"/>
-        <w:rPr>
-          <w:rFonts w:asciiTheme="majorBidi" w:hAnsiTheme="majorBidi" w:cstheme="majorBidi"/>
-          <w:b/>
-          <w:bCs/>
-          <w:sz w:val="28"/>
-          <w:szCs w:val="28"/>
-        </w:rPr>
-      </w:pPr>
-      <w:r>
-        <w:rPr>
-          <w:rFonts w:asciiTheme="majorBidi" w:hAnsiTheme="majorBidi" w:cstheme="majorBidi"/>
-          <w:b/>
-          <w:bCs/>
-          <w:sz w:val="28"/>
-          <w:szCs w:val="28"/>
-        </w:rPr>
-        <w:t>Important Notes:</w:t>
-      </w:r>
-    </w:p>
-    <w:p>
-      <w:pPr>
-        <w:spacing w:after="60"/>
-        <w:jc w:val="both"/>
-        <w:rPr>
-          <w:rFonts w:asciiTheme="majorBidi" w:hAnsiTheme="majorBidi" w:cstheme="majorBidi"/>
-          <w:sz w:val="28"/>
-          <w:szCs w:val="28"/>
-        </w:rPr>
-      </w:pPr>
-      <w:r>
-        <w:rPr>
-          <w:rFonts w:asciiTheme="majorBidi" w:hAnsiTheme="majorBidi" w:cstheme="majorBidi"/>
-          <w:sz w:val="28"/>
-          <w:szCs w:val="28"/>
-        </w:rPr>
-        <w:t xml:space="preserve">Rollbacks work because old </w:t>
-      </w:r>
-      <w:proofErr w:type="spellStart"/>
-      <w:r>
-        <w:rPr>
-          <w:rFonts w:asciiTheme="majorBidi" w:hAnsiTheme="majorBidi" w:cstheme="majorBidi"/>
-          <w:sz w:val="28"/>
-          <w:szCs w:val="28"/>
-        </w:rPr>
-        <w:t>ReplicaSets</w:t>
-      </w:r>
-      <w:proofErr w:type="spellEnd"/>
-      <w:r>
-        <w:rPr>
-          <w:rFonts w:asciiTheme="majorBidi" w:hAnsiTheme="majorBidi" w:cstheme="majorBidi"/>
-          <w:sz w:val="28"/>
-          <w:szCs w:val="28"/>
-        </w:rPr>
-        <w:t xml:space="preserve"> are retained by the Deployment.</w:t>
-      </w:r>
-      <w:r>
-        <w:rPr>
-          <w:rFonts w:asciiTheme="majorBidi" w:hAnsiTheme="majorBidi" w:cstheme="majorBidi"/>
-          <w:sz w:val="28"/>
-          <w:szCs w:val="28"/>
-        </w:rPr>
-        <w:t xml:space="preserve"> </w:t>
-      </w:r>
-      <w:r>
-        <w:rPr>
-          <w:rFonts w:asciiTheme="majorBidi" w:hAnsiTheme="majorBidi" w:cstheme="majorBidi"/>
-          <w:sz w:val="28"/>
-          <w:szCs w:val="28"/>
-        </w:rPr>
-        <w:t xml:space="preserve">If the old </w:t>
-      </w:r>
-      <w:proofErr w:type="spellStart"/>
-      <w:r>
-        <w:rPr>
-          <w:rFonts w:asciiTheme="majorBidi" w:hAnsiTheme="majorBidi" w:cstheme="majorBidi"/>
-          <w:sz w:val="28"/>
-          <w:szCs w:val="28"/>
-        </w:rPr>
-        <w:t>ReplicaSet</w:t>
-      </w:r>
-      <w:proofErr w:type="spellEnd"/>
-      <w:r>
-        <w:rPr>
-          <w:rFonts w:asciiTheme="majorBidi" w:hAnsiTheme="majorBidi" w:cstheme="majorBidi"/>
-          <w:sz w:val="28"/>
-          <w:szCs w:val="28"/>
-        </w:rPr>
-        <w:t xml:space="preserve"> has been deleted, rollback will not be possible.</w:t>
-      </w:r>
-      <w:r>
-        <w:rPr>
-          <w:rFonts w:asciiTheme="majorBidi" w:hAnsiTheme="majorBidi" w:cstheme="majorBidi"/>
-          <w:sz w:val="28"/>
-          <w:szCs w:val="28"/>
-        </w:rPr>
-        <w:t xml:space="preserve"> </w:t>
-      </w:r>
-      <w:r>
-        <w:rPr>
-          <w:rFonts w:asciiTheme="majorBidi" w:hAnsiTheme="majorBidi" w:cstheme="majorBidi"/>
-          <w:sz w:val="28"/>
-          <w:szCs w:val="28"/>
-        </w:rPr>
-        <w:t xml:space="preserve">Deployments maintain revision history automatically, but the number of stored revisions can be controlled using the </w:t>
-      </w:r>
-      <w:proofErr w:type="spellStart"/>
-      <w:r>
-        <w:rPr>
-          <w:rFonts w:asciiTheme="majorBidi" w:hAnsiTheme="majorBidi" w:cstheme="majorBidi"/>
-          <w:b/>
-          <w:bCs/>
-          <w:i/>
-          <w:iCs/>
-          <w:sz w:val="28"/>
-          <w:szCs w:val="28"/>
-        </w:rPr>
-        <w:t>revisionHistoryLimit</w:t>
-      </w:r>
-      <w:proofErr w:type="spellEnd"/>
-      <w:r>
-        <w:rPr>
-          <w:rFonts w:asciiTheme="majorBidi" w:hAnsiTheme="majorBidi" w:cstheme="majorBidi"/>
-          <w:b/>
-          <w:bCs/>
-          <w:i/>
-          <w:iCs/>
-          <w:sz w:val="28"/>
-          <w:szCs w:val="28"/>
-        </w:rPr>
-        <w:t xml:space="preserve"> </w:t>
-      </w:r>
-      <w:r>
-        <w:rPr>
-          <w:rFonts w:asciiTheme="majorBidi" w:hAnsiTheme="majorBidi" w:cstheme="majorBidi"/>
-          <w:sz w:val="28"/>
-          <w:szCs w:val="28"/>
-        </w:rPr>
-        <w:t>field.</w:t>
-      </w:r>
-      <w:r>
-        <w:rPr>
-          <w:rFonts w:asciiTheme="majorBidi" w:hAnsiTheme="majorBidi" w:cstheme="majorBidi"/>
-          <w:sz w:val="28"/>
-          <w:szCs w:val="28"/>
-        </w:rPr>
-        <w:t xml:space="preserve"> </w:t>
-      </w:r>
-      <w:r>
-        <w:rPr>
-          <w:rFonts w:asciiTheme="majorBidi" w:hAnsiTheme="majorBidi" w:cstheme="majorBidi"/>
-          <w:sz w:val="28"/>
-          <w:szCs w:val="28"/>
-          <w:u w:val="single"/>
-        </w:rPr>
-        <w:t>Example:</w:t>
-      </w:r>
-    </w:p>
-    <w:p>
-      <w:pPr>
-        <w:jc w:val="both"/>
-        <w:rPr>
-          <w:rFonts w:asciiTheme="majorBidi" w:hAnsiTheme="majorBidi" w:cstheme="majorBidi"/>
-          <w:sz w:val="28"/>
-          <w:szCs w:val="28"/>
-        </w:rPr>
-      </w:pPr>
-      <w:r>
-        <w:rPr>
-          <w:rFonts w:asciiTheme="majorBidi" w:hAnsiTheme="majorBidi" w:cstheme="majorBidi"/>
-          <w:noProof/>
-          <w:sz w:val="28"/>
-          <w:szCs w:val="28"/>
-        </w:rPr>
-        <mc:AlternateContent>
-          <mc:Choice Requires="wps">
-            <w:drawing>
-              <wp:anchor distT="0" distB="0" distL="114300" distR="114300" simplePos="0" relativeHeight="251666432" behindDoc="0" locked="0" layoutInCell="1" allowOverlap="1" wp14:anchorId="7C70E83F" wp14:editId="302107EE">
-                <wp:simplePos x="0" y="0"/>
-                <wp:positionH relativeFrom="margin">
-                  <wp:align>left</wp:align>
-                </wp:positionH>
-                <wp:positionV relativeFrom="paragraph">
-                  <wp:posOffset>5080</wp:posOffset>
-                </wp:positionV>
-                <wp:extent cx="2240280" cy="554182"/>
-                <wp:effectExtent l="0" t="0" r="26670" b="17780"/>
-                <wp:wrapNone/>
-                <wp:docPr id="480786319" name="Rectangle 12"/>
-                <wp:cNvGraphicFramePr/>
-                <a:graphic xmlns:a="http://schemas.openxmlformats.org/drawingml/2006/main">
-                  <a:graphicData uri="http://schemas.microsoft.com/office/word/2010/wordprocessingShape">
-                    <wps:wsp>
-                      <wps:cNvSpPr/>
-                      <wps:spPr>
-                        <a:xfrm>
-                          <a:off x="0" y="0"/>
-                          <a:ext cx="2240280" cy="554182"/>
-                        </a:xfrm>
-                        <a:prstGeom prst="rect">
-                          <a:avLst/>
-                        </a:prstGeom>
-                      </wps:spPr>
-                      <wps:style>
-                        <a:lnRef idx="2">
-                          <a:schemeClr val="dk1">
-                            <a:shade val="15000"/>
-                          </a:schemeClr>
-                        </a:lnRef>
-                        <a:fillRef idx="1">
-                          <a:schemeClr val="dk1"/>
-                        </a:fillRef>
-                        <a:effectRef idx="0">
-                          <a:schemeClr val="dk1"/>
-                        </a:effectRef>
-                        <a:fontRef idx="minor">
-                          <a:schemeClr val="lt1"/>
-                        </a:fontRef>
-                      </wps:style>
-                      <wps:txbx>
-                        <w:txbxContent>
-                          <w:p>
-                            <w:pPr>
-                              <w:spacing w:after="0"/>
-                              <w:rPr>
-                                <w:rFonts w:asciiTheme="majorBidi" w:hAnsiTheme="majorBidi" w:cstheme="majorBidi"/>
-                                <w:b/>
-                                <w:bCs/>
-                                <w:i/>
-                                <w:iCs/>
-                                <w:sz w:val="28"/>
-                                <w:szCs w:val="28"/>
-                              </w:rPr>
-                            </w:pPr>
-                            <w:r>
-                              <w:rPr>
-                                <w:rFonts w:asciiTheme="majorBidi" w:hAnsiTheme="majorBidi" w:cstheme="majorBidi"/>
-                                <w:b/>
-                                <w:bCs/>
-                                <w:i/>
-                                <w:iCs/>
-                                <w:sz w:val="28"/>
-                                <w:szCs w:val="28"/>
-                              </w:rPr>
-                              <w:t>spec:</w:t>
-                            </w:r>
-                          </w:p>
-                          <w:p>
-                            <w:pPr>
-                              <w:spacing w:after="0"/>
-                              <w:rPr>
-                                <w:rFonts w:asciiTheme="majorBidi" w:hAnsiTheme="majorBidi" w:cstheme="majorBidi"/>
-                                <w:b/>
-                                <w:bCs/>
-                                <w:i/>
-                                <w:iCs/>
-                                <w:sz w:val="28"/>
-                                <w:szCs w:val="28"/>
-                              </w:rPr>
-                            </w:pPr>
-                            <w:r>
-                              <w:rPr>
-                                <w:rFonts w:asciiTheme="majorBidi" w:hAnsiTheme="majorBidi" w:cstheme="majorBidi"/>
-                                <w:b/>
-                                <w:bCs/>
-                                <w:i/>
-                                <w:iCs/>
-                                <w:sz w:val="28"/>
-                                <w:szCs w:val="28"/>
-                              </w:rPr>
-                              <w:t xml:space="preserve">     </w:t>
-                            </w:r>
-                            <w:proofErr w:type="spellStart"/>
-                            <w:r>
-                              <w:rPr>
-                                <w:rFonts w:asciiTheme="majorBidi" w:hAnsiTheme="majorBidi" w:cstheme="majorBidi"/>
-                                <w:b/>
-                                <w:bCs/>
-                                <w:i/>
-                                <w:iCs/>
-                                <w:sz w:val="28"/>
-                                <w:szCs w:val="28"/>
-                              </w:rPr>
-                              <w:t>revisionHistoryLimit</w:t>
-                            </w:r>
-                            <w:proofErr w:type="spellEnd"/>
-                            <w:r>
-                              <w:rPr>
-                                <w:rFonts w:asciiTheme="majorBidi" w:hAnsiTheme="majorBidi" w:cstheme="majorBidi"/>
-                                <w:b/>
-                                <w:bCs/>
-                                <w:i/>
-                                <w:iCs/>
-                                <w:sz w:val="28"/>
-                                <w:szCs w:val="28"/>
-                              </w:rPr>
-                              <w:t>: 10</w:t>
-                            </w:r>
-                          </w:p>
-                          <w:p>
-                            <w:pPr>
-                              <w:spacing w:after="0"/>
-                              <w:jc w:val="center"/>
-                              <w:rPr>
-                                <w:b/>
-                                <w:bCs/>
-                                <w:i/>
-                                <w:iCs/>
-                              </w:rPr>
-                            </w:pPr>
-                          </w:p>
-                        </w:txbxContent>
-                      </wps:txbx>
-                      <wps:bodyPr rot="0" spcFirstLastPara="0" vertOverflow="overflow" horzOverflow="overflow" vert="horz" wrap="square" lIns="91440" tIns="45720" rIns="91440" bIns="45720" numCol="1" spcCol="0" rtlCol="0" fromWordArt="0" anchor="ctr" anchorCtr="0" forceAA="0" compatLnSpc="1">
-                        <a:prstTxWarp prst="textNoShape">
-                          <a:avLst/>
-                        </a:prstTxWarp>
-                        <a:noAutofit/>
-                      </wps:bodyPr>
-                    </wps:wsp>
-                  </a:graphicData>
-                </a:graphic>
-                <wp14:sizeRelH relativeFrom="margin">
-                  <wp14:pctWidth>0</wp14:pctWidth>
-                </wp14:sizeRelH>
-                <wp14:sizeRelV relativeFrom="margin">
-                  <wp14:pctHeight>0</wp14:pctHeight>
-                </wp14:sizeRelV>
-              </wp:anchor>
-            </w:drawing>
-          </mc:Choice>
-          <mc:Fallback>
-            <w:pict>
-              <v:rect w14:anchorId="7C70E83F" id="Rectangle 12" o:spid="_x0000_s1027" style="position:absolute;left:0;text-align:left;margin-left:0;margin-top:.4pt;width:176.4pt;height:43.65pt;z-index:251666432;visibility:visible;mso-wrap-style:square;mso-width-percent:0;mso-height-percent:0;mso-wrap-distance-left:9pt;mso-wrap-distance-top:0;mso-wrap-distance-right:9pt;mso-wrap-distance-bottom:0;mso-position-horizontal:left;mso-position-horizontal-relative:margin;mso-position-vertical:absolute;mso-position-vertical-relative:text;mso-width-percent:0;mso-height-percent:0;mso-width-relative:margin;mso-height-relative:margin;v-text-anchor:middle" o:gfxdata="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" fillcolor="black [3200]" strokecolor="black [480]" strokeweight="1pt">
-                <v:textbox>
-                  <w:txbxContent>
-                    <w:p>
-                      <w:pPr>
-                        <w:spacing w:after="0"/>
-                        <w:rPr>
-                          <w:rFonts w:asciiTheme="majorBidi" w:hAnsiTheme="majorBidi" w:cstheme="majorBidi"/>
-                          <w:b/>
-                          <w:bCs/>
-                          <w:i/>
-                          <w:iCs/>
-                          <w:sz w:val="28"/>
-                          <w:szCs w:val="28"/>
-                        </w:rPr>
-                      </w:pPr>
-                      <w:r>
-                        <w:rPr>
-                          <w:rFonts w:asciiTheme="majorBidi" w:hAnsiTheme="majorBidi" w:cstheme="majorBidi"/>
-                          <w:b/>
-                          <w:bCs/>
-                          <w:i/>
-                          <w:iCs/>
-                          <w:sz w:val="28"/>
-                          <w:szCs w:val="28"/>
-                        </w:rPr>
-                        <w:t>spec:</w:t>
-                      </w:r>
-                    </w:p>
-                    <w:p>
-                      <w:pPr>
-                        <w:spacing w:after="0"/>
-                        <w:rPr>
-                          <w:rFonts w:asciiTheme="majorBidi" w:hAnsiTheme="majorBidi" w:cstheme="majorBidi"/>
-                          <w:b/>
-                          <w:bCs/>
-                          <w:i/>
-                          <w:iCs/>
-                          <w:sz w:val="28"/>
-                          <w:szCs w:val="28"/>
-                        </w:rPr>
-                      </w:pPr>
-                      <w:r>
-                        <w:rPr>
-                          <w:rFonts w:asciiTheme="majorBidi" w:hAnsiTheme="majorBidi" w:cstheme="majorBidi"/>
-                          <w:b/>
-                          <w:bCs/>
-                          <w:i/>
-                          <w:iCs/>
-                          <w:sz w:val="28"/>
-                          <w:szCs w:val="28"/>
-                        </w:rPr>
-                        <w:t xml:space="preserve">     </w:t>
-                      </w:r>
-                      <w:proofErr w:type="spellStart"/>
-                      <w:r>
-                        <w:rPr>
-                          <w:rFonts w:asciiTheme="majorBidi" w:hAnsiTheme="majorBidi" w:cstheme="majorBidi"/>
-                          <w:b/>
-                          <w:bCs/>
-                          <w:i/>
-                          <w:iCs/>
-                          <w:sz w:val="28"/>
-                          <w:szCs w:val="28"/>
-                        </w:rPr>
-                        <w:t>revisionHistoryLimit</w:t>
-                      </w:r>
-                      <w:proofErr w:type="spellEnd"/>
-                      <w:r>
-                        <w:rPr>
-                          <w:rFonts w:asciiTheme="majorBidi" w:hAnsiTheme="majorBidi" w:cstheme="majorBidi"/>
-                          <w:b/>
-                          <w:bCs/>
-                          <w:i/>
-                          <w:iCs/>
-                          <w:sz w:val="28"/>
-                          <w:szCs w:val="28"/>
-                        </w:rPr>
-                        <w:t>: 10</w:t>
-                      </w:r>
-                    </w:p>
-                    <w:p>
-                      <w:pPr>
-                        <w:spacing w:after="0"/>
-                        <w:jc w:val="center"/>
-                        <w:rPr>
-                          <w:b/>
-                          <w:bCs/>
-                          <w:i/>
-                          <w:iCs/>
-                        </w:rPr>
-                      </w:pPr>
-                    </w:p>
-                  </w:txbxContent>
-                </v:textbox>
-                <w10:wrap anchorx="margin"/>
-              </v:rect>
-            </w:pict>
-          </mc:Fallback>
-        </mc:AlternateContent>
-      </w:r>
-    </w:p>
-    <w:p>
-      <w:pPr>
-        <w:jc w:val="both"/>
-        <w:rPr>
-          <w:rFonts w:asciiTheme="majorBidi" w:hAnsiTheme="majorBidi" w:cstheme="majorBidi"/>
-          <w:sz w:val="18"/>
-          <w:szCs w:val="18"/>
-        </w:rPr>
-      </w:pPr>
-    </w:p>
-    <w:p>
-      <w:pPr>
-        <w:spacing w:after="120"/>
-        <w:jc w:val="both"/>
-        <w:rPr>
-          <w:rFonts w:asciiTheme="majorBidi" w:hAnsiTheme="majorBidi" w:cstheme="majorBidi"/>
-          <w:sz w:val="28"/>
-          <w:szCs w:val="28"/>
-        </w:rPr>
-      </w:pPr>
-      <w:r>
-        <w:rPr>
-          <w:rFonts w:asciiTheme="majorBidi" w:hAnsiTheme="majorBidi" w:cstheme="majorBidi"/>
-          <w:sz w:val="28"/>
-          <w:szCs w:val="28"/>
-        </w:rPr>
-        <w:t>This means Kubernetes will keep the last 10 revisions of the Deployment.</w:t>
-      </w:r>
-    </w:p>
-    <w:p>
-      <w:pPr>
-        <w:pStyle w:val="ListParagraph"/>
-        <w:numPr>
-          <w:ilvl w:val="0"/>
-          <w:numId w:val="29"/>
-        </w:numPr>
-        <w:spacing w:after="60"/>
-        <w:ind w:left="360"/>
-        <w:jc w:val="both"/>
-        <w:rPr>
-          <w:rFonts w:asciiTheme="majorBidi" w:hAnsiTheme="majorBidi" w:cstheme="majorBidi"/>
-          <w:sz w:val="28"/>
-          <w:szCs w:val="28"/>
-        </w:rPr>
-      </w:pPr>
-      <w:r>
-        <w:rPr>
-          <w:rFonts w:asciiTheme="majorBidi" w:hAnsiTheme="majorBidi" w:cstheme="majorBidi"/>
-          <w:sz w:val="28"/>
-          <w:szCs w:val="28"/>
-        </w:rPr>
-        <w:t>You can inspect the configuration of a particular revision using:</w:t>
-      </w:r>
-    </w:p>
-    <w:p>
-      <w:pPr>
-        <w:spacing w:after="60"/>
-        <w:ind w:firstLine="360"/>
-        <w:jc w:val="both"/>
-        <w:rPr>
-          <w:rFonts w:asciiTheme="majorBidi" w:hAnsiTheme="majorBidi" w:cstheme="majorBidi"/>
-          <w:b/>
-          <w:bCs/>
-          <w:i/>
-          <w:iCs/>
-          <w:sz w:val="28"/>
-          <w:szCs w:val="28"/>
-        </w:rPr>
-      </w:pPr>
-      <w:proofErr w:type="spellStart"/>
-      <w:r>
-        <w:rPr>
-          <w:rFonts w:asciiTheme="majorBidi" w:hAnsiTheme="majorBidi" w:cstheme="majorBidi"/>
-          <w:b/>
-          <w:bCs/>
-          <w:i/>
-          <w:iCs/>
-          <w:sz w:val="28"/>
-          <w:szCs w:val="28"/>
-        </w:rPr>
-        <w:t>kubectl</w:t>
-      </w:r>
-      <w:proofErr w:type="spellEnd"/>
-      <w:r>
-        <w:rPr>
-          <w:rFonts w:asciiTheme="majorBidi" w:hAnsiTheme="majorBidi" w:cstheme="majorBidi"/>
-          <w:b/>
-          <w:bCs/>
-          <w:i/>
-          <w:iCs/>
-          <w:sz w:val="28"/>
-          <w:szCs w:val="28"/>
-        </w:rPr>
-        <w:t xml:space="preserve"> rollout history deployment &lt;deployment-name&gt; --revision=&lt;number&gt;</w:t>
-      </w:r>
-    </w:p>
-    <w:p>
-      <w:pPr>
-        <w:spacing w:after="60"/>
-        <w:ind w:left="360"/>
-        <w:jc w:val="both"/>
-        <w:rPr>
-          <w:rFonts w:asciiTheme="majorBidi" w:hAnsiTheme="majorBidi" w:cstheme="majorBidi"/>
-          <w:sz w:val="28"/>
-          <w:szCs w:val="28"/>
-          <w:u w:val="single"/>
-        </w:rPr>
-      </w:pPr>
-      <w:r>
-        <w:rPr>
-          <w:rFonts w:asciiTheme="majorBidi" w:hAnsiTheme="majorBidi" w:cstheme="majorBidi"/>
-          <w:sz w:val="28"/>
-          <w:szCs w:val="28"/>
-          <w:u w:val="single"/>
-        </w:rPr>
-        <w:t>Example:</w:t>
-      </w:r>
-    </w:p>
-    <w:p>
-      <w:pPr>
-        <w:spacing w:after="40"/>
-        <w:ind w:left="360"/>
-        <w:jc w:val="both"/>
-        <w:rPr>
-          <w:rFonts w:asciiTheme="majorBidi" w:hAnsiTheme="majorBidi" w:cstheme="majorBidi"/>
-          <w:b/>
-          <w:bCs/>
-          <w:i/>
-          <w:iCs/>
-          <w:sz w:val="28"/>
-          <w:szCs w:val="28"/>
-        </w:rPr>
-      </w:pPr>
-      <w:proofErr w:type="spellStart"/>
-      <w:r>
-        <w:rPr>
-          <w:rFonts w:asciiTheme="majorBidi" w:hAnsiTheme="majorBidi" w:cstheme="majorBidi"/>
-          <w:b/>
-          <w:bCs/>
-          <w:i/>
-          <w:iCs/>
-          <w:sz w:val="28"/>
-          <w:szCs w:val="28"/>
-        </w:rPr>
-        <w:t>kubectl</w:t>
-      </w:r>
-      <w:proofErr w:type="spellEnd"/>
-      <w:r>
-        <w:rPr>
-          <w:rFonts w:asciiTheme="majorBidi" w:hAnsiTheme="majorBidi" w:cstheme="majorBidi"/>
-          <w:b/>
-          <w:bCs/>
-          <w:i/>
-          <w:iCs/>
-          <w:sz w:val="28"/>
-          <w:szCs w:val="28"/>
-        </w:rPr>
-        <w:t xml:space="preserve"> rollout history deployment nginx-deployment --revision=2</w:t>
-      </w:r>
-      <w:r>
-        <w:rPr>
-          <w:rFonts w:asciiTheme="majorBidi" w:hAnsiTheme="majorBidi" w:cstheme="majorBidi"/>
-          <w:b/>
-          <w:bCs/>
-          <w:i/>
-          <w:iCs/>
-          <w:sz w:val="28"/>
-          <w:szCs w:val="28"/>
-        </w:rPr>
-        <w:t xml:space="preserve"> </w:t>
-      </w:r>
-      <w:r>
-        <w:rPr>
-          <w:rFonts w:asciiTheme="majorBidi" w:hAnsiTheme="majorBidi" w:cstheme="majorBidi"/>
-          <w:sz w:val="28"/>
-          <w:szCs w:val="28"/>
-        </w:rPr>
-        <w:t xml:space="preserve">→ </w:t>
-      </w:r>
-      <w:r>
-        <w:rPr>
-          <w:rFonts w:asciiTheme="majorBidi" w:hAnsiTheme="majorBidi" w:cstheme="majorBidi"/>
-          <w:sz w:val="28"/>
-          <w:szCs w:val="28"/>
-        </w:rPr>
-        <w:t>This command shows the Pod template details of that specific revision, such as:</w:t>
-      </w:r>
-    </w:p>
-    <w:p>
-      <w:pPr>
-        <w:pStyle w:val="ListParagraph"/>
-        <w:numPr>
-          <w:ilvl w:val="0"/>
-          <w:numId w:val="30"/>
-        </w:numPr>
-        <w:jc w:val="both"/>
-        <w:rPr>
-          <w:rFonts w:asciiTheme="majorBidi" w:hAnsiTheme="majorBidi" w:cstheme="majorBidi"/>
-          <w:sz w:val="28"/>
-          <w:szCs w:val="28"/>
-        </w:rPr>
-      </w:pPr>
-      <w:r>
-        <w:rPr>
-          <w:rFonts w:asciiTheme="majorBidi" w:hAnsiTheme="majorBidi" w:cstheme="majorBidi"/>
-          <w:sz w:val="28"/>
-          <w:szCs w:val="28"/>
-        </w:rPr>
-        <w:t>container image</w:t>
-      </w:r>
-    </w:p>
-    <w:p>
-      <w:pPr>
-        <w:pStyle w:val="ListParagraph"/>
-        <w:numPr>
-          <w:ilvl w:val="0"/>
-          <w:numId w:val="30"/>
-        </w:numPr>
-        <w:jc w:val="both"/>
-        <w:rPr>
-          <w:rFonts w:asciiTheme="majorBidi" w:hAnsiTheme="majorBidi" w:cstheme="majorBidi"/>
-          <w:sz w:val="28"/>
-          <w:szCs w:val="28"/>
-        </w:rPr>
-      </w:pPr>
-      <w:r>
-        <w:rPr>
-          <w:rFonts w:asciiTheme="majorBidi" w:hAnsiTheme="majorBidi" w:cstheme="majorBidi"/>
-          <w:sz w:val="28"/>
-          <w:szCs w:val="28"/>
-        </w:rPr>
-        <w:t>environment variables</w:t>
-      </w:r>
-    </w:p>
-    <w:p>
-      <w:pPr>
-        <w:pStyle w:val="ListParagraph"/>
-        <w:numPr>
-          <w:ilvl w:val="0"/>
-          <w:numId w:val="30"/>
-        </w:numPr>
-        <w:jc w:val="both"/>
-        <w:rPr>
-          <w:rFonts w:asciiTheme="majorBidi" w:hAnsiTheme="majorBidi" w:cstheme="majorBidi"/>
-          <w:sz w:val="28"/>
-          <w:szCs w:val="28"/>
-        </w:rPr>
-      </w:pPr>
-      <w:r>
-        <w:rPr>
-          <w:rFonts w:asciiTheme="majorBidi" w:hAnsiTheme="majorBidi" w:cstheme="majorBidi"/>
-          <w:sz w:val="28"/>
-          <w:szCs w:val="28"/>
-        </w:rPr>
-        <w:t>container configuration</w:t>
-      </w:r>
-    </w:p>
-    <w:p>
-      <w:pPr>
-        <w:pStyle w:val="ListParagraph"/>
-        <w:jc w:val="both"/>
-        <w:rPr>
-          <w:rFonts w:asciiTheme="majorBidi" w:hAnsiTheme="majorBidi" w:cstheme="majorBidi"/>
-          <w:sz w:val="8"/>
-          <w:szCs w:val="8"/>
-        </w:rPr>
-      </w:pPr>
-    </w:p>
-    <w:p>
-      <w:pPr>
-        <w:pStyle w:val="ListParagraph"/>
-        <w:numPr>
-          <w:ilvl w:val="0"/>
-          <w:numId w:val="26"/>
-        </w:numPr>
-        <w:ind w:left="360"/>
-        <w:jc w:val="both"/>
-        <w:rPr>
-          <w:rFonts w:asciiTheme="majorBidi" w:hAnsiTheme="majorBidi" w:cstheme="majorBidi"/>
-          <w:sz w:val="28"/>
-          <w:szCs w:val="28"/>
-        </w:rPr>
-      </w:pPr>
-      <w:r>
-        <w:rPr>
-          <w:rFonts w:asciiTheme="majorBidi" w:hAnsiTheme="majorBidi" w:cstheme="majorBidi"/>
-          <w:sz w:val="28"/>
-          <w:szCs w:val="28"/>
-        </w:rPr>
-        <w:t xml:space="preserve">When Kubernetes updates a Deployment, it keeps track of revisions. Each revision represents a version of the Deployment configuration. These revisions are mainly stored and tracked through </w:t>
-      </w:r>
-      <w:proofErr w:type="spellStart"/>
-      <w:r>
-        <w:rPr>
-          <w:rFonts w:asciiTheme="majorBidi" w:hAnsiTheme="majorBidi" w:cstheme="majorBidi"/>
-          <w:sz w:val="28"/>
-          <w:szCs w:val="28"/>
-        </w:rPr>
-        <w:t>ReplicaSets</w:t>
-      </w:r>
-      <w:proofErr w:type="spellEnd"/>
-      <w:r>
-        <w:rPr>
-          <w:rFonts w:asciiTheme="majorBidi" w:hAnsiTheme="majorBidi" w:cstheme="majorBidi"/>
-          <w:sz w:val="28"/>
-          <w:szCs w:val="28"/>
-        </w:rPr>
-        <w:t xml:space="preserve"> and annotations.</w:t>
-      </w:r>
-    </w:p>
-    <w:p>
-      <w:pPr>
-        <w:pStyle w:val="ListParagraph"/>
-        <w:ind w:left="360"/>
-        <w:jc w:val="both"/>
-        <w:rPr>
-          <w:rFonts w:asciiTheme="majorBidi" w:hAnsiTheme="majorBidi" w:cstheme="majorBidi"/>
-          <w:sz w:val="6"/>
-          <w:szCs w:val="6"/>
-        </w:rPr>
-      </w:pPr>
-    </w:p>
-    <w:p>
-      <w:pPr>
-        <w:pStyle w:val="ListParagraph"/>
-        <w:numPr>
-          <w:ilvl w:val="0"/>
-          <w:numId w:val="27"/>
-        </w:numPr>
-        <w:spacing w:after="60"/>
-        <w:jc w:val="both"/>
-        <w:rPr>
-          <w:rFonts w:asciiTheme="majorBidi" w:hAnsiTheme="majorBidi" w:cstheme="majorBidi"/>
-          <w:b/>
-          <w:bCs/>
-          <w:sz w:val="28"/>
-          <w:szCs w:val="28"/>
-        </w:rPr>
-      </w:pPr>
-      <w:r>
-        <w:rPr>
-          <w:rFonts w:asciiTheme="majorBidi" w:hAnsiTheme="majorBidi" w:cstheme="majorBidi"/>
-          <w:b/>
-          <w:bCs/>
-          <w:i/>
-          <w:iCs/>
-          <w:sz w:val="28"/>
-          <w:szCs w:val="28"/>
-        </w:rPr>
-        <w:t>deployment.kubernetes.io/revision</w:t>
-      </w:r>
-      <w:r>
-        <w:rPr>
-          <w:rFonts w:asciiTheme="majorBidi" w:hAnsiTheme="majorBidi" w:cstheme="majorBidi"/>
-          <w:b/>
-          <w:bCs/>
-          <w:sz w:val="28"/>
-          <w:szCs w:val="28"/>
-        </w:rPr>
-        <w:t xml:space="preserve"> Annotation:</w:t>
-      </w:r>
-    </w:p>
-    <w:p>
-      <w:pPr>
-        <w:spacing w:after="60"/>
-        <w:ind w:left="720"/>
-        <w:jc w:val="both"/>
-        <w:rPr>
-          <w:rFonts w:asciiTheme="majorBidi" w:hAnsiTheme="majorBidi" w:cstheme="majorBidi"/>
-          <w:sz w:val="28"/>
-          <w:szCs w:val="28"/>
-        </w:rPr>
-      </w:pPr>
-      <w:r>
-        <w:rPr>
-          <w:rFonts w:asciiTheme="majorBidi" w:hAnsiTheme="majorBidi" w:cstheme="majorBidi"/>
-          <w:sz w:val="28"/>
-          <w:szCs w:val="28"/>
-        </w:rPr>
-        <w:t>Kubernetes automatically adds the annotation</w:t>
-      </w:r>
-      <w:r>
-        <w:rPr>
-          <w:rFonts w:asciiTheme="majorBidi" w:hAnsiTheme="majorBidi" w:cstheme="majorBidi"/>
-          <w:sz w:val="28"/>
-          <w:szCs w:val="28"/>
-        </w:rPr>
-        <w:t>.</w:t>
-      </w:r>
-      <w:r>
-        <w:rPr>
-          <w:rFonts w:asciiTheme="majorBidi" w:hAnsiTheme="majorBidi" w:cstheme="majorBidi"/>
-          <w:sz w:val="28"/>
-          <w:szCs w:val="28"/>
-        </w:rPr>
-        <w:t xml:space="preserve"> </w:t>
-      </w:r>
-      <w:r>
-        <w:rPr>
-          <w:rFonts w:asciiTheme="majorBidi" w:hAnsiTheme="majorBidi" w:cstheme="majorBidi"/>
-          <w:sz w:val="28"/>
-          <w:szCs w:val="28"/>
-        </w:rPr>
-        <w:t>This annotation contains the revision number of the Deployment</w:t>
-      </w:r>
-      <w:r>
-        <w:rPr>
-          <w:rFonts w:asciiTheme="majorBidi" w:hAnsiTheme="majorBidi" w:cstheme="majorBidi"/>
-          <w:sz w:val="28"/>
-          <w:szCs w:val="28"/>
-          <w:u w:val="single"/>
-        </w:rPr>
-        <w:t>. Example:</w:t>
-      </w:r>
-    </w:p>
-    <w:p>
-      <w:pPr>
-        <w:spacing w:after="60"/>
-        <w:ind w:left="720"/>
-        <w:jc w:val="both"/>
-        <w:rPr>
-          <w:rFonts w:asciiTheme="majorBidi" w:hAnsiTheme="majorBidi" w:cstheme="majorBidi"/>
-          <w:b/>
-          <w:bCs/>
-          <w:i/>
-          <w:iCs/>
-          <w:sz w:val="28"/>
-          <w:szCs w:val="28"/>
-        </w:rPr>
-      </w:pPr>
-      <w:r>
-        <w:rPr>
-          <w:rFonts w:asciiTheme="majorBidi" w:hAnsiTheme="majorBidi" w:cstheme="majorBidi"/>
-          <w:b/>
-          <w:bCs/>
-          <w:i/>
-          <w:iCs/>
-          <w:sz w:val="28"/>
-          <w:szCs w:val="28"/>
-        </w:rPr>
-        <w:lastRenderedPageBreak/>
-        <w:t>deployment.kubernetes.io/revision: "3"</w:t>
-      </w:r>
-      <w:r>
-        <w:t xml:space="preserve"> </w:t>
-      </w:r>
-      <w:r>
-        <w:rPr>
-          <w:rFonts w:asciiTheme="majorBidi" w:hAnsiTheme="majorBidi" w:cstheme="majorBidi"/>
-          <w:sz w:val="28"/>
-          <w:szCs w:val="28"/>
-        </w:rPr>
-        <w:t>→ Meaning:</w:t>
-      </w:r>
-    </w:p>
-    <w:p>
-      <w:pPr>
-        <w:pStyle w:val="ListParagraph"/>
-        <w:numPr>
-          <w:ilvl w:val="0"/>
-          <w:numId w:val="73"/>
-        </w:numPr>
-        <w:ind w:left="1080"/>
-        <w:jc w:val="both"/>
-        <w:rPr>
-          <w:rFonts w:asciiTheme="majorBidi" w:hAnsiTheme="majorBidi" w:cstheme="majorBidi"/>
-          <w:sz w:val="28"/>
-          <w:szCs w:val="28"/>
-        </w:rPr>
-      </w:pPr>
-      <w:r>
-        <w:rPr>
-          <w:rFonts w:asciiTheme="majorBidi" w:hAnsiTheme="majorBidi" w:cstheme="majorBidi"/>
-          <w:sz w:val="28"/>
-          <w:szCs w:val="28"/>
-        </w:rPr>
-        <w:t>Revision 1 → first Deployment version</w:t>
-      </w:r>
-    </w:p>
-    <w:p>
-      <w:pPr>
-        <w:pStyle w:val="ListParagraph"/>
-        <w:numPr>
-          <w:ilvl w:val="0"/>
-          <w:numId w:val="73"/>
-        </w:numPr>
-        <w:ind w:left="1080"/>
-        <w:jc w:val="both"/>
-        <w:rPr>
-          <w:rFonts w:asciiTheme="majorBidi" w:hAnsiTheme="majorBidi" w:cstheme="majorBidi"/>
-          <w:sz w:val="28"/>
-          <w:szCs w:val="28"/>
-        </w:rPr>
-      </w:pPr>
-      <w:r>
-        <w:rPr>
-          <w:rFonts w:asciiTheme="majorBidi" w:hAnsiTheme="majorBidi" w:cstheme="majorBidi"/>
-          <w:sz w:val="28"/>
-          <w:szCs w:val="28"/>
-        </w:rPr>
-        <w:t>Revision 2 → first update</w:t>
-      </w:r>
-    </w:p>
-    <w:p>
-      <w:pPr>
-        <w:pStyle w:val="ListParagraph"/>
-        <w:numPr>
-          <w:ilvl w:val="0"/>
-          <w:numId w:val="73"/>
-        </w:numPr>
-        <w:spacing w:after="60"/>
-        <w:ind w:left="1080"/>
-        <w:jc w:val="both"/>
-        <w:rPr>
-          <w:rFonts w:asciiTheme="majorBidi" w:hAnsiTheme="majorBidi" w:cstheme="majorBidi"/>
-          <w:sz w:val="28"/>
-          <w:szCs w:val="28"/>
-        </w:rPr>
-      </w:pPr>
-      <w:r>
-        <w:rPr>
-          <w:rFonts w:asciiTheme="majorBidi" w:hAnsiTheme="majorBidi" w:cstheme="majorBidi"/>
-          <w:sz w:val="28"/>
-          <w:szCs w:val="28"/>
-        </w:rPr>
-        <w:t>Revision 3 → second update</w:t>
-      </w:r>
-    </w:p>
-    <w:p>
-      <w:pPr>
-        <w:spacing w:after="40"/>
-        <w:ind w:left="720"/>
-        <w:jc w:val="both"/>
-        <w:rPr>
-          <w:rFonts w:asciiTheme="majorBidi" w:hAnsiTheme="majorBidi" w:cstheme="majorBidi"/>
-          <w:sz w:val="28"/>
-          <w:szCs w:val="28"/>
-        </w:rPr>
-      </w:pPr>
-      <w:r>
-        <w:rPr>
-          <w:rFonts w:asciiTheme="majorBidi" w:hAnsiTheme="majorBidi" w:cstheme="majorBidi"/>
-          <w:sz w:val="28"/>
-          <w:szCs w:val="28"/>
-        </w:rPr>
-        <w:t>Each time you modify the Deployment’s Pod template (for example, changing the image version), Kubernetes:</w:t>
-      </w:r>
-    </w:p>
-    <w:p>
-      <w:pPr>
-        <w:pStyle w:val="ListParagraph"/>
-        <w:numPr>
-          <w:ilvl w:val="0"/>
-          <w:numId w:val="74"/>
-        </w:numPr>
-        <w:jc w:val="both"/>
-        <w:rPr>
-          <w:rFonts w:asciiTheme="majorBidi" w:hAnsiTheme="majorBidi" w:cstheme="majorBidi"/>
-          <w:sz w:val="28"/>
-          <w:szCs w:val="28"/>
-        </w:rPr>
-      </w:pPr>
-      <w:r>
-        <w:rPr>
-          <w:rFonts w:asciiTheme="majorBidi" w:hAnsiTheme="majorBidi" w:cstheme="majorBidi"/>
-          <w:sz w:val="28"/>
-          <w:szCs w:val="28"/>
-        </w:rPr>
-        <w:t xml:space="preserve">Creates a new </w:t>
-      </w:r>
-      <w:proofErr w:type="spellStart"/>
-      <w:r>
-        <w:rPr>
-          <w:rFonts w:asciiTheme="majorBidi" w:hAnsiTheme="majorBidi" w:cstheme="majorBidi"/>
-          <w:sz w:val="28"/>
-          <w:szCs w:val="28"/>
-        </w:rPr>
-        <w:t>ReplicaSet</w:t>
-      </w:r>
-      <w:proofErr w:type="spellEnd"/>
-    </w:p>
-    <w:p>
-      <w:pPr>
-        <w:pStyle w:val="ListParagraph"/>
-        <w:numPr>
-          <w:ilvl w:val="0"/>
-          <w:numId w:val="74"/>
-        </w:numPr>
-        <w:jc w:val="both"/>
-        <w:rPr>
-          <w:rFonts w:asciiTheme="majorBidi" w:hAnsiTheme="majorBidi" w:cstheme="majorBidi"/>
-          <w:sz w:val="28"/>
-          <w:szCs w:val="28"/>
-        </w:rPr>
-      </w:pPr>
-      <w:r>
-        <w:rPr>
-          <w:rFonts w:asciiTheme="majorBidi" w:hAnsiTheme="majorBidi" w:cstheme="majorBidi"/>
-          <w:sz w:val="28"/>
-          <w:szCs w:val="28"/>
-        </w:rPr>
-        <w:t>Assigns it a new revision number</w:t>
-      </w:r>
-    </w:p>
-    <w:p>
-      <w:pPr>
-        <w:pStyle w:val="ListParagraph"/>
-        <w:numPr>
-          <w:ilvl w:val="0"/>
-          <w:numId w:val="74"/>
-        </w:numPr>
-        <w:spacing w:after="60"/>
-        <w:jc w:val="both"/>
-        <w:rPr>
-          <w:rFonts w:asciiTheme="majorBidi" w:hAnsiTheme="majorBidi" w:cstheme="majorBidi"/>
-          <w:sz w:val="28"/>
-          <w:szCs w:val="28"/>
-        </w:rPr>
-      </w:pPr>
-      <w:r>
-        <w:rPr>
-          <w:rFonts w:asciiTheme="majorBidi" w:hAnsiTheme="majorBidi" w:cstheme="majorBidi"/>
-          <w:sz w:val="28"/>
-          <w:szCs w:val="28"/>
-        </w:rPr>
-        <w:t>Stores the revision as this annotation</w:t>
-      </w:r>
-    </w:p>
-    <w:p>
-      <w:pPr>
-        <w:spacing w:after="80"/>
-        <w:ind w:left="720"/>
-        <w:jc w:val="both"/>
-        <w:rPr>
-          <w:rFonts w:asciiTheme="majorBidi" w:hAnsiTheme="majorBidi" w:cstheme="majorBidi"/>
-          <w:sz w:val="28"/>
-          <w:szCs w:val="28"/>
-        </w:rPr>
-      </w:pPr>
-      <w:r>
-        <w:rPr>
-          <w:rFonts w:asciiTheme="majorBidi" w:hAnsiTheme="majorBidi" w:cstheme="majorBidi"/>
-          <w:sz w:val="28"/>
-          <w:szCs w:val="28"/>
-        </w:rPr>
-        <w:t xml:space="preserve">During a rollback, Kubernetes simply switches back to an older </w:t>
-      </w:r>
-      <w:proofErr w:type="spellStart"/>
-      <w:r>
-        <w:rPr>
-          <w:rFonts w:asciiTheme="majorBidi" w:hAnsiTheme="majorBidi" w:cstheme="majorBidi"/>
-          <w:sz w:val="28"/>
-          <w:szCs w:val="28"/>
-        </w:rPr>
-        <w:t>ReplicaSet</w:t>
-      </w:r>
-      <w:proofErr w:type="spellEnd"/>
-      <w:r>
-        <w:rPr>
-          <w:rFonts w:asciiTheme="majorBidi" w:hAnsiTheme="majorBidi" w:cstheme="majorBidi"/>
-          <w:sz w:val="28"/>
-          <w:szCs w:val="28"/>
-        </w:rPr>
-        <w:t xml:space="preserve"> revision.</w:t>
-      </w:r>
-    </w:p>
-    <w:p>
-      <w:pPr>
-        <w:pStyle w:val="ListParagraph"/>
-        <w:numPr>
-          <w:ilvl w:val="0"/>
-          <w:numId w:val="28"/>
-        </w:numPr>
-        <w:spacing w:after="60"/>
-        <w:ind w:left="720"/>
-        <w:jc w:val="both"/>
-        <w:rPr>
-          <w:rFonts w:asciiTheme="majorBidi" w:hAnsiTheme="majorBidi" w:cstheme="majorBidi"/>
-          <w:b/>
-          <w:bCs/>
-          <w:sz w:val="28"/>
-          <w:szCs w:val="28"/>
-        </w:rPr>
-      </w:pPr>
-      <w:r>
-        <w:rPr>
-          <w:rFonts w:asciiTheme="majorBidi" w:hAnsiTheme="majorBidi" w:cstheme="majorBidi"/>
-          <w:b/>
-          <w:bCs/>
-          <w:i/>
-          <w:iCs/>
-          <w:sz w:val="28"/>
-          <w:szCs w:val="28"/>
-        </w:rPr>
-        <w:t>kubectl.kubernetes.io/last-applied-configuration</w:t>
-      </w:r>
-      <w:r>
-        <w:rPr>
-          <w:rFonts w:asciiTheme="majorBidi" w:hAnsiTheme="majorBidi" w:cstheme="majorBidi"/>
-          <w:b/>
-          <w:bCs/>
-          <w:sz w:val="28"/>
-          <w:szCs w:val="28"/>
-        </w:rPr>
-        <w:t xml:space="preserve"> Annotation</w:t>
-      </w:r>
-    </w:p>
-    <w:p>
-      <w:pPr>
-        <w:spacing w:after="60"/>
-        <w:ind w:left="720"/>
-        <w:jc w:val="both"/>
-        <w:rPr>
-          <w:rFonts w:asciiTheme="majorBidi" w:hAnsiTheme="majorBidi" w:cstheme="majorBidi"/>
-          <w:sz w:val="28"/>
-          <w:szCs w:val="28"/>
-        </w:rPr>
-      </w:pPr>
-      <w:r>
-        <w:rPr>
-          <w:rFonts w:asciiTheme="majorBidi" w:hAnsiTheme="majorBidi" w:cstheme="majorBidi"/>
-          <w:sz w:val="28"/>
-          <w:szCs w:val="28"/>
-        </w:rPr>
-        <w:t>When you create or update resources using</w:t>
-      </w:r>
-      <w:r>
-        <w:rPr>
-          <w:rFonts w:asciiTheme="majorBidi" w:hAnsiTheme="majorBidi" w:cstheme="majorBidi"/>
-          <w:sz w:val="28"/>
-          <w:szCs w:val="28"/>
-        </w:rPr>
-        <w:t xml:space="preserve"> </w:t>
-      </w:r>
-      <w:proofErr w:type="spellStart"/>
-      <w:r>
-        <w:rPr>
-          <w:rFonts w:asciiTheme="majorBidi" w:hAnsiTheme="majorBidi" w:cstheme="majorBidi"/>
-          <w:b/>
-          <w:bCs/>
-          <w:i/>
-          <w:iCs/>
-          <w:sz w:val="28"/>
-          <w:szCs w:val="28"/>
-        </w:rPr>
-        <w:t>kubectl</w:t>
-      </w:r>
-      <w:proofErr w:type="spellEnd"/>
-      <w:r>
-        <w:rPr>
-          <w:rFonts w:asciiTheme="majorBidi" w:hAnsiTheme="majorBidi" w:cstheme="majorBidi"/>
-          <w:b/>
-          <w:bCs/>
-          <w:i/>
-          <w:iCs/>
-          <w:sz w:val="28"/>
-          <w:szCs w:val="28"/>
-        </w:rPr>
-        <w:t xml:space="preserve"> apply -f </w:t>
-      </w:r>
-      <w:proofErr w:type="spellStart"/>
-      <w:proofErr w:type="gramStart"/>
-      <w:r>
-        <w:rPr>
-          <w:rFonts w:asciiTheme="majorBidi" w:hAnsiTheme="majorBidi" w:cstheme="majorBidi"/>
-          <w:b/>
-          <w:bCs/>
-          <w:i/>
-          <w:iCs/>
-          <w:sz w:val="28"/>
-          <w:szCs w:val="28"/>
-        </w:rPr>
-        <w:t>deployment.yaml</w:t>
-      </w:r>
-      <w:proofErr w:type="spellEnd"/>
-      <w:proofErr w:type="gramEnd"/>
-      <w:r>
-        <w:rPr>
-          <w:rFonts w:asciiTheme="majorBidi" w:hAnsiTheme="majorBidi" w:cstheme="majorBidi"/>
-          <w:sz w:val="28"/>
-          <w:szCs w:val="28"/>
-        </w:rPr>
-        <w:t xml:space="preserve">, </w:t>
-      </w:r>
-      <w:proofErr w:type="spellStart"/>
-      <w:r>
-        <w:rPr>
-          <w:rFonts w:asciiTheme="majorBidi" w:hAnsiTheme="majorBidi" w:cstheme="majorBidi"/>
-          <w:b/>
-          <w:bCs/>
-          <w:i/>
-          <w:iCs/>
-          <w:sz w:val="28"/>
-          <w:szCs w:val="28"/>
-        </w:rPr>
-        <w:t>kubectl</w:t>
-      </w:r>
-      <w:proofErr w:type="spellEnd"/>
-      <w:r>
-        <w:rPr>
-          <w:rFonts w:asciiTheme="majorBidi" w:hAnsiTheme="majorBidi" w:cstheme="majorBidi"/>
-          <w:sz w:val="28"/>
-          <w:szCs w:val="28"/>
-        </w:rPr>
-        <w:t xml:space="preserve"> stores the entire applied configuration inside th</w:t>
-      </w:r>
-      <w:r>
-        <w:rPr>
-          <w:rFonts w:asciiTheme="majorBidi" w:hAnsiTheme="majorBidi" w:cstheme="majorBidi"/>
-          <w:sz w:val="28"/>
-          <w:szCs w:val="28"/>
-        </w:rPr>
-        <w:t>is</w:t>
-      </w:r>
-      <w:r>
-        <w:rPr>
-          <w:rFonts w:asciiTheme="majorBidi" w:hAnsiTheme="majorBidi" w:cstheme="majorBidi"/>
-          <w:sz w:val="28"/>
-          <w:szCs w:val="28"/>
-        </w:rPr>
-        <w:t xml:space="preserve"> annotation</w:t>
-      </w:r>
-      <w:r>
-        <w:rPr>
-          <w:rFonts w:asciiTheme="majorBidi" w:hAnsiTheme="majorBidi" w:cstheme="majorBidi"/>
-          <w:sz w:val="28"/>
-          <w:szCs w:val="28"/>
-        </w:rPr>
-        <w:t xml:space="preserve">. </w:t>
-      </w:r>
-      <w:r>
-        <w:rPr>
-          <w:rFonts w:asciiTheme="majorBidi" w:hAnsiTheme="majorBidi" w:cstheme="majorBidi"/>
-          <w:sz w:val="28"/>
-          <w:szCs w:val="28"/>
-        </w:rPr>
-        <w:t>This annotation contains the previously applied YAML configuration in JSON format.</w:t>
-      </w:r>
-    </w:p>
-    <w:p>
-      <w:pPr>
-        <w:spacing w:after="60"/>
-        <w:ind w:left="720"/>
-        <w:jc w:val="both"/>
-        <w:rPr>
-          <w:rFonts w:asciiTheme="majorBidi" w:hAnsiTheme="majorBidi" w:cstheme="majorBidi"/>
-          <w:b/>
-          <w:bCs/>
-          <w:sz w:val="28"/>
-          <w:szCs w:val="28"/>
-        </w:rPr>
-      </w:pPr>
-      <w:r>
-        <w:rPr>
-          <w:rFonts w:asciiTheme="majorBidi" w:hAnsiTheme="majorBidi" w:cstheme="majorBidi"/>
-          <w:b/>
-          <w:bCs/>
-          <w:sz w:val="28"/>
-          <w:szCs w:val="28"/>
-        </w:rPr>
-        <w:t>Purpose:</w:t>
-      </w:r>
-    </w:p>
-    <w:p>
-      <w:pPr>
-        <w:pStyle w:val="ListParagraph"/>
-        <w:numPr>
-          <w:ilvl w:val="0"/>
-          <w:numId w:val="75"/>
-        </w:numPr>
-        <w:ind w:left="1080"/>
-        <w:jc w:val="both"/>
-        <w:rPr>
-          <w:rFonts w:asciiTheme="majorBidi" w:hAnsiTheme="majorBidi" w:cstheme="majorBidi"/>
-          <w:sz w:val="28"/>
-          <w:szCs w:val="28"/>
-        </w:rPr>
-      </w:pPr>
-      <w:r>
-        <w:rPr>
-          <w:rFonts w:asciiTheme="majorBidi" w:hAnsiTheme="majorBidi" w:cstheme="majorBidi"/>
-          <w:sz w:val="28"/>
-          <w:szCs w:val="28"/>
-        </w:rPr>
-        <w:t xml:space="preserve">Allows </w:t>
-      </w:r>
-      <w:proofErr w:type="spellStart"/>
-      <w:r>
-        <w:rPr>
-          <w:rFonts w:asciiTheme="majorBidi" w:hAnsiTheme="majorBidi" w:cstheme="majorBidi"/>
-          <w:b/>
-          <w:bCs/>
-          <w:i/>
-          <w:iCs/>
-          <w:sz w:val="28"/>
-          <w:szCs w:val="28"/>
-        </w:rPr>
-        <w:t>kubectl</w:t>
-      </w:r>
-      <w:proofErr w:type="spellEnd"/>
-      <w:r>
-        <w:rPr>
-          <w:rFonts w:asciiTheme="majorBidi" w:hAnsiTheme="majorBidi" w:cstheme="majorBidi"/>
-          <w:b/>
-          <w:bCs/>
-          <w:i/>
-          <w:iCs/>
-          <w:sz w:val="28"/>
-          <w:szCs w:val="28"/>
-        </w:rPr>
-        <w:t xml:space="preserve"> apply</w:t>
-      </w:r>
-      <w:r>
-        <w:rPr>
-          <w:rFonts w:asciiTheme="majorBidi" w:hAnsiTheme="majorBidi" w:cstheme="majorBidi"/>
-          <w:sz w:val="28"/>
-          <w:szCs w:val="28"/>
-        </w:rPr>
-        <w:t xml:space="preserve"> to compare the current configuration with the previously applied configuration</w:t>
-      </w:r>
-    </w:p>
-    <w:p>
-      <w:pPr>
-        <w:pStyle w:val="ListParagraph"/>
-        <w:numPr>
-          <w:ilvl w:val="0"/>
-          <w:numId w:val="75"/>
-        </w:numPr>
-        <w:ind w:left="1080"/>
-        <w:jc w:val="both"/>
-        <w:rPr>
-          <w:rFonts w:asciiTheme="majorBidi" w:hAnsiTheme="majorBidi" w:cstheme="majorBidi"/>
-          <w:sz w:val="28"/>
-          <w:szCs w:val="28"/>
-        </w:rPr>
-      </w:pPr>
-      <w:r>
-        <w:rPr>
-          <w:rFonts w:asciiTheme="majorBidi" w:hAnsiTheme="majorBidi" w:cstheme="majorBidi"/>
-          <w:sz w:val="28"/>
-          <w:szCs w:val="28"/>
-        </w:rPr>
-        <w:t>Enables declarative updates</w:t>
-      </w:r>
-    </w:p>
-    <w:p>
-      <w:pPr>
-        <w:pStyle w:val="ListParagraph"/>
-        <w:numPr>
-          <w:ilvl w:val="0"/>
-          <w:numId w:val="75"/>
-        </w:numPr>
-        <w:spacing w:after="60"/>
-        <w:ind w:left="1080"/>
-        <w:jc w:val="both"/>
-        <w:rPr>
-          <w:rFonts w:asciiTheme="majorBidi" w:hAnsiTheme="majorBidi" w:cstheme="majorBidi"/>
-          <w:sz w:val="28"/>
-          <w:szCs w:val="28"/>
-        </w:rPr>
-      </w:pPr>
-      <w:r>
-        <w:rPr>
-          <w:rFonts w:asciiTheme="majorBidi" w:hAnsiTheme="majorBidi" w:cstheme="majorBidi"/>
-          <w:sz w:val="28"/>
-          <w:szCs w:val="28"/>
-        </w:rPr>
-        <w:t xml:space="preserve">Helps </w:t>
-      </w:r>
-      <w:proofErr w:type="spellStart"/>
-      <w:r>
-        <w:rPr>
-          <w:rFonts w:asciiTheme="majorBidi" w:hAnsiTheme="majorBidi" w:cstheme="majorBidi"/>
-          <w:b/>
-          <w:bCs/>
-          <w:i/>
-          <w:iCs/>
-          <w:sz w:val="28"/>
-          <w:szCs w:val="28"/>
-        </w:rPr>
-        <w:t>kubectl</w:t>
-      </w:r>
-      <w:proofErr w:type="spellEnd"/>
-      <w:r>
-        <w:rPr>
-          <w:rFonts w:asciiTheme="majorBidi" w:hAnsiTheme="majorBidi" w:cstheme="majorBidi"/>
-          <w:sz w:val="28"/>
-          <w:szCs w:val="28"/>
-        </w:rPr>
-        <w:t xml:space="preserve"> calculate what fields should be added, updated, or removed</w:t>
-      </w:r>
-    </w:p>
-    <w:p>
-      <w:pPr>
-        <w:spacing w:after="60"/>
-        <w:ind w:left="720"/>
-        <w:jc w:val="both"/>
-        <w:rPr>
-          <w:rFonts w:asciiTheme="majorBidi" w:hAnsiTheme="majorBidi" w:cstheme="majorBidi"/>
-          <w:b/>
-          <w:bCs/>
-          <w:sz w:val="28"/>
-          <w:szCs w:val="28"/>
-        </w:rPr>
-      </w:pPr>
-      <w:r>
-        <w:rPr>
-          <w:rFonts w:asciiTheme="majorBidi" w:hAnsiTheme="majorBidi" w:cstheme="majorBidi"/>
-          <w:b/>
-          <w:bCs/>
-          <w:sz w:val="28"/>
-          <w:szCs w:val="28"/>
-        </w:rPr>
-        <w:t>Important points:</w:t>
-      </w:r>
-    </w:p>
-    <w:p>
-      <w:pPr>
-        <w:pStyle w:val="ListParagraph"/>
-        <w:numPr>
-          <w:ilvl w:val="0"/>
-          <w:numId w:val="76"/>
-        </w:numPr>
-        <w:ind w:left="1080"/>
-        <w:jc w:val="both"/>
-        <w:rPr>
-          <w:rFonts w:asciiTheme="majorBidi" w:hAnsiTheme="majorBidi" w:cstheme="majorBidi"/>
-          <w:sz w:val="28"/>
-          <w:szCs w:val="28"/>
-        </w:rPr>
-      </w:pPr>
-      <w:r>
-        <w:rPr>
-          <w:rFonts w:asciiTheme="majorBidi" w:hAnsiTheme="majorBidi" w:cstheme="majorBidi"/>
-          <w:sz w:val="28"/>
-          <w:szCs w:val="28"/>
-        </w:rPr>
-        <w:t xml:space="preserve">Managed by </w:t>
-      </w:r>
-      <w:proofErr w:type="spellStart"/>
-      <w:r>
-        <w:rPr>
-          <w:rFonts w:asciiTheme="majorBidi" w:hAnsiTheme="majorBidi" w:cstheme="majorBidi"/>
-          <w:sz w:val="28"/>
-          <w:szCs w:val="28"/>
-        </w:rPr>
-        <w:t>kubectl</w:t>
-      </w:r>
-      <w:proofErr w:type="spellEnd"/>
-      <w:r>
-        <w:rPr>
-          <w:rFonts w:asciiTheme="majorBidi" w:hAnsiTheme="majorBidi" w:cstheme="majorBidi"/>
-          <w:sz w:val="28"/>
-          <w:szCs w:val="28"/>
-        </w:rPr>
-        <w:t>, not by Kubernetes itself</w:t>
-      </w:r>
-    </w:p>
-    <w:p>
-      <w:pPr>
-        <w:pStyle w:val="ListParagraph"/>
-        <w:numPr>
-          <w:ilvl w:val="0"/>
-          <w:numId w:val="76"/>
-        </w:numPr>
-        <w:ind w:left="1080"/>
-        <w:jc w:val="both"/>
-        <w:rPr>
-          <w:rFonts w:asciiTheme="majorBidi" w:hAnsiTheme="majorBidi" w:cstheme="majorBidi"/>
-          <w:b/>
-          <w:bCs/>
-          <w:i/>
-          <w:iCs/>
-          <w:sz w:val="28"/>
-          <w:szCs w:val="28"/>
-        </w:rPr>
-      </w:pPr>
-      <w:r>
-        <w:rPr>
-          <w:rFonts w:asciiTheme="majorBidi" w:hAnsiTheme="majorBidi" w:cstheme="majorBidi"/>
-          <w:sz w:val="28"/>
-          <w:szCs w:val="28"/>
-        </w:rPr>
-        <w:t xml:space="preserve">Only exists when using </w:t>
-      </w:r>
-      <w:proofErr w:type="spellStart"/>
-      <w:r>
-        <w:rPr>
-          <w:rFonts w:asciiTheme="majorBidi" w:hAnsiTheme="majorBidi" w:cstheme="majorBidi"/>
-          <w:b/>
-          <w:bCs/>
-          <w:i/>
-          <w:iCs/>
-          <w:sz w:val="28"/>
-          <w:szCs w:val="28"/>
-        </w:rPr>
-        <w:t>kubectl</w:t>
-      </w:r>
-      <w:proofErr w:type="spellEnd"/>
-      <w:r>
-        <w:rPr>
-          <w:rFonts w:asciiTheme="majorBidi" w:hAnsiTheme="majorBidi" w:cstheme="majorBidi"/>
-          <w:b/>
-          <w:bCs/>
-          <w:i/>
-          <w:iCs/>
-          <w:sz w:val="28"/>
-          <w:szCs w:val="28"/>
-        </w:rPr>
-        <w:t xml:space="preserve"> apply</w:t>
-      </w:r>
-    </w:p>
-    <w:p>
-      <w:pPr>
-        <w:pStyle w:val="ListParagraph"/>
-        <w:numPr>
-          <w:ilvl w:val="0"/>
-          <w:numId w:val="76"/>
-        </w:numPr>
-        <w:ind w:left="1080"/>
-        <w:jc w:val="both"/>
-        <w:rPr>
-          <w:rFonts w:asciiTheme="majorBidi" w:hAnsiTheme="majorBidi" w:cstheme="majorBidi"/>
-          <w:sz w:val="28"/>
-          <w:szCs w:val="28"/>
-        </w:rPr>
-      </w:pPr>
-      <w:r>
-        <w:rPr>
-          <w:rFonts w:asciiTheme="majorBidi" w:hAnsiTheme="majorBidi" w:cstheme="majorBidi"/>
-          <w:sz w:val="28"/>
-          <w:szCs w:val="28"/>
-        </w:rPr>
-        <w:t xml:space="preserve">Not used when resources are created with </w:t>
-      </w:r>
-      <w:proofErr w:type="spellStart"/>
-      <w:r>
-        <w:rPr>
-          <w:rFonts w:asciiTheme="majorBidi" w:hAnsiTheme="majorBidi" w:cstheme="majorBidi"/>
-          <w:b/>
-          <w:bCs/>
-          <w:i/>
-          <w:iCs/>
-          <w:sz w:val="28"/>
-          <w:szCs w:val="28"/>
-        </w:rPr>
-        <w:t>kubectl</w:t>
-      </w:r>
-      <w:proofErr w:type="spellEnd"/>
-      <w:r>
-        <w:rPr>
-          <w:rFonts w:asciiTheme="majorBidi" w:hAnsiTheme="majorBidi" w:cstheme="majorBidi"/>
-          <w:b/>
-          <w:bCs/>
-          <w:i/>
-          <w:iCs/>
-          <w:sz w:val="28"/>
-          <w:szCs w:val="28"/>
-        </w:rPr>
-        <w:t xml:space="preserve"> create</w:t>
-      </w:r>
-    </w:p>
-    <w:p>
-      <w:pPr>
-        <w:pStyle w:val="ListParagraph"/>
-        <w:ind w:left="1080"/>
-        <w:jc w:val="both"/>
-        <w:rPr>
-          <w:rFonts w:asciiTheme="majorBidi" w:hAnsiTheme="majorBidi" w:cstheme="majorBidi"/>
-          <w:sz w:val="8"/>
-          <w:szCs w:val="8"/>
-        </w:rPr>
-      </w:pPr>
-    </w:p>
-    <w:p>
-      <w:pPr>
-        <w:pStyle w:val="ListParagraph"/>
-        <w:numPr>
-          <w:ilvl w:val="0"/>
-          <w:numId w:val="31"/>
-        </w:numPr>
-        <w:spacing w:after="100"/>
-        <w:ind w:left="360"/>
-        <w:jc w:val="both"/>
-        <w:rPr>
-          <w:rFonts w:asciiTheme="majorBidi" w:hAnsiTheme="majorBidi" w:cstheme="majorBidi"/>
-          <w:sz w:val="28"/>
-          <w:szCs w:val="28"/>
-        </w:rPr>
-      </w:pPr>
-      <w:r>
-        <w:rPr>
-          <w:rFonts w:asciiTheme="majorBidi" w:hAnsiTheme="majorBidi" w:cstheme="majorBidi"/>
-          <w:sz w:val="28"/>
-          <w:szCs w:val="28"/>
-        </w:rPr>
-        <w:t>The Deployment rollback mechanism in Kubernetes operates entirely at the application layer, not at the storage or data layer. When you roll back a Deployment, Kubernetes only reverts the Deployment configuration</w:t>
-      </w:r>
-      <w:r>
-        <w:rPr>
-          <w:rFonts w:asciiTheme="majorBidi" w:hAnsiTheme="majorBidi" w:cstheme="majorBidi"/>
-          <w:sz w:val="28"/>
-          <w:szCs w:val="28"/>
-        </w:rPr>
-        <w:t>.</w:t>
-      </w:r>
-      <w:r>
-        <w:rPr>
-          <w:rFonts w:asciiTheme="majorBidi" w:hAnsiTheme="majorBidi" w:cstheme="majorBidi"/>
-          <w:sz w:val="28"/>
-          <w:szCs w:val="28"/>
-        </w:rPr>
-        <w:t xml:space="preserve"> </w:t>
-      </w:r>
-      <w:r>
-        <w:rPr>
-          <w:rFonts w:asciiTheme="majorBidi" w:hAnsiTheme="majorBidi" w:cstheme="majorBidi"/>
-          <w:sz w:val="28"/>
-          <w:szCs w:val="28"/>
-        </w:rPr>
-        <w:t>T</w:t>
-      </w:r>
-      <w:r>
-        <w:rPr>
-          <w:rFonts w:asciiTheme="majorBidi" w:hAnsiTheme="majorBidi" w:cstheme="majorBidi"/>
-          <w:sz w:val="28"/>
-          <w:szCs w:val="28"/>
-        </w:rPr>
-        <w:t>hings like the image version, environment variables, and Pod template</w:t>
-      </w:r>
-      <w:r>
-        <w:rPr>
-          <w:rFonts w:asciiTheme="majorBidi" w:hAnsiTheme="majorBidi" w:cstheme="majorBidi"/>
-          <w:sz w:val="28"/>
-          <w:szCs w:val="28"/>
-        </w:rPr>
-        <w:t>,</w:t>
-      </w:r>
-      <w:r>
-        <w:rPr>
-          <w:rFonts w:asciiTheme="majorBidi" w:hAnsiTheme="majorBidi" w:cstheme="majorBidi"/>
-          <w:sz w:val="28"/>
-          <w:szCs w:val="28"/>
-        </w:rPr>
-        <w:t xml:space="preserve"> but it does not revert or restore the contents of any </w:t>
-      </w:r>
-      <w:r>
-        <w:rPr>
-          <w:rFonts w:asciiTheme="majorBidi" w:hAnsiTheme="majorBidi" w:cstheme="majorBidi"/>
-          <w:b/>
-          <w:bCs/>
-          <w:i/>
-          <w:iCs/>
-          <w:sz w:val="28"/>
-          <w:szCs w:val="28"/>
-        </w:rPr>
-        <w:t>PersistentVolumes</w:t>
-      </w:r>
-      <w:r>
-        <w:rPr>
-          <w:rFonts w:asciiTheme="majorBidi" w:hAnsiTheme="majorBidi" w:cstheme="majorBidi"/>
-          <w:sz w:val="28"/>
-          <w:szCs w:val="28"/>
-        </w:rPr>
-        <w:t xml:space="preserve"> or attached storage. So even if you return the application container to an older version, the data stored on the volume remains as it was</w:t>
-      </w:r>
-      <w:r>
-        <w:rPr>
-          <w:rFonts w:asciiTheme="majorBidi" w:hAnsiTheme="majorBidi" w:cstheme="majorBidi"/>
-          <w:sz w:val="28"/>
-          <w:szCs w:val="28"/>
-        </w:rPr>
-        <w:t>,</w:t>
-      </w:r>
-      <w:r>
-        <w:rPr>
-          <w:rFonts w:asciiTheme="majorBidi" w:hAnsiTheme="majorBidi" w:cstheme="majorBidi"/>
-          <w:sz w:val="28"/>
-          <w:szCs w:val="28"/>
-        </w:rPr>
-        <w:t xml:space="preserve"> including any changes made while the newer version was running. That’s why a Deployment rollback is called an application‑level rollback</w:t>
-      </w:r>
-      <w:r>
-        <w:rPr>
-          <w:rFonts w:asciiTheme="majorBidi" w:hAnsiTheme="majorBidi" w:cstheme="majorBidi"/>
-          <w:sz w:val="28"/>
-          <w:szCs w:val="28"/>
-        </w:rPr>
-        <w:t>.</w:t>
-      </w:r>
-      <w:r>
-        <w:rPr>
-          <w:rFonts w:asciiTheme="majorBidi" w:hAnsiTheme="majorBidi" w:cstheme="majorBidi"/>
-          <w:sz w:val="28"/>
-          <w:szCs w:val="28"/>
-        </w:rPr>
-        <w:t xml:space="preserve"> </w:t>
-      </w:r>
-      <w:r>
-        <w:rPr>
-          <w:rFonts w:asciiTheme="majorBidi" w:hAnsiTheme="majorBidi" w:cstheme="majorBidi"/>
-          <w:sz w:val="28"/>
-          <w:szCs w:val="28"/>
-        </w:rPr>
-        <w:t>I</w:t>
-      </w:r>
-      <w:r>
-        <w:rPr>
-          <w:rFonts w:asciiTheme="majorBidi" w:hAnsiTheme="majorBidi" w:cstheme="majorBidi"/>
-          <w:sz w:val="28"/>
-          <w:szCs w:val="28"/>
-        </w:rPr>
-        <w:t>t changes the application code and configuration, but not persistent state.</w:t>
-      </w:r>
-    </w:p>
-    <w:p>
-      <w:pPr>
-        <w:spacing w:after="60"/>
-        <w:jc w:val="both"/>
-        <w:rPr>
-          <w:rFonts w:asciiTheme="majorBidi" w:hAnsiTheme="majorBidi" w:cstheme="majorBidi"/>
-          <w:b/>
-          <w:bCs/>
-          <w:sz w:val="32"/>
-          <w:szCs w:val="32"/>
-        </w:rPr>
-      </w:pPr>
-      <w:r>
-        <w:rPr>
-          <w:rFonts w:asciiTheme="majorBidi" w:hAnsiTheme="majorBidi" w:cstheme="majorBidi"/>
-          <w:b/>
-          <w:bCs/>
-          <w:sz w:val="32"/>
-          <w:szCs w:val="32"/>
-        </w:rPr>
-        <w:t xml:space="preserve">Rollout Pause </w:t>
-      </w:r>
-      <w:r>
         <w:rPr>
           <w:rFonts w:asciiTheme="majorBidi" w:hAnsiTheme="majorBidi" w:cstheme="majorBidi"/>
           <w:b/>
@@ -3798,107 +52,59 @@
           <w:sz w:val="36"/>
           <w:szCs w:val="36"/>
         </w:rPr>
-        <w:t xml:space="preserve">and Resume </w:t>
-      </w:r>
-      <w:r>
+      </w:pPr>
+    </w:p>
+    <w:p>
+      <w:pPr>
+        <w:spacing w:after="60"/>
+        <w:jc w:val="both"/>
         <w:rPr>
           <w:rFonts w:asciiTheme="majorBidi" w:hAnsiTheme="majorBidi" w:cstheme="majorBidi"/>
           <w:b/>
           <w:bCs/>
-          <w:sz w:val="32"/>
-          <w:szCs w:val="32"/>
-        </w:rPr>
-        <w:t>(</w:t>
-      </w:r>
-      <w:proofErr w:type="spellStart"/>
-      <w:r>
+          <w:sz w:val="36"/>
+          <w:szCs w:val="36"/>
+        </w:rPr>
+      </w:pPr>
+    </w:p>
+    <w:p>
+      <w:pPr>
+        <w:spacing w:after="60"/>
+        <w:jc w:val="both"/>
         <w:rPr>
           <w:rFonts w:asciiTheme="majorBidi" w:hAnsiTheme="majorBidi" w:cstheme="majorBidi"/>
           <w:b/>
           <w:bCs/>
-          <w:sz w:val="32"/>
-          <w:szCs w:val="32"/>
-        </w:rPr>
-        <w:t>Unpause</w:t>
-      </w:r>
-      <w:proofErr w:type="spellEnd"/>
-      <w:r>
+          <w:sz w:val="36"/>
+          <w:szCs w:val="36"/>
+        </w:rPr>
+      </w:pPr>
+    </w:p>
+    <w:p>
+      <w:pPr>
+        <w:spacing w:after="60"/>
+        <w:jc w:val="both"/>
         <w:rPr>
           <w:rFonts w:asciiTheme="majorBidi" w:hAnsiTheme="majorBidi" w:cstheme="majorBidi"/>
           <w:b/>
           <w:bCs/>
-          <w:sz w:val="32"/>
-          <w:szCs w:val="32"/>
-        </w:rPr>
-        <w:t>)</w:t>
-      </w:r>
-      <w:r>
+          <w:sz w:val="36"/>
+          <w:szCs w:val="36"/>
+        </w:rPr>
+      </w:pPr>
+    </w:p>
+    <w:p>
+      <w:pPr>
+        <w:spacing w:after="60"/>
+        <w:jc w:val="both"/>
         <w:rPr>
           <w:rFonts w:asciiTheme="majorBidi" w:hAnsiTheme="majorBidi" w:cstheme="majorBidi"/>
           <w:b/>
           <w:bCs/>
-          <w:sz w:val="32"/>
-          <w:szCs w:val="32"/>
-        </w:rPr>
-        <w:t>:</w:t>
-      </w:r>
-    </w:p>
-    <w:p>
-      <w:pPr>
-        <w:spacing w:after="60"/>
-        <w:jc w:val="both"/>
-        <w:rPr>
-          <w:rFonts w:asciiTheme="majorBidi" w:hAnsiTheme="majorBidi" w:cstheme="majorBidi"/>
-          <w:sz w:val="28"/>
-          <w:szCs w:val="28"/>
-        </w:rPr>
-      </w:pPr>
-      <w:r>
-        <w:rPr>
-          <w:rFonts w:asciiTheme="majorBidi" w:hAnsiTheme="majorBidi" w:cstheme="majorBidi"/>
-          <w:sz w:val="28"/>
-          <w:szCs w:val="28"/>
-        </w:rPr>
-        <w:t>Kubernetes allows you to pause and resume a Deployment rollout. This feature is useful when you want to apply multiple changes without triggering multiple rollouts.</w:t>
-      </w:r>
-    </w:p>
-    <w:p>
-      <w:pPr>
-        <w:spacing w:after="120"/>
-        <w:jc w:val="both"/>
-        <w:rPr>
-          <w:rFonts w:asciiTheme="majorBidi" w:hAnsiTheme="majorBidi" w:cstheme="majorBidi"/>
-          <w:sz w:val="28"/>
-          <w:szCs w:val="28"/>
-        </w:rPr>
-      </w:pPr>
-      <w:r>
-        <w:rPr>
-          <w:rFonts w:asciiTheme="majorBidi" w:hAnsiTheme="majorBidi" w:cstheme="majorBidi"/>
-          <w:sz w:val="28"/>
-          <w:szCs w:val="28"/>
-        </w:rPr>
-        <w:lastRenderedPageBreak/>
-        <w:t xml:space="preserve">Normally, every change to a Deployment’s Pod template creates a new </w:t>
-      </w:r>
-      <w:proofErr w:type="spellStart"/>
-      <w:r>
-        <w:rPr>
-          <w:rFonts w:asciiTheme="majorBidi" w:hAnsiTheme="majorBidi" w:cstheme="majorBidi"/>
-          <w:sz w:val="28"/>
-          <w:szCs w:val="28"/>
-        </w:rPr>
-        <w:t>ReplicaSet</w:t>
-      </w:r>
-      <w:proofErr w:type="spellEnd"/>
-      <w:r>
-        <w:rPr>
-          <w:rFonts w:asciiTheme="majorBidi" w:hAnsiTheme="majorBidi" w:cstheme="majorBidi"/>
-          <w:sz w:val="28"/>
-          <w:szCs w:val="28"/>
-        </w:rPr>
-        <w:t xml:space="preserve"> and a new revision. By pausing the rollout, you can temporarily stop this process, make several updates, and then resume the rollout once everything is ready.</w:t>
-      </w:r>
+          <w:sz w:val="36"/>
+          <w:szCs w:val="36"/>
+        </w:rPr>
+      </w:pPr>
     </w:p>
     <w:p>
       <w:pPr>
@@ -3908,2195 +114,10 @@
           <w:rFonts w:asciiTheme="majorBidi" w:hAnsiTheme="majorBidi" w:cstheme="majorBidi"/>
           <w:b/>
           <w:bCs/>
-          <w:sz w:val="28"/>
-          <w:szCs w:val="28"/>
-        </w:rPr>
-      </w:pPr>
-      <w:r>
-        <w:rPr>
-          <w:rFonts w:asciiTheme="majorBidi" w:hAnsiTheme="majorBidi" w:cstheme="majorBidi"/>
-          <w:b/>
-          <w:bCs/>
-          <w:sz w:val="28"/>
-          <w:szCs w:val="28"/>
-        </w:rPr>
-        <w:t xml:space="preserve">Pausing a </w:t>
-      </w:r>
-      <w:r>
-        <w:rPr>
-          <w:rFonts w:asciiTheme="majorBidi" w:hAnsiTheme="majorBidi" w:cstheme="majorBidi"/>
-          <w:b/>
-          <w:bCs/>
-          <w:sz w:val="32"/>
-          <w:szCs w:val="32"/>
-        </w:rPr>
-        <w:t>Deployment Rollout</w:t>
-      </w:r>
-      <w:r>
-        <w:rPr>
-          <w:rFonts w:asciiTheme="majorBidi" w:hAnsiTheme="majorBidi" w:cstheme="majorBidi"/>
-          <w:b/>
-          <w:bCs/>
-          <w:sz w:val="28"/>
-          <w:szCs w:val="28"/>
-        </w:rPr>
-        <w:t>:</w:t>
-      </w:r>
-    </w:p>
-    <w:p>
-      <w:pPr>
-        <w:spacing w:after="60"/>
-        <w:jc w:val="both"/>
-        <w:rPr>
-          <w:rFonts w:asciiTheme="majorBidi" w:hAnsiTheme="majorBidi" w:cstheme="majorBidi"/>
-          <w:sz w:val="28"/>
-          <w:szCs w:val="28"/>
-        </w:rPr>
-      </w:pPr>
-      <w:r>
-        <w:rPr>
-          <w:rFonts w:asciiTheme="majorBidi" w:hAnsiTheme="majorBidi" w:cstheme="majorBidi"/>
-          <w:sz w:val="28"/>
-          <w:szCs w:val="28"/>
-        </w:rPr>
-        <w:t>You can pause a Deployment using:</w:t>
-      </w:r>
-    </w:p>
-    <w:p>
-      <w:pPr>
-        <w:spacing w:after="120"/>
-        <w:jc w:val="both"/>
-        <w:rPr>
-          <w:rFonts w:asciiTheme="majorBidi" w:hAnsiTheme="majorBidi" w:cstheme="majorBidi"/>
-          <w:b/>
-          <w:bCs/>
-          <w:i/>
-          <w:iCs/>
-          <w:sz w:val="28"/>
-          <w:szCs w:val="28"/>
-        </w:rPr>
-      </w:pPr>
-      <w:proofErr w:type="spellStart"/>
-      <w:r>
-        <w:rPr>
-          <w:rFonts w:asciiTheme="majorBidi" w:hAnsiTheme="majorBidi" w:cstheme="majorBidi"/>
-          <w:b/>
-          <w:bCs/>
-          <w:i/>
-          <w:iCs/>
-          <w:sz w:val="28"/>
-          <w:szCs w:val="28"/>
-        </w:rPr>
-        <w:t>kubectl</w:t>
-      </w:r>
-      <w:proofErr w:type="spellEnd"/>
-      <w:r>
-        <w:rPr>
-          <w:rFonts w:asciiTheme="majorBidi" w:hAnsiTheme="majorBidi" w:cstheme="majorBidi"/>
-          <w:b/>
-          <w:bCs/>
-          <w:i/>
-          <w:iCs/>
-          <w:sz w:val="28"/>
-          <w:szCs w:val="28"/>
-        </w:rPr>
-        <w:t xml:space="preserve"> rollout pause deployment &lt;deployment-name&gt;</w:t>
-      </w:r>
-    </w:p>
-    <w:p>
-      <w:pPr>
-        <w:spacing w:after="60"/>
-        <w:jc w:val="both"/>
-        <w:rPr>
-          <w:rFonts w:asciiTheme="majorBidi" w:hAnsiTheme="majorBidi" w:cstheme="majorBidi"/>
-          <w:sz w:val="28"/>
-          <w:szCs w:val="28"/>
-        </w:rPr>
-      </w:pPr>
-      <w:r>
-        <w:rPr>
-          <w:rFonts w:asciiTheme="majorBidi" w:hAnsiTheme="majorBidi" w:cstheme="majorBidi"/>
-          <w:sz w:val="28"/>
-          <w:szCs w:val="28"/>
-        </w:rPr>
-        <w:t>When a Deployment is paused:</w:t>
-      </w:r>
-    </w:p>
-    <w:p>
-      <w:pPr>
-        <w:pStyle w:val="ListParagraph"/>
-        <w:numPr>
-          <w:ilvl w:val="0"/>
-          <w:numId w:val="45"/>
-        </w:numPr>
-        <w:ind w:left="360"/>
-        <w:jc w:val="both"/>
-        <w:rPr>
-          <w:rFonts w:asciiTheme="majorBidi" w:hAnsiTheme="majorBidi" w:cstheme="majorBidi"/>
-          <w:sz w:val="28"/>
-          <w:szCs w:val="28"/>
-        </w:rPr>
-      </w:pPr>
-      <w:r>
-        <w:rPr>
-          <w:rFonts w:asciiTheme="majorBidi" w:hAnsiTheme="majorBidi" w:cstheme="majorBidi"/>
-          <w:sz w:val="28"/>
-          <w:szCs w:val="28"/>
-        </w:rPr>
-        <w:t xml:space="preserve">No new </w:t>
-      </w:r>
-      <w:proofErr w:type="spellStart"/>
-      <w:r>
-        <w:rPr>
-          <w:rFonts w:asciiTheme="majorBidi" w:hAnsiTheme="majorBidi" w:cstheme="majorBidi"/>
-          <w:sz w:val="28"/>
-          <w:szCs w:val="28"/>
-        </w:rPr>
-        <w:t>ReplicaSets</w:t>
-      </w:r>
-      <w:proofErr w:type="spellEnd"/>
-      <w:r>
-        <w:rPr>
-          <w:rFonts w:asciiTheme="majorBidi" w:hAnsiTheme="majorBidi" w:cstheme="majorBidi"/>
-          <w:sz w:val="28"/>
-          <w:szCs w:val="28"/>
-        </w:rPr>
-        <w:t xml:space="preserve"> are created</w:t>
-      </w:r>
-    </w:p>
-    <w:p>
-      <w:pPr>
-        <w:pStyle w:val="ListParagraph"/>
-        <w:numPr>
-          <w:ilvl w:val="0"/>
-          <w:numId w:val="45"/>
-        </w:numPr>
-        <w:ind w:left="360"/>
-        <w:jc w:val="both"/>
-        <w:rPr>
-          <w:rFonts w:asciiTheme="majorBidi" w:hAnsiTheme="majorBidi" w:cstheme="majorBidi"/>
-          <w:sz w:val="28"/>
-          <w:szCs w:val="28"/>
-        </w:rPr>
-      </w:pPr>
-      <w:r>
-        <w:rPr>
-          <w:rFonts w:asciiTheme="majorBidi" w:hAnsiTheme="majorBidi" w:cstheme="majorBidi"/>
-          <w:sz w:val="28"/>
-          <w:szCs w:val="28"/>
-        </w:rPr>
-        <w:t xml:space="preserve">Changes to the Pod </w:t>
-      </w:r>
-      <w:r>
-        <w:rPr>
-          <w:rFonts w:asciiTheme="majorBidi" w:hAnsiTheme="majorBidi" w:cstheme="majorBidi"/>
-          <w:b/>
-          <w:bCs/>
-          <w:sz w:val="28"/>
-          <w:szCs w:val="28"/>
-        </w:rPr>
-        <w:t>template</w:t>
-      </w:r>
-      <w:r>
-        <w:rPr>
-          <w:rFonts w:asciiTheme="majorBidi" w:hAnsiTheme="majorBidi" w:cstheme="majorBidi"/>
-          <w:sz w:val="28"/>
-          <w:szCs w:val="28"/>
-        </w:rPr>
-        <w:t xml:space="preserve"> are not rolled out</w:t>
-      </w:r>
-    </w:p>
-    <w:p>
-      <w:pPr>
-        <w:pStyle w:val="ListParagraph"/>
-        <w:numPr>
-          <w:ilvl w:val="0"/>
-          <w:numId w:val="45"/>
-        </w:numPr>
-        <w:spacing w:after="60"/>
-        <w:ind w:left="360"/>
-        <w:jc w:val="both"/>
-        <w:rPr>
-          <w:rFonts w:asciiTheme="majorBidi" w:hAnsiTheme="majorBidi" w:cstheme="majorBidi"/>
-          <w:sz w:val="28"/>
-          <w:szCs w:val="28"/>
-        </w:rPr>
-      </w:pPr>
-      <w:r>
-        <w:rPr>
-          <w:rFonts w:asciiTheme="majorBidi" w:hAnsiTheme="majorBidi" w:cstheme="majorBidi"/>
-          <w:sz w:val="28"/>
-          <w:szCs w:val="28"/>
-        </w:rPr>
-        <w:t>Pods are not updated</w:t>
-      </w:r>
-    </w:p>
-    <w:p>
-      <w:pPr>
-        <w:spacing w:after="60"/>
-        <w:jc w:val="both"/>
-        <w:rPr>
-          <w:rFonts w:asciiTheme="majorBidi" w:hAnsiTheme="majorBidi" w:cstheme="majorBidi"/>
-          <w:sz w:val="28"/>
-          <w:szCs w:val="28"/>
-        </w:rPr>
-      </w:pPr>
-      <w:r>
-        <w:rPr>
-          <w:rFonts w:asciiTheme="majorBidi" w:hAnsiTheme="majorBidi" w:cstheme="majorBidi"/>
-          <w:sz w:val="28"/>
-          <w:szCs w:val="28"/>
-        </w:rPr>
-        <w:t>However, you can still edit or modify the Deployment configuration.</w:t>
-      </w:r>
-    </w:p>
-    <w:p>
-      <w:pPr>
-        <w:spacing w:after="60"/>
-        <w:jc w:val="both"/>
-        <w:rPr>
-          <w:rFonts w:asciiTheme="majorBidi" w:hAnsiTheme="majorBidi" w:cstheme="majorBidi"/>
-          <w:sz w:val="28"/>
-          <w:szCs w:val="28"/>
-          <w:u w:val="single"/>
-        </w:rPr>
-      </w:pPr>
-      <w:r>
-        <w:rPr>
-          <w:rFonts w:asciiTheme="majorBidi" w:hAnsiTheme="majorBidi" w:cstheme="majorBidi"/>
-          <w:sz w:val="28"/>
-          <w:szCs w:val="28"/>
-          <w:u w:val="single"/>
-        </w:rPr>
-        <w:t>Example changes while paused:</w:t>
-      </w:r>
-    </w:p>
-    <w:p>
-      <w:pPr>
-        <w:pStyle w:val="ListParagraph"/>
-        <w:numPr>
-          <w:ilvl w:val="0"/>
-          <w:numId w:val="46"/>
-        </w:numPr>
-        <w:ind w:left="360"/>
-        <w:jc w:val="both"/>
-        <w:rPr>
-          <w:rFonts w:asciiTheme="majorBidi" w:hAnsiTheme="majorBidi" w:cstheme="majorBidi"/>
-          <w:sz w:val="28"/>
-          <w:szCs w:val="28"/>
-        </w:rPr>
-      </w:pPr>
-      <w:r>
-        <w:rPr>
-          <w:rFonts w:asciiTheme="majorBidi" w:hAnsiTheme="majorBidi" w:cstheme="majorBidi"/>
-          <w:sz w:val="28"/>
-          <w:szCs w:val="28"/>
-        </w:rPr>
-        <w:t>Update container image</w:t>
-      </w:r>
-    </w:p>
-    <w:p>
-      <w:pPr>
-        <w:pStyle w:val="ListParagraph"/>
-        <w:numPr>
-          <w:ilvl w:val="0"/>
-          <w:numId w:val="46"/>
-        </w:numPr>
-        <w:ind w:left="360"/>
-        <w:jc w:val="both"/>
-        <w:rPr>
-          <w:rFonts w:asciiTheme="majorBidi" w:hAnsiTheme="majorBidi" w:cstheme="majorBidi"/>
-          <w:sz w:val="28"/>
-          <w:szCs w:val="28"/>
-        </w:rPr>
-      </w:pPr>
-      <w:r>
-        <w:rPr>
-          <w:rFonts w:asciiTheme="majorBidi" w:hAnsiTheme="majorBidi" w:cstheme="majorBidi"/>
-          <w:sz w:val="28"/>
-          <w:szCs w:val="28"/>
-        </w:rPr>
-        <w:t>Change environment variables</w:t>
-      </w:r>
-    </w:p>
-    <w:p>
-      <w:pPr>
-        <w:pStyle w:val="ListParagraph"/>
-        <w:numPr>
-          <w:ilvl w:val="0"/>
-          <w:numId w:val="46"/>
-        </w:numPr>
-        <w:ind w:left="360"/>
-        <w:jc w:val="both"/>
-        <w:rPr>
-          <w:rFonts w:asciiTheme="majorBidi" w:hAnsiTheme="majorBidi" w:cstheme="majorBidi"/>
-          <w:sz w:val="28"/>
-          <w:szCs w:val="28"/>
-        </w:rPr>
-      </w:pPr>
-      <w:r>
-        <w:rPr>
-          <w:rFonts w:asciiTheme="majorBidi" w:hAnsiTheme="majorBidi" w:cstheme="majorBidi"/>
-          <w:sz w:val="28"/>
-          <w:szCs w:val="28"/>
-        </w:rPr>
-        <w:t>Modify resource limits</w:t>
-      </w:r>
-    </w:p>
-    <w:p>
-      <w:pPr>
-        <w:pStyle w:val="ListParagraph"/>
-        <w:numPr>
-          <w:ilvl w:val="0"/>
-          <w:numId w:val="46"/>
-        </w:numPr>
-        <w:spacing w:after="60"/>
-        <w:ind w:left="360"/>
-        <w:jc w:val="both"/>
-        <w:rPr>
-          <w:rFonts w:asciiTheme="majorBidi" w:hAnsiTheme="majorBidi" w:cstheme="majorBidi"/>
-          <w:sz w:val="28"/>
-          <w:szCs w:val="28"/>
-        </w:rPr>
-      </w:pPr>
-      <w:r>
-        <w:rPr>
-          <w:rFonts w:asciiTheme="majorBidi" w:hAnsiTheme="majorBidi" w:cstheme="majorBidi"/>
-          <w:sz w:val="28"/>
-          <w:szCs w:val="28"/>
-        </w:rPr>
-        <w:t>Change labels</w:t>
-      </w:r>
-    </w:p>
-    <w:p>
-      <w:pPr>
-        <w:spacing w:after="120"/>
-        <w:jc w:val="both"/>
-        <w:rPr>
-          <w:rFonts w:asciiTheme="majorBidi" w:hAnsiTheme="majorBidi" w:cstheme="majorBidi"/>
-          <w:sz w:val="28"/>
-          <w:szCs w:val="28"/>
-        </w:rPr>
-      </w:pPr>
-      <w:r>
-        <w:rPr>
-          <w:rFonts w:asciiTheme="majorBidi" w:hAnsiTheme="majorBidi" w:cstheme="majorBidi"/>
-          <w:sz w:val="28"/>
-          <w:szCs w:val="28"/>
-        </w:rPr>
-        <w:t>All these modifications are recorded but not applied yet.</w:t>
-      </w:r>
-    </w:p>
-    <w:p>
-      <w:pPr>
-        <w:spacing w:after="60"/>
-        <w:jc w:val="both"/>
-        <w:rPr>
-          <w:rFonts w:asciiTheme="majorBidi" w:hAnsiTheme="majorBidi" w:cstheme="majorBidi"/>
-          <w:sz w:val="28"/>
-          <w:szCs w:val="28"/>
-        </w:rPr>
-      </w:pPr>
-      <w:r>
-        <w:rPr>
-          <w:rFonts w:asciiTheme="majorBidi" w:hAnsiTheme="majorBidi" w:cstheme="majorBidi"/>
-          <w:sz w:val="28"/>
-          <w:szCs w:val="28"/>
-        </w:rPr>
-        <w:t>You can verify the paused state using:</w:t>
-      </w:r>
-    </w:p>
-    <w:p>
-      <w:pPr>
-        <w:spacing w:after="120"/>
-        <w:jc w:val="both"/>
-        <w:rPr>
-          <w:rFonts w:asciiTheme="majorBidi" w:hAnsiTheme="majorBidi" w:cstheme="majorBidi"/>
-          <w:b/>
-          <w:bCs/>
-          <w:i/>
-          <w:iCs/>
-          <w:sz w:val="28"/>
-          <w:szCs w:val="28"/>
-        </w:rPr>
-      </w:pPr>
-      <w:proofErr w:type="spellStart"/>
-      <w:r>
-        <w:rPr>
-          <w:rFonts w:asciiTheme="majorBidi" w:hAnsiTheme="majorBidi" w:cstheme="majorBidi"/>
-          <w:b/>
-          <w:bCs/>
-          <w:i/>
-          <w:iCs/>
-          <w:sz w:val="28"/>
-          <w:szCs w:val="28"/>
-        </w:rPr>
-        <w:t>kubectl</w:t>
-      </w:r>
-      <w:proofErr w:type="spellEnd"/>
-      <w:r>
-        <w:rPr>
-          <w:rFonts w:asciiTheme="majorBidi" w:hAnsiTheme="majorBidi" w:cstheme="majorBidi"/>
-          <w:b/>
-          <w:bCs/>
-          <w:i/>
-          <w:iCs/>
-          <w:sz w:val="28"/>
-          <w:szCs w:val="28"/>
-        </w:rPr>
-        <w:t xml:space="preserve"> describe deployment &lt;deployment-name&gt;</w:t>
-      </w:r>
-      <w:r>
-        <w:rPr>
-          <w:rFonts w:asciiTheme="majorBidi" w:hAnsiTheme="majorBidi" w:cstheme="majorBidi"/>
-          <w:b/>
-          <w:bCs/>
-          <w:i/>
-          <w:iCs/>
-          <w:sz w:val="28"/>
-          <w:szCs w:val="28"/>
-        </w:rPr>
-        <w:t xml:space="preserve"> </w:t>
-      </w:r>
-      <w:r>
-        <w:rPr>
-          <w:rFonts w:asciiTheme="majorBidi" w:hAnsiTheme="majorBidi" w:cstheme="majorBidi"/>
-          <w:sz w:val="28"/>
-          <w:szCs w:val="28"/>
-        </w:rPr>
-        <w:t xml:space="preserve">→ </w:t>
-      </w:r>
-      <w:r>
-        <w:rPr>
-          <w:rFonts w:asciiTheme="majorBidi" w:hAnsiTheme="majorBidi" w:cstheme="majorBidi"/>
-          <w:sz w:val="28"/>
-          <w:szCs w:val="28"/>
-        </w:rPr>
-        <w:t>You will see:</w:t>
-      </w:r>
-      <w:r>
-        <w:rPr>
-          <w:rFonts w:asciiTheme="majorBidi" w:hAnsiTheme="majorBidi" w:cstheme="majorBidi"/>
-          <w:sz w:val="28"/>
-          <w:szCs w:val="28"/>
-        </w:rPr>
-        <w:t xml:space="preserve"> </w:t>
-      </w:r>
-      <w:r>
-        <w:rPr>
-          <w:rFonts w:asciiTheme="majorBidi" w:hAnsiTheme="majorBidi" w:cstheme="majorBidi"/>
-          <w:b/>
-          <w:bCs/>
-          <w:i/>
-          <w:iCs/>
-          <w:sz w:val="28"/>
-          <w:szCs w:val="28"/>
-        </w:rPr>
-        <w:t>Paused: True</w:t>
-      </w:r>
-    </w:p>
-    <w:p>
-      <w:pPr>
-        <w:pStyle w:val="ListParagraph"/>
-        <w:numPr>
-          <w:ilvl w:val="0"/>
-          <w:numId w:val="79"/>
-        </w:numPr>
-        <w:spacing w:after="120"/>
-        <w:ind w:left="360"/>
-        <w:jc w:val="both"/>
-        <w:rPr>
-          <w:rFonts w:asciiTheme="majorBidi" w:hAnsiTheme="majorBidi" w:cstheme="majorBidi"/>
-          <w:sz w:val="28"/>
-          <w:szCs w:val="28"/>
-        </w:rPr>
-      </w:pPr>
-      <w:r>
-        <w:rPr>
-          <w:rFonts w:asciiTheme="majorBidi" w:hAnsiTheme="majorBidi" w:cstheme="majorBidi"/>
-          <w:sz w:val="28"/>
-          <w:szCs w:val="28"/>
-        </w:rPr>
-        <w:t xml:space="preserve">When a Deployment is paused—either by running </w:t>
-      </w:r>
-      <w:proofErr w:type="spellStart"/>
-      <w:r>
-        <w:rPr>
-          <w:rFonts w:asciiTheme="majorBidi" w:hAnsiTheme="majorBidi" w:cstheme="majorBidi"/>
-          <w:b/>
-          <w:bCs/>
-          <w:i/>
-          <w:iCs/>
-          <w:sz w:val="28"/>
-          <w:szCs w:val="28"/>
-        </w:rPr>
-        <w:t>kubectl</w:t>
-      </w:r>
-      <w:proofErr w:type="spellEnd"/>
-      <w:r>
-        <w:rPr>
-          <w:rFonts w:asciiTheme="majorBidi" w:hAnsiTheme="majorBidi" w:cstheme="majorBidi"/>
-          <w:b/>
-          <w:bCs/>
-          <w:i/>
-          <w:iCs/>
-          <w:sz w:val="28"/>
-          <w:szCs w:val="28"/>
-        </w:rPr>
-        <w:t xml:space="preserve"> rollout pause</w:t>
-      </w:r>
-      <w:r>
-        <w:rPr>
-          <w:rFonts w:asciiTheme="majorBidi" w:hAnsiTheme="majorBidi" w:cstheme="majorBidi"/>
-          <w:sz w:val="28"/>
-          <w:szCs w:val="28"/>
-        </w:rPr>
-        <w:t xml:space="preserve"> or by setting </w:t>
-      </w:r>
-      <w:proofErr w:type="spellStart"/>
-      <w:proofErr w:type="gramStart"/>
-      <w:r>
-        <w:rPr>
-          <w:rFonts w:asciiTheme="majorBidi" w:hAnsiTheme="majorBidi" w:cstheme="majorBidi"/>
-          <w:b/>
-          <w:bCs/>
-          <w:i/>
-          <w:iCs/>
-          <w:sz w:val="28"/>
-          <w:szCs w:val="28"/>
-        </w:rPr>
-        <w:t>spec.paused</w:t>
-      </w:r>
-      <w:proofErr w:type="spellEnd"/>
-      <w:proofErr w:type="gramEnd"/>
-      <w:r>
-        <w:rPr>
-          <w:rFonts w:asciiTheme="majorBidi" w:hAnsiTheme="majorBidi" w:cstheme="majorBidi"/>
-          <w:b/>
-          <w:bCs/>
-          <w:i/>
-          <w:iCs/>
-          <w:sz w:val="28"/>
-          <w:szCs w:val="28"/>
-        </w:rPr>
-        <w:t>: true</w:t>
-      </w:r>
-      <w:r>
-        <w:rPr>
-          <w:rFonts w:asciiTheme="majorBidi" w:hAnsiTheme="majorBidi" w:cstheme="majorBidi"/>
-          <w:sz w:val="28"/>
-          <w:szCs w:val="28"/>
-        </w:rPr>
-        <w:t xml:space="preserve"> in the manifest—changes to the Pod template (such as the container image or environment variables) do not trigger a new rollout. However, changes to the </w:t>
-      </w:r>
-      <w:r>
-        <w:rPr>
-          <w:rFonts w:asciiTheme="majorBidi" w:hAnsiTheme="majorBidi" w:cstheme="majorBidi"/>
-          <w:b/>
-          <w:bCs/>
-          <w:i/>
-          <w:iCs/>
-          <w:sz w:val="28"/>
-          <w:szCs w:val="28"/>
-        </w:rPr>
-        <w:t>replicas</w:t>
-      </w:r>
-      <w:r>
-        <w:rPr>
-          <w:rFonts w:asciiTheme="majorBidi" w:hAnsiTheme="majorBidi" w:cstheme="majorBidi"/>
-          <w:sz w:val="28"/>
-          <w:szCs w:val="28"/>
-        </w:rPr>
-        <w:t xml:space="preserve"> field take effect immediately, allowing the Deployment to scale up or down even while the rollout remains paused.</w:t>
-      </w:r>
-    </w:p>
-    <w:p>
-      <w:pPr>
-        <w:spacing w:after="80"/>
-        <w:jc w:val="both"/>
-        <w:rPr>
-          <w:rFonts w:asciiTheme="majorBidi" w:hAnsiTheme="majorBidi" w:cstheme="majorBidi"/>
-          <w:b/>
-          <w:bCs/>
-          <w:sz w:val="32"/>
-          <w:szCs w:val="32"/>
-        </w:rPr>
-      </w:pPr>
-      <w:r>
-        <w:rPr>
-          <w:rFonts w:asciiTheme="majorBidi" w:hAnsiTheme="majorBidi" w:cstheme="majorBidi"/>
-          <w:b/>
-          <w:bCs/>
-          <w:sz w:val="32"/>
-          <w:szCs w:val="32"/>
-        </w:rPr>
-        <w:t>Resuming (Unpausing) the Rollout</w:t>
-      </w:r>
-      <w:r>
-        <w:rPr>
-          <w:rFonts w:asciiTheme="majorBidi" w:hAnsiTheme="majorBidi" w:cstheme="majorBidi"/>
-          <w:b/>
-          <w:bCs/>
-          <w:sz w:val="32"/>
-          <w:szCs w:val="32"/>
-        </w:rPr>
-        <w:t>:</w:t>
-      </w:r>
-    </w:p>
-    <w:p>
-      <w:pPr>
-        <w:spacing w:after="80"/>
-        <w:jc w:val="both"/>
-        <w:rPr>
-          <w:rFonts w:asciiTheme="majorBidi" w:hAnsiTheme="majorBidi" w:cstheme="majorBidi"/>
-          <w:sz w:val="28"/>
-          <w:szCs w:val="28"/>
-        </w:rPr>
-      </w:pPr>
-      <w:r>
-        <w:rPr>
-          <w:rFonts w:asciiTheme="majorBidi" w:hAnsiTheme="majorBidi" w:cstheme="majorBidi"/>
-          <w:sz w:val="28"/>
-          <w:szCs w:val="28"/>
-        </w:rPr>
-        <w:t>To continue the rollout</w:t>
-      </w:r>
-      <w:r>
-        <w:rPr>
-          <w:rFonts w:asciiTheme="majorBidi" w:hAnsiTheme="majorBidi" w:cstheme="majorBidi"/>
-          <w:sz w:val="28"/>
-          <w:szCs w:val="28"/>
-        </w:rPr>
-        <w:t xml:space="preserve"> </w:t>
-      </w:r>
-      <w:r>
-        <w:rPr>
-          <w:rFonts w:asciiTheme="majorBidi" w:hAnsiTheme="majorBidi" w:cstheme="majorBidi"/>
-          <w:sz w:val="28"/>
-          <w:szCs w:val="28"/>
-        </w:rPr>
-        <w:t xml:space="preserve">→ </w:t>
-      </w:r>
-      <w:proofErr w:type="spellStart"/>
-      <w:r>
-        <w:rPr>
-          <w:rFonts w:asciiTheme="majorBidi" w:hAnsiTheme="majorBidi" w:cstheme="majorBidi"/>
-          <w:b/>
-          <w:bCs/>
-          <w:i/>
-          <w:iCs/>
-          <w:sz w:val="28"/>
-          <w:szCs w:val="28"/>
-        </w:rPr>
-        <w:t>kubectl</w:t>
-      </w:r>
-      <w:proofErr w:type="spellEnd"/>
-      <w:r>
-        <w:rPr>
-          <w:rFonts w:asciiTheme="majorBidi" w:hAnsiTheme="majorBidi" w:cstheme="majorBidi"/>
-          <w:b/>
-          <w:bCs/>
-          <w:i/>
-          <w:iCs/>
-          <w:sz w:val="28"/>
-          <w:szCs w:val="28"/>
-        </w:rPr>
-        <w:t xml:space="preserve"> rollout resume deployment &lt;deployment-name&gt;</w:t>
-      </w:r>
-    </w:p>
-    <w:p>
-      <w:pPr>
-        <w:spacing w:after="60"/>
-        <w:jc w:val="both"/>
-        <w:rPr>
-          <w:rFonts w:asciiTheme="majorBidi" w:hAnsiTheme="majorBidi" w:cstheme="majorBidi"/>
-          <w:sz w:val="28"/>
-          <w:szCs w:val="28"/>
-        </w:rPr>
-      </w:pPr>
-      <w:r>
-        <w:rPr>
-          <w:rFonts w:asciiTheme="majorBidi" w:hAnsiTheme="majorBidi" w:cstheme="majorBidi"/>
-          <w:sz w:val="28"/>
-          <w:szCs w:val="28"/>
-        </w:rPr>
-        <w:t>When resumed:</w:t>
-      </w:r>
-    </w:p>
-    <w:p>
-      <w:pPr>
-        <w:pStyle w:val="ListParagraph"/>
-        <w:numPr>
-          <w:ilvl w:val="0"/>
-          <w:numId w:val="47"/>
-        </w:numPr>
-        <w:ind w:left="360"/>
-        <w:jc w:val="both"/>
-        <w:rPr>
-          <w:rFonts w:asciiTheme="majorBidi" w:hAnsiTheme="majorBidi" w:cstheme="majorBidi"/>
-          <w:sz w:val="28"/>
-          <w:szCs w:val="28"/>
-        </w:rPr>
-      </w:pPr>
-      <w:r>
-        <w:rPr>
-          <w:rFonts w:asciiTheme="majorBidi" w:hAnsiTheme="majorBidi" w:cstheme="majorBidi"/>
-          <w:sz w:val="28"/>
-          <w:szCs w:val="28"/>
-        </w:rPr>
-        <w:t>Kubernetes processes all accumulated changes</w:t>
-      </w:r>
-    </w:p>
-    <w:p>
-      <w:pPr>
-        <w:pStyle w:val="ListParagraph"/>
-        <w:numPr>
-          <w:ilvl w:val="0"/>
-          <w:numId w:val="47"/>
-        </w:numPr>
-        <w:ind w:left="360"/>
-        <w:jc w:val="both"/>
-        <w:rPr>
-          <w:rFonts w:asciiTheme="majorBidi" w:hAnsiTheme="majorBidi" w:cstheme="majorBidi"/>
-          <w:sz w:val="28"/>
-          <w:szCs w:val="28"/>
-        </w:rPr>
-      </w:pPr>
-      <w:r>
-        <w:rPr>
-          <w:rFonts w:asciiTheme="majorBidi" w:hAnsiTheme="majorBidi" w:cstheme="majorBidi"/>
-          <w:sz w:val="28"/>
-          <w:szCs w:val="28"/>
-        </w:rPr>
-        <w:t xml:space="preserve">A new </w:t>
-      </w:r>
-      <w:proofErr w:type="spellStart"/>
-      <w:r>
-        <w:rPr>
-          <w:rFonts w:asciiTheme="majorBidi" w:hAnsiTheme="majorBidi" w:cstheme="majorBidi"/>
-          <w:sz w:val="28"/>
-          <w:szCs w:val="28"/>
-        </w:rPr>
-        <w:t>ReplicaSet</w:t>
-      </w:r>
-      <w:proofErr w:type="spellEnd"/>
-      <w:r>
-        <w:rPr>
-          <w:rFonts w:asciiTheme="majorBidi" w:hAnsiTheme="majorBidi" w:cstheme="majorBidi"/>
-          <w:sz w:val="28"/>
-          <w:szCs w:val="28"/>
-        </w:rPr>
-        <w:t xml:space="preserve"> is created</w:t>
-      </w:r>
-    </w:p>
-    <w:p>
-      <w:pPr>
-        <w:pStyle w:val="ListParagraph"/>
-        <w:numPr>
-          <w:ilvl w:val="0"/>
-          <w:numId w:val="47"/>
-        </w:numPr>
-        <w:spacing w:after="60"/>
-        <w:ind w:left="360"/>
-        <w:jc w:val="both"/>
-        <w:rPr>
-          <w:rFonts w:asciiTheme="majorBidi" w:hAnsiTheme="majorBidi" w:cstheme="majorBidi"/>
-          <w:sz w:val="28"/>
-          <w:szCs w:val="28"/>
-        </w:rPr>
-      </w:pPr>
-      <w:r>
-        <w:rPr>
-          <w:rFonts w:asciiTheme="majorBidi" w:hAnsiTheme="majorBidi" w:cstheme="majorBidi"/>
-          <w:sz w:val="28"/>
-          <w:szCs w:val="28"/>
-        </w:rPr>
-        <w:t>A rolling update begins</w:t>
-      </w:r>
-    </w:p>
-    <w:p>
-      <w:pPr>
-        <w:spacing w:after="120"/>
-        <w:jc w:val="both"/>
-        <w:rPr>
-          <w:rFonts w:asciiTheme="majorBidi" w:hAnsiTheme="majorBidi" w:cstheme="majorBidi"/>
-          <w:sz w:val="28"/>
-          <w:szCs w:val="28"/>
-        </w:rPr>
-      </w:pPr>
-      <w:r>
-        <w:rPr>
-          <w:rFonts w:asciiTheme="majorBidi" w:hAnsiTheme="majorBidi" w:cstheme="majorBidi"/>
-          <w:sz w:val="28"/>
-          <w:szCs w:val="28"/>
-        </w:rPr>
-        <w:t xml:space="preserve">The Pods are then gradually replaced according to the Deployment update strategy (usually </w:t>
-      </w:r>
-      <w:proofErr w:type="spellStart"/>
-      <w:r>
-        <w:rPr>
-          <w:rFonts w:asciiTheme="majorBidi" w:hAnsiTheme="majorBidi" w:cstheme="majorBidi"/>
-          <w:b/>
-          <w:bCs/>
-          <w:i/>
-          <w:iCs/>
-          <w:sz w:val="28"/>
-          <w:szCs w:val="28"/>
-        </w:rPr>
-        <w:t>RollingUpdate</w:t>
-      </w:r>
-      <w:proofErr w:type="spellEnd"/>
-      <w:r>
-        <w:rPr>
-          <w:rFonts w:asciiTheme="majorBidi" w:hAnsiTheme="majorBidi" w:cstheme="majorBidi"/>
-          <w:sz w:val="28"/>
-          <w:szCs w:val="28"/>
-        </w:rPr>
-        <w:t>).</w:t>
-      </w:r>
-    </w:p>
-    <w:p>
-      <w:pPr>
-        <w:spacing w:after="60"/>
-        <w:jc w:val="both"/>
-        <w:rPr>
-          <w:rFonts w:asciiTheme="majorBidi" w:hAnsiTheme="majorBidi" w:cstheme="majorBidi"/>
-          <w:b/>
-          <w:bCs/>
-          <w:sz w:val="28"/>
-          <w:szCs w:val="28"/>
-          <w:u w:val="single"/>
-        </w:rPr>
-      </w:pPr>
-      <w:r>
-        <w:rPr>
-          <w:rFonts w:asciiTheme="majorBidi" w:hAnsiTheme="majorBidi" w:cstheme="majorBidi"/>
-          <w:b/>
-          <w:bCs/>
-          <w:sz w:val="28"/>
-          <w:szCs w:val="28"/>
-          <w:u w:val="single"/>
-        </w:rPr>
-        <w:t>Example Workflow</w:t>
-      </w:r>
-      <w:r>
-        <w:rPr>
-          <w:rFonts w:asciiTheme="majorBidi" w:hAnsiTheme="majorBidi" w:cstheme="majorBidi"/>
-          <w:b/>
-          <w:bCs/>
-          <w:sz w:val="28"/>
-          <w:szCs w:val="28"/>
-          <w:u w:val="single"/>
-        </w:rPr>
-        <w:t>:</w:t>
-      </w:r>
-    </w:p>
-    <w:p>
-      <w:pPr>
-        <w:pStyle w:val="ListParagraph"/>
-        <w:numPr>
-          <w:ilvl w:val="0"/>
-          <w:numId w:val="48"/>
-        </w:numPr>
-        <w:ind w:left="360"/>
-        <w:jc w:val="both"/>
-        <w:rPr>
-          <w:rFonts w:asciiTheme="majorBidi" w:hAnsiTheme="majorBidi" w:cstheme="majorBidi"/>
-          <w:sz w:val="28"/>
-          <w:szCs w:val="28"/>
-        </w:rPr>
-      </w:pPr>
-      <w:r>
-        <w:rPr>
-          <w:rFonts w:asciiTheme="majorBidi" w:hAnsiTheme="majorBidi" w:cstheme="majorBidi"/>
-          <w:sz w:val="28"/>
-          <w:szCs w:val="28"/>
-        </w:rPr>
-        <w:lastRenderedPageBreak/>
-        <w:t xml:space="preserve">Pause rollout → </w:t>
-      </w:r>
-      <w:proofErr w:type="spellStart"/>
-      <w:r>
-        <w:rPr>
-          <w:rFonts w:asciiTheme="majorBidi" w:hAnsiTheme="majorBidi" w:cstheme="majorBidi"/>
-          <w:b/>
-          <w:bCs/>
-          <w:i/>
-          <w:iCs/>
-          <w:sz w:val="28"/>
-          <w:szCs w:val="28"/>
-        </w:rPr>
-        <w:t>kubectl</w:t>
-      </w:r>
-      <w:proofErr w:type="spellEnd"/>
-      <w:r>
-        <w:rPr>
-          <w:rFonts w:asciiTheme="majorBidi" w:hAnsiTheme="majorBidi" w:cstheme="majorBidi"/>
-          <w:b/>
-          <w:bCs/>
-          <w:i/>
-          <w:iCs/>
-          <w:sz w:val="28"/>
-          <w:szCs w:val="28"/>
-        </w:rPr>
-        <w:t xml:space="preserve"> rollout pause deployment nginx-deployment</w:t>
-      </w:r>
-    </w:p>
-    <w:p>
-      <w:pPr>
-        <w:pStyle w:val="ListParagraph"/>
-        <w:numPr>
-          <w:ilvl w:val="0"/>
-          <w:numId w:val="48"/>
-        </w:numPr>
-        <w:ind w:left="360"/>
-        <w:jc w:val="both"/>
-        <w:rPr>
-          <w:rFonts w:asciiTheme="majorBidi" w:hAnsiTheme="majorBidi" w:cstheme="majorBidi"/>
-          <w:sz w:val="28"/>
-          <w:szCs w:val="28"/>
-        </w:rPr>
-      </w:pPr>
-      <w:r>
-        <w:rPr>
-          <w:rFonts w:asciiTheme="majorBidi" w:hAnsiTheme="majorBidi" w:cstheme="majorBidi"/>
-          <w:sz w:val="28"/>
-          <w:szCs w:val="28"/>
-        </w:rPr>
-        <w:t>Make several changes:</w:t>
-      </w:r>
-    </w:p>
-    <w:p>
-      <w:pPr>
-        <w:pStyle w:val="ListParagraph"/>
-        <w:numPr>
-          <w:ilvl w:val="0"/>
-          <w:numId w:val="49"/>
-        </w:numPr>
-        <w:jc w:val="both"/>
-        <w:rPr>
-          <w:rFonts w:asciiTheme="majorBidi" w:hAnsiTheme="majorBidi" w:cstheme="majorBidi"/>
-          <w:b/>
-          <w:bCs/>
-          <w:i/>
-          <w:iCs/>
-          <w:sz w:val="28"/>
-          <w:szCs w:val="28"/>
-        </w:rPr>
-      </w:pPr>
-      <w:proofErr w:type="spellStart"/>
-      <w:r>
-        <w:rPr>
-          <w:rFonts w:asciiTheme="majorBidi" w:hAnsiTheme="majorBidi" w:cstheme="majorBidi"/>
-          <w:b/>
-          <w:bCs/>
-          <w:i/>
-          <w:iCs/>
-          <w:sz w:val="28"/>
-          <w:szCs w:val="28"/>
-        </w:rPr>
-        <w:t>kubectl</w:t>
-      </w:r>
-      <w:proofErr w:type="spellEnd"/>
-      <w:r>
-        <w:rPr>
-          <w:rFonts w:asciiTheme="majorBidi" w:hAnsiTheme="majorBidi" w:cstheme="majorBidi"/>
-          <w:b/>
-          <w:bCs/>
-          <w:i/>
-          <w:iCs/>
-          <w:sz w:val="28"/>
-          <w:szCs w:val="28"/>
-        </w:rPr>
-        <w:t xml:space="preserve"> set image deployment/nginx-deployment nginx=nginx:1.26</w:t>
-      </w:r>
-    </w:p>
-    <w:p>
-      <w:pPr>
-        <w:pStyle w:val="ListParagraph"/>
-        <w:numPr>
-          <w:ilvl w:val="0"/>
-          <w:numId w:val="49"/>
-        </w:numPr>
-        <w:spacing w:after="60"/>
-        <w:jc w:val="both"/>
-        <w:rPr>
-          <w:rFonts w:asciiTheme="majorBidi" w:hAnsiTheme="majorBidi" w:cstheme="majorBidi"/>
-          <w:b/>
-          <w:bCs/>
-          <w:i/>
-          <w:iCs/>
-          <w:sz w:val="28"/>
-          <w:szCs w:val="28"/>
-        </w:rPr>
-      </w:pPr>
-      <w:proofErr w:type="spellStart"/>
-      <w:r>
-        <w:rPr>
-          <w:rFonts w:asciiTheme="majorBidi" w:hAnsiTheme="majorBidi" w:cstheme="majorBidi"/>
-          <w:b/>
-          <w:bCs/>
-          <w:i/>
-          <w:iCs/>
-          <w:sz w:val="28"/>
-          <w:szCs w:val="28"/>
-        </w:rPr>
-        <w:t>kubectl</w:t>
-      </w:r>
-      <w:proofErr w:type="spellEnd"/>
-      <w:r>
-        <w:rPr>
-          <w:rFonts w:asciiTheme="majorBidi" w:hAnsiTheme="majorBidi" w:cstheme="majorBidi"/>
-          <w:b/>
-          <w:bCs/>
-          <w:i/>
-          <w:iCs/>
-          <w:sz w:val="28"/>
-          <w:szCs w:val="28"/>
-        </w:rPr>
-        <w:t xml:space="preserve"> set env deployment/nginx-deployment ENV=production</w:t>
-      </w:r>
-    </w:p>
-    <w:p>
-      <w:pPr>
-        <w:spacing w:after="120"/>
-        <w:ind w:left="360"/>
-        <w:jc w:val="both"/>
-        <w:rPr>
-          <w:rFonts w:asciiTheme="majorBidi" w:hAnsiTheme="majorBidi" w:cstheme="majorBidi"/>
-          <w:sz w:val="28"/>
-          <w:szCs w:val="28"/>
-        </w:rPr>
-      </w:pPr>
-      <w:r>
-        <w:rPr>
-          <w:rFonts w:asciiTheme="majorBidi" w:hAnsiTheme="majorBidi" w:cstheme="majorBidi"/>
-          <w:sz w:val="28"/>
-          <w:szCs w:val="28"/>
-        </w:rPr>
-        <w:t>No Pods will be updated yet because the Deployment is paused.</w:t>
-      </w:r>
-    </w:p>
-    <w:p>
-      <w:pPr>
-        <w:pStyle w:val="ListParagraph"/>
-        <w:numPr>
-          <w:ilvl w:val="0"/>
-          <w:numId w:val="48"/>
-        </w:numPr>
-        <w:spacing w:after="60"/>
-        <w:ind w:left="360"/>
-        <w:jc w:val="both"/>
-        <w:rPr>
-          <w:rFonts w:asciiTheme="majorBidi" w:hAnsiTheme="majorBidi" w:cstheme="majorBidi"/>
-          <w:sz w:val="28"/>
-          <w:szCs w:val="28"/>
-        </w:rPr>
-      </w:pPr>
-      <w:r>
-        <w:rPr>
-          <w:rFonts w:asciiTheme="majorBidi" w:hAnsiTheme="majorBidi" w:cstheme="majorBidi"/>
-          <w:sz w:val="28"/>
-          <w:szCs w:val="28"/>
-        </w:rPr>
-        <w:t>Resume rollout:</w:t>
-      </w:r>
-    </w:p>
-    <w:p>
-      <w:pPr>
-        <w:spacing w:after="120"/>
-        <w:ind w:left="360"/>
-        <w:jc w:val="both"/>
-        <w:rPr>
-          <w:rFonts w:asciiTheme="majorBidi" w:hAnsiTheme="majorBidi" w:cstheme="majorBidi"/>
-          <w:b/>
-          <w:bCs/>
-          <w:i/>
-          <w:iCs/>
-          <w:sz w:val="28"/>
-          <w:szCs w:val="28"/>
-        </w:rPr>
-      </w:pPr>
-      <w:proofErr w:type="spellStart"/>
-      <w:r>
-        <w:rPr>
-          <w:rFonts w:asciiTheme="majorBidi" w:hAnsiTheme="majorBidi" w:cstheme="majorBidi"/>
-          <w:b/>
-          <w:bCs/>
-          <w:i/>
-          <w:iCs/>
-          <w:sz w:val="28"/>
-          <w:szCs w:val="28"/>
-        </w:rPr>
-        <w:t>kubectl</w:t>
-      </w:r>
-      <w:proofErr w:type="spellEnd"/>
-      <w:r>
-        <w:rPr>
-          <w:rFonts w:asciiTheme="majorBidi" w:hAnsiTheme="majorBidi" w:cstheme="majorBidi"/>
-          <w:b/>
-          <w:bCs/>
-          <w:i/>
-          <w:iCs/>
-          <w:sz w:val="28"/>
-          <w:szCs w:val="28"/>
-        </w:rPr>
-        <w:t xml:space="preserve"> rollout resume deployment nginx-deployment</w:t>
-      </w:r>
-      <w:r>
-        <w:rPr>
-          <w:rFonts w:asciiTheme="majorBidi" w:hAnsiTheme="majorBidi" w:cstheme="majorBidi"/>
-          <w:b/>
-          <w:bCs/>
-          <w:i/>
-          <w:iCs/>
-          <w:sz w:val="28"/>
-          <w:szCs w:val="28"/>
-        </w:rPr>
-        <w:t xml:space="preserve"> </w:t>
-      </w:r>
-      <w:r>
-        <w:rPr>
-          <w:rFonts w:asciiTheme="majorBidi" w:hAnsiTheme="majorBidi" w:cstheme="majorBidi"/>
-          <w:sz w:val="28"/>
-          <w:szCs w:val="28"/>
-        </w:rPr>
-        <w:t>→</w:t>
-      </w:r>
-      <w:r>
-        <w:rPr>
-          <w:rFonts w:asciiTheme="majorBidi" w:hAnsiTheme="majorBidi" w:cstheme="majorBidi"/>
-          <w:b/>
-          <w:bCs/>
-          <w:i/>
-          <w:iCs/>
-          <w:sz w:val="28"/>
-          <w:szCs w:val="28"/>
-        </w:rPr>
-        <w:t xml:space="preserve"> </w:t>
-      </w:r>
-      <w:r>
-        <w:rPr>
-          <w:rFonts w:asciiTheme="majorBidi" w:hAnsiTheme="majorBidi" w:cstheme="majorBidi"/>
-          <w:sz w:val="28"/>
-          <w:szCs w:val="28"/>
-        </w:rPr>
-        <w:t>Now Kubernetes performs one rollout containing all the changes.</w:t>
-      </w:r>
-    </w:p>
-    <w:p>
-      <w:pPr>
-        <w:spacing w:after="60"/>
-        <w:jc w:val="both"/>
-        <w:rPr>
-          <w:rFonts w:asciiTheme="majorBidi" w:hAnsiTheme="majorBidi" w:cstheme="majorBidi"/>
-          <w:sz w:val="28"/>
-          <w:szCs w:val="28"/>
-        </w:rPr>
-      </w:pPr>
-      <w:r>
-        <w:rPr>
-          <w:rFonts w:asciiTheme="majorBidi" w:hAnsiTheme="majorBidi" w:cstheme="majorBidi"/>
-          <w:sz w:val="28"/>
-          <w:szCs w:val="28"/>
-        </w:rPr>
-        <w:t>Without pausing, each change would create:</w:t>
-      </w:r>
-    </w:p>
-    <w:p>
-      <w:pPr>
-        <w:pStyle w:val="ListParagraph"/>
-        <w:numPr>
-          <w:ilvl w:val="0"/>
-          <w:numId w:val="50"/>
-        </w:numPr>
-        <w:ind w:left="360"/>
-        <w:jc w:val="both"/>
-        <w:rPr>
-          <w:rFonts w:asciiTheme="majorBidi" w:hAnsiTheme="majorBidi" w:cstheme="majorBidi"/>
-          <w:sz w:val="28"/>
-          <w:szCs w:val="28"/>
-        </w:rPr>
-      </w:pPr>
-      <w:r>
-        <w:rPr>
-          <w:rFonts w:asciiTheme="majorBidi" w:hAnsiTheme="majorBidi" w:cstheme="majorBidi"/>
-          <w:sz w:val="28"/>
-          <w:szCs w:val="28"/>
-        </w:rPr>
-        <w:t>a new revision</w:t>
-      </w:r>
-    </w:p>
-    <w:p>
-      <w:pPr>
-        <w:pStyle w:val="ListParagraph"/>
-        <w:numPr>
-          <w:ilvl w:val="0"/>
-          <w:numId w:val="50"/>
-        </w:numPr>
-        <w:ind w:left="360"/>
-        <w:jc w:val="both"/>
-        <w:rPr>
-          <w:rFonts w:asciiTheme="majorBidi" w:hAnsiTheme="majorBidi" w:cstheme="majorBidi"/>
-          <w:sz w:val="28"/>
-          <w:szCs w:val="28"/>
-        </w:rPr>
-      </w:pPr>
-      <w:r>
-        <w:rPr>
-          <w:rFonts w:asciiTheme="majorBidi" w:hAnsiTheme="majorBidi" w:cstheme="majorBidi"/>
-          <w:sz w:val="28"/>
-          <w:szCs w:val="28"/>
-        </w:rPr>
-        <w:t xml:space="preserve">a new </w:t>
-      </w:r>
-      <w:proofErr w:type="spellStart"/>
-      <w:r>
-        <w:rPr>
-          <w:rFonts w:asciiTheme="majorBidi" w:hAnsiTheme="majorBidi" w:cstheme="majorBidi"/>
-          <w:sz w:val="28"/>
-          <w:szCs w:val="28"/>
-        </w:rPr>
-        <w:t>ReplicaSet</w:t>
-      </w:r>
-      <w:proofErr w:type="spellEnd"/>
-    </w:p>
-    <w:p>
-      <w:pPr>
-        <w:pStyle w:val="ListParagraph"/>
-        <w:numPr>
-          <w:ilvl w:val="0"/>
-          <w:numId w:val="50"/>
-        </w:numPr>
-        <w:spacing w:after="120"/>
-        <w:ind w:left="360"/>
-        <w:jc w:val="both"/>
-        <w:rPr>
-          <w:rFonts w:asciiTheme="majorBidi" w:hAnsiTheme="majorBidi" w:cstheme="majorBidi"/>
-          <w:sz w:val="28"/>
-          <w:szCs w:val="28"/>
-        </w:rPr>
-      </w:pPr>
-      <w:r>
-        <w:rPr>
-          <w:rFonts w:asciiTheme="majorBidi" w:hAnsiTheme="majorBidi" w:cstheme="majorBidi"/>
-          <w:sz w:val="28"/>
-          <w:szCs w:val="28"/>
-        </w:rPr>
-        <w:t>a separate rollout</w:t>
-      </w:r>
-    </w:p>
-    <w:p>
-      <w:pPr>
-        <w:spacing w:after="60"/>
-        <w:jc w:val="both"/>
-        <w:rPr>
-          <w:rFonts w:asciiTheme="majorBidi" w:hAnsiTheme="majorBidi" w:cstheme="majorBidi"/>
-          <w:b/>
-          <w:bCs/>
-          <w:sz w:val="28"/>
-          <w:szCs w:val="28"/>
-        </w:rPr>
-      </w:pPr>
-      <w:r>
-        <w:rPr>
-          <w:rFonts w:asciiTheme="majorBidi" w:hAnsiTheme="majorBidi" w:cstheme="majorBidi"/>
-          <w:b/>
-          <w:bCs/>
-          <w:sz w:val="28"/>
-          <w:szCs w:val="28"/>
-        </w:rPr>
-        <w:t>S</w:t>
-      </w:r>
-      <w:r>
-        <w:rPr>
-          <w:rFonts w:asciiTheme="majorBidi" w:hAnsiTheme="majorBidi" w:cstheme="majorBidi"/>
-          <w:b/>
-          <w:bCs/>
-          <w:sz w:val="28"/>
-          <w:szCs w:val="28"/>
-        </w:rPr>
-        <w:t>ummery:</w:t>
-      </w:r>
-    </w:p>
-    <w:p>
-      <w:pPr>
-        <w:spacing w:after="60"/>
-        <w:jc w:val="both"/>
-        <w:rPr>
-          <w:rFonts w:asciiTheme="majorBidi" w:hAnsiTheme="majorBidi" w:cstheme="majorBidi"/>
-          <w:sz w:val="28"/>
-          <w:szCs w:val="28"/>
-        </w:rPr>
-      </w:pPr>
-      <w:r>
-        <w:rPr>
-          <w:rFonts w:asciiTheme="majorBidi" w:hAnsiTheme="majorBidi" w:cstheme="majorBidi"/>
-          <w:b/>
-          <w:bCs/>
-          <w:i/>
-          <w:iCs/>
-          <w:sz w:val="28"/>
-          <w:szCs w:val="28"/>
-        </w:rPr>
-        <w:t>rollout pause</w:t>
-      </w:r>
-      <w:r>
-        <w:rPr>
-          <w:rFonts w:asciiTheme="majorBidi" w:hAnsiTheme="majorBidi" w:cstheme="majorBidi"/>
-          <w:sz w:val="28"/>
-          <w:szCs w:val="28"/>
-        </w:rPr>
-        <w:t xml:space="preserve"> temporarily stops a Deployment from applying changes, allowing multiple updates to be made safely.</w:t>
-      </w:r>
-      <w:r>
-        <w:rPr>
-          <w:rFonts w:asciiTheme="majorBidi" w:hAnsiTheme="majorBidi" w:cstheme="majorBidi"/>
-          <w:sz w:val="28"/>
-          <w:szCs w:val="28"/>
-        </w:rPr>
-        <w:t xml:space="preserve"> </w:t>
-      </w:r>
-      <w:proofErr w:type="gramStart"/>
-      <w:r>
-        <w:rPr>
-          <w:rFonts w:asciiTheme="majorBidi" w:hAnsiTheme="majorBidi" w:cstheme="majorBidi"/>
-          <w:sz w:val="28"/>
-          <w:szCs w:val="28"/>
-        </w:rPr>
-        <w:t>So</w:t>
-      </w:r>
-      <w:proofErr w:type="gramEnd"/>
-      <w:r>
-        <w:rPr>
-          <w:rFonts w:asciiTheme="majorBidi" w:hAnsiTheme="majorBidi" w:cstheme="majorBidi"/>
-          <w:sz w:val="28"/>
-          <w:szCs w:val="28"/>
-        </w:rPr>
-        <w:t xml:space="preserve"> </w:t>
-      </w:r>
-      <w:r>
-        <w:rPr>
-          <w:rFonts w:asciiTheme="majorBidi" w:hAnsiTheme="majorBidi" w:cstheme="majorBidi"/>
-          <w:sz w:val="28"/>
-          <w:szCs w:val="28"/>
-        </w:rPr>
-        <w:t xml:space="preserve">Kubernetes only pauses the rollout process, meaning it temporarily stops creating new </w:t>
-      </w:r>
-      <w:proofErr w:type="spellStart"/>
-      <w:r>
-        <w:rPr>
-          <w:rFonts w:asciiTheme="majorBidi" w:hAnsiTheme="majorBidi" w:cstheme="majorBidi"/>
-          <w:sz w:val="28"/>
-          <w:szCs w:val="28"/>
-        </w:rPr>
-        <w:t>ReplicaSets</w:t>
-      </w:r>
-      <w:proofErr w:type="spellEnd"/>
-      <w:r>
-        <w:rPr>
-          <w:rFonts w:asciiTheme="majorBidi" w:hAnsiTheme="majorBidi" w:cstheme="majorBidi"/>
-          <w:sz w:val="28"/>
-          <w:szCs w:val="28"/>
-        </w:rPr>
-        <w:t xml:space="preserve"> and updating Pods when the Deployment configuration changes.</w:t>
-      </w:r>
-      <w:r>
-        <w:rPr>
-          <w:rFonts w:asciiTheme="majorBidi" w:hAnsiTheme="majorBidi" w:cstheme="majorBidi"/>
-          <w:sz w:val="28"/>
-          <w:szCs w:val="28"/>
-        </w:rPr>
-        <w:t xml:space="preserve"> </w:t>
-      </w:r>
-      <w:r>
-        <w:rPr>
-          <w:rFonts w:asciiTheme="majorBidi" w:hAnsiTheme="majorBidi" w:cstheme="majorBidi"/>
-          <w:sz w:val="28"/>
-          <w:szCs w:val="28"/>
-        </w:rPr>
-        <w:t>However, the currently running Pods are not affected at all.</w:t>
-      </w:r>
-    </w:p>
-    <w:p>
-      <w:pPr>
-        <w:spacing w:after="60"/>
-        <w:jc w:val="both"/>
-        <w:rPr>
-          <w:rFonts w:asciiTheme="majorBidi" w:hAnsiTheme="majorBidi" w:cstheme="majorBidi"/>
-          <w:b/>
-          <w:bCs/>
-          <w:sz w:val="28"/>
-          <w:szCs w:val="28"/>
-        </w:rPr>
-      </w:pPr>
-      <w:r>
-        <w:rPr>
-          <w:rFonts w:asciiTheme="majorBidi" w:hAnsiTheme="majorBidi" w:cstheme="majorBidi"/>
-          <w:b/>
-          <w:bCs/>
-          <w:sz w:val="28"/>
-          <w:szCs w:val="28"/>
-        </w:rPr>
-        <w:t>That means:</w:t>
-      </w:r>
-    </w:p>
-    <w:p>
-      <w:pPr>
-        <w:pStyle w:val="ListParagraph"/>
-        <w:numPr>
-          <w:ilvl w:val="0"/>
-          <w:numId w:val="51"/>
-        </w:numPr>
-        <w:ind w:left="360"/>
-        <w:jc w:val="both"/>
-        <w:rPr>
-          <w:rFonts w:asciiTheme="majorBidi" w:hAnsiTheme="majorBidi" w:cstheme="majorBidi"/>
-          <w:sz w:val="28"/>
-          <w:szCs w:val="28"/>
-        </w:rPr>
-      </w:pPr>
-      <w:r>
-        <w:rPr>
-          <w:rFonts w:asciiTheme="majorBidi" w:hAnsiTheme="majorBidi" w:cstheme="majorBidi"/>
-          <w:sz w:val="28"/>
-          <w:szCs w:val="28"/>
-        </w:rPr>
-        <w:t>Existing Pods continue running normally</w:t>
-      </w:r>
-    </w:p>
-    <w:p>
-      <w:pPr>
-        <w:pStyle w:val="ListParagraph"/>
-        <w:numPr>
-          <w:ilvl w:val="0"/>
-          <w:numId w:val="51"/>
-        </w:numPr>
-        <w:ind w:left="360"/>
-        <w:jc w:val="both"/>
-        <w:rPr>
-          <w:rFonts w:asciiTheme="majorBidi" w:hAnsiTheme="majorBidi" w:cstheme="majorBidi"/>
-          <w:sz w:val="28"/>
-          <w:szCs w:val="28"/>
-        </w:rPr>
-      </w:pPr>
-      <w:r>
-        <w:rPr>
-          <w:rFonts w:asciiTheme="majorBidi" w:hAnsiTheme="majorBidi" w:cstheme="majorBidi"/>
-          <w:sz w:val="28"/>
-          <w:szCs w:val="28"/>
-        </w:rPr>
-        <w:t>The application keeps serving requests</w:t>
-      </w:r>
-    </w:p>
-    <w:p>
-      <w:pPr>
-        <w:pStyle w:val="ListParagraph"/>
-        <w:numPr>
-          <w:ilvl w:val="0"/>
-          <w:numId w:val="51"/>
-        </w:numPr>
-        <w:ind w:left="360"/>
-        <w:jc w:val="both"/>
-        <w:rPr>
-          <w:rFonts w:asciiTheme="majorBidi" w:hAnsiTheme="majorBidi" w:cstheme="majorBidi"/>
-          <w:sz w:val="28"/>
-          <w:szCs w:val="28"/>
-        </w:rPr>
-      </w:pPr>
-      <w:r>
-        <w:rPr>
-          <w:rFonts w:asciiTheme="majorBidi" w:hAnsiTheme="majorBidi" w:cstheme="majorBidi"/>
-          <w:sz w:val="28"/>
-          <w:szCs w:val="28"/>
-        </w:rPr>
-        <w:t>Traffic is still routed to the Pods through Services</w:t>
-      </w:r>
-    </w:p>
-    <w:p>
-      <w:pPr>
-        <w:pStyle w:val="ListParagraph"/>
-        <w:numPr>
-          <w:ilvl w:val="0"/>
-          <w:numId w:val="51"/>
-        </w:numPr>
-        <w:spacing w:after="60"/>
-        <w:ind w:left="360"/>
-        <w:jc w:val="both"/>
-        <w:rPr>
-          <w:rFonts w:asciiTheme="majorBidi" w:hAnsiTheme="majorBidi" w:cstheme="majorBidi"/>
-          <w:sz w:val="28"/>
-          <w:szCs w:val="28"/>
-        </w:rPr>
-      </w:pPr>
-      <w:r>
-        <w:rPr>
-          <w:rFonts w:asciiTheme="majorBidi" w:hAnsiTheme="majorBidi" w:cstheme="majorBidi"/>
-          <w:sz w:val="28"/>
-          <w:szCs w:val="28"/>
-        </w:rPr>
-        <w:t>There is no downtime</w:t>
-      </w:r>
-    </w:p>
-    <w:p>
-      <w:pPr>
-        <w:spacing w:after="60"/>
-        <w:jc w:val="both"/>
-        <w:rPr>
-          <w:rFonts w:asciiTheme="majorBidi" w:hAnsiTheme="majorBidi" w:cstheme="majorBidi"/>
-          <w:sz w:val="28"/>
-          <w:szCs w:val="28"/>
-        </w:rPr>
-      </w:pPr>
-      <w:proofErr w:type="gramStart"/>
-      <w:r>
-        <w:rPr>
-          <w:rFonts w:asciiTheme="majorBidi" w:hAnsiTheme="majorBidi" w:cstheme="majorBidi"/>
-          <w:sz w:val="28"/>
-          <w:szCs w:val="28"/>
-        </w:rPr>
-        <w:t>So</w:t>
-      </w:r>
-      <w:proofErr w:type="gramEnd"/>
-      <w:r>
-        <w:rPr>
-          <w:rFonts w:asciiTheme="majorBidi" w:hAnsiTheme="majorBidi" w:cstheme="majorBidi"/>
-          <w:sz w:val="28"/>
-          <w:szCs w:val="28"/>
-        </w:rPr>
-        <w:t xml:space="preserve"> the system behaves like this:</w:t>
-      </w:r>
-    </w:p>
-    <w:p>
-      <w:pPr>
-        <w:pStyle w:val="ListParagraph"/>
-        <w:numPr>
-          <w:ilvl w:val="0"/>
-          <w:numId w:val="52"/>
-        </w:numPr>
-        <w:spacing w:after="60"/>
-        <w:ind w:left="360"/>
-        <w:jc w:val="both"/>
-        <w:rPr>
-          <w:rFonts w:asciiTheme="majorBidi" w:hAnsiTheme="majorBidi" w:cstheme="majorBidi"/>
-          <w:sz w:val="28"/>
-          <w:szCs w:val="28"/>
-        </w:rPr>
-      </w:pPr>
-      <w:r>
-        <w:rPr>
-          <w:rFonts w:asciiTheme="majorBidi" w:hAnsiTheme="majorBidi" w:cstheme="majorBidi"/>
-          <w:sz w:val="28"/>
-          <w:szCs w:val="28"/>
-        </w:rPr>
-        <w:t>Deployment is running with some Pods.</w:t>
-      </w:r>
-    </w:p>
-    <w:p>
-      <w:pPr>
-        <w:pStyle w:val="ListParagraph"/>
-        <w:numPr>
-          <w:ilvl w:val="0"/>
-          <w:numId w:val="52"/>
-        </w:numPr>
-        <w:spacing w:after="60"/>
-        <w:ind w:left="360"/>
-        <w:jc w:val="both"/>
-        <w:rPr>
-          <w:rFonts w:asciiTheme="majorBidi" w:hAnsiTheme="majorBidi" w:cstheme="majorBidi"/>
-          <w:sz w:val="28"/>
-          <w:szCs w:val="28"/>
-        </w:rPr>
-      </w:pPr>
-      <w:r>
-        <w:rPr>
-          <w:rFonts w:asciiTheme="majorBidi" w:hAnsiTheme="majorBidi" w:cstheme="majorBidi"/>
-          <w:sz w:val="28"/>
-          <w:szCs w:val="28"/>
-        </w:rPr>
-        <w:t>You pause the rollout.</w:t>
-      </w:r>
-    </w:p>
-    <w:p>
-      <w:pPr>
-        <w:pStyle w:val="ListParagraph"/>
-        <w:numPr>
-          <w:ilvl w:val="0"/>
-          <w:numId w:val="52"/>
-        </w:numPr>
-        <w:spacing w:after="60"/>
-        <w:ind w:left="360"/>
-        <w:jc w:val="both"/>
-        <w:rPr>
-          <w:rFonts w:asciiTheme="majorBidi" w:hAnsiTheme="majorBidi" w:cstheme="majorBidi"/>
-          <w:sz w:val="28"/>
-          <w:szCs w:val="28"/>
-        </w:rPr>
-      </w:pPr>
-      <w:r>
-        <w:rPr>
-          <w:rFonts w:asciiTheme="majorBidi" w:hAnsiTheme="majorBidi" w:cstheme="majorBidi"/>
-          <w:sz w:val="28"/>
-          <w:szCs w:val="28"/>
-        </w:rPr>
-        <w:t>Users continue sending requests to the application.</w:t>
-      </w:r>
-    </w:p>
-    <w:p>
-      <w:pPr>
-        <w:pStyle w:val="ListParagraph"/>
-        <w:numPr>
-          <w:ilvl w:val="0"/>
-          <w:numId w:val="52"/>
-        </w:numPr>
-        <w:spacing w:after="60"/>
-        <w:ind w:left="360"/>
-        <w:jc w:val="both"/>
-        <w:rPr>
-          <w:rFonts w:asciiTheme="majorBidi" w:hAnsiTheme="majorBidi" w:cstheme="majorBidi"/>
-          <w:sz w:val="28"/>
-          <w:szCs w:val="28"/>
-        </w:rPr>
-      </w:pPr>
-      <w:r>
-        <w:rPr>
-          <w:rFonts w:asciiTheme="majorBidi" w:hAnsiTheme="majorBidi" w:cstheme="majorBidi"/>
-          <w:sz w:val="28"/>
-          <w:szCs w:val="28"/>
-        </w:rPr>
-        <w:t>Pods keep responding normally.</w:t>
-      </w:r>
-    </w:p>
-    <w:p>
-      <w:pPr>
-        <w:pStyle w:val="ListParagraph"/>
-        <w:numPr>
-          <w:ilvl w:val="0"/>
-          <w:numId w:val="52"/>
-        </w:numPr>
-        <w:spacing w:after="60"/>
-        <w:ind w:left="360"/>
-        <w:jc w:val="both"/>
-        <w:rPr>
-          <w:rFonts w:asciiTheme="majorBidi" w:hAnsiTheme="majorBidi" w:cstheme="majorBidi"/>
-          <w:sz w:val="28"/>
-          <w:szCs w:val="28"/>
-        </w:rPr>
-      </w:pPr>
-      <w:r>
-        <w:rPr>
-          <w:rFonts w:asciiTheme="majorBidi" w:hAnsiTheme="majorBidi" w:cstheme="majorBidi"/>
-          <w:sz w:val="28"/>
-          <w:szCs w:val="28"/>
-        </w:rPr>
-        <w:t>If you change the Deployment configuration, the changes are stored but not applied yet.</w:t>
-      </w:r>
-    </w:p>
-    <w:p>
-      <w:pPr>
-        <w:jc w:val="both"/>
-        <w:rPr>
-          <w:rFonts w:asciiTheme="majorBidi" w:hAnsiTheme="majorBidi" w:cstheme="majorBidi"/>
-          <w:sz w:val="28"/>
-          <w:szCs w:val="28"/>
-        </w:rPr>
-      </w:pPr>
-      <w:r>
-        <w:rPr>
-          <w:rFonts w:asciiTheme="majorBidi" w:hAnsiTheme="majorBidi" w:cstheme="majorBidi"/>
-          <w:sz w:val="28"/>
-          <w:szCs w:val="28"/>
-        </w:rPr>
-        <w:t>rollout resume restarts the rollout and applies all accumulated changes in a single update.</w:t>
-      </w:r>
-    </w:p>
-    <w:p>
-      <w:pPr>
-        <w:spacing w:after="60"/>
-        <w:jc w:val="both"/>
-        <w:rPr>
-          <w:rFonts w:asciiTheme="majorBidi" w:hAnsiTheme="majorBidi" w:cstheme="majorBidi"/>
-          <w:b/>
-          <w:bCs/>
-          <w:sz w:val="32"/>
-          <w:szCs w:val="32"/>
-        </w:rPr>
-      </w:pPr>
-      <w:r>
-        <w:rPr>
-          <w:rFonts w:asciiTheme="majorBidi" w:hAnsiTheme="majorBidi" w:cstheme="majorBidi"/>
-          <w:b/>
-          <w:bCs/>
-          <w:sz w:val="32"/>
-          <w:szCs w:val="32"/>
-        </w:rPr>
-        <w:t xml:space="preserve">Commands </w:t>
-      </w:r>
-      <w:proofErr w:type="spellStart"/>
-      <w:r>
-        <w:rPr>
-          <w:rFonts w:asciiTheme="majorBidi" w:hAnsiTheme="majorBidi" w:cstheme="majorBidi"/>
-          <w:b/>
-          <w:bCs/>
-          <w:sz w:val="32"/>
-          <w:szCs w:val="32"/>
-        </w:rPr>
-        <w:t>Summery</w:t>
-      </w:r>
-      <w:proofErr w:type="spellEnd"/>
-      <w:r>
-        <w:rPr>
-          <w:rFonts w:asciiTheme="majorBidi" w:hAnsiTheme="majorBidi" w:cstheme="majorBidi"/>
-          <w:b/>
-          <w:bCs/>
-          <w:sz w:val="32"/>
-          <w:szCs w:val="32"/>
-        </w:rPr>
-        <w:t>:</w:t>
-      </w:r>
-    </w:p>
-    <w:p>
-      <w:pPr>
-        <w:pStyle w:val="ListParagraph"/>
-        <w:numPr>
-          <w:ilvl w:val="0"/>
-          <w:numId w:val="77"/>
-        </w:numPr>
-        <w:ind w:left="360"/>
-        <w:jc w:val="both"/>
-        <w:rPr>
-          <w:rFonts w:asciiTheme="majorBidi" w:hAnsiTheme="majorBidi" w:cstheme="majorBidi"/>
-          <w:b/>
-          <w:bCs/>
-          <w:i/>
-          <w:iCs/>
-          <w:sz w:val="28"/>
-          <w:szCs w:val="28"/>
-        </w:rPr>
-      </w:pPr>
-      <w:proofErr w:type="spellStart"/>
-      <w:r>
-        <w:rPr>
-          <w:rFonts w:asciiTheme="majorBidi" w:hAnsiTheme="majorBidi" w:cstheme="majorBidi"/>
-          <w:b/>
-          <w:bCs/>
-          <w:i/>
-          <w:iCs/>
-          <w:sz w:val="28"/>
-          <w:szCs w:val="28"/>
-        </w:rPr>
-        <w:t>kubectl</w:t>
-      </w:r>
-      <w:proofErr w:type="spellEnd"/>
-      <w:r>
-        <w:rPr>
-          <w:rFonts w:asciiTheme="majorBidi" w:hAnsiTheme="majorBidi" w:cstheme="majorBidi"/>
-          <w:b/>
-          <w:bCs/>
-          <w:i/>
-          <w:iCs/>
-          <w:sz w:val="28"/>
-          <w:szCs w:val="28"/>
-        </w:rPr>
-        <w:t xml:space="preserve"> rollout status deployment/&lt;name&gt; </w:t>
-      </w:r>
-      <w:r>
-        <w:rPr>
-          <w:rFonts w:asciiTheme="majorBidi" w:hAnsiTheme="majorBidi" w:cstheme="majorBidi"/>
-          <w:sz w:val="28"/>
-          <w:szCs w:val="28"/>
-        </w:rPr>
-        <w:t>→ Shows the progress of a rollout and waits until it completes or fails.</w:t>
-      </w:r>
-    </w:p>
-    <w:p>
-      <w:pPr>
-        <w:pStyle w:val="ListParagraph"/>
-        <w:numPr>
-          <w:ilvl w:val="0"/>
-          <w:numId w:val="77"/>
-        </w:numPr>
-        <w:ind w:left="360"/>
-        <w:jc w:val="both"/>
-        <w:rPr>
-          <w:rFonts w:asciiTheme="majorBidi" w:hAnsiTheme="majorBidi" w:cstheme="majorBidi"/>
-          <w:sz w:val="28"/>
-          <w:szCs w:val="28"/>
-        </w:rPr>
-      </w:pPr>
-      <w:proofErr w:type="spellStart"/>
-      <w:r>
-        <w:rPr>
-          <w:rFonts w:asciiTheme="majorBidi" w:hAnsiTheme="majorBidi" w:cstheme="majorBidi"/>
-          <w:b/>
-          <w:bCs/>
-          <w:i/>
-          <w:iCs/>
-          <w:sz w:val="28"/>
-          <w:szCs w:val="28"/>
-        </w:rPr>
-        <w:t>kubectl</w:t>
-      </w:r>
-      <w:proofErr w:type="spellEnd"/>
-      <w:r>
-        <w:rPr>
-          <w:rFonts w:asciiTheme="majorBidi" w:hAnsiTheme="majorBidi" w:cstheme="majorBidi"/>
-          <w:b/>
-          <w:bCs/>
-          <w:i/>
-          <w:iCs/>
-          <w:sz w:val="28"/>
-          <w:szCs w:val="28"/>
-        </w:rPr>
-        <w:t xml:space="preserve"> rollout history deployment/&lt;name&gt;</w:t>
-      </w:r>
-      <w:r>
-        <w:rPr>
-          <w:rFonts w:asciiTheme="majorBidi" w:hAnsiTheme="majorBidi" w:cstheme="majorBidi"/>
-          <w:sz w:val="28"/>
-          <w:szCs w:val="28"/>
-        </w:rPr>
-        <w:t xml:space="preserve"> → Displays the rollout revision history of a Deployment.</w:t>
-      </w:r>
-    </w:p>
-    <w:p>
-      <w:pPr>
-        <w:pStyle w:val="ListParagraph"/>
-        <w:numPr>
-          <w:ilvl w:val="0"/>
-          <w:numId w:val="77"/>
-        </w:numPr>
-        <w:ind w:left="360"/>
-        <w:jc w:val="both"/>
-        <w:rPr>
-          <w:rFonts w:asciiTheme="majorBidi" w:hAnsiTheme="majorBidi" w:cstheme="majorBidi"/>
-          <w:sz w:val="28"/>
-          <w:szCs w:val="28"/>
-        </w:rPr>
-      </w:pPr>
-      <w:proofErr w:type="spellStart"/>
-      <w:r>
-        <w:rPr>
-          <w:rFonts w:asciiTheme="majorBidi" w:hAnsiTheme="majorBidi" w:cstheme="majorBidi"/>
-          <w:b/>
-          <w:bCs/>
-          <w:i/>
-          <w:iCs/>
-          <w:sz w:val="28"/>
-          <w:szCs w:val="28"/>
-        </w:rPr>
-        <w:lastRenderedPageBreak/>
-        <w:t>kubectl</w:t>
-      </w:r>
-      <w:proofErr w:type="spellEnd"/>
-      <w:r>
-        <w:rPr>
-          <w:rFonts w:asciiTheme="majorBidi" w:hAnsiTheme="majorBidi" w:cstheme="majorBidi"/>
-          <w:b/>
-          <w:bCs/>
-          <w:i/>
-          <w:iCs/>
-          <w:sz w:val="28"/>
-          <w:szCs w:val="28"/>
-        </w:rPr>
-        <w:t xml:space="preserve"> rollout history deployment/&lt;name&gt; --revision=&lt;n&gt; </w:t>
-      </w:r>
-      <w:r>
-        <w:rPr>
-          <w:rFonts w:asciiTheme="majorBidi" w:hAnsiTheme="majorBidi" w:cstheme="majorBidi"/>
-          <w:sz w:val="28"/>
-          <w:szCs w:val="28"/>
-        </w:rPr>
-        <w:t>→ Shows detailed information about a specific rollout revision.</w:t>
-      </w:r>
-    </w:p>
-    <w:p>
-      <w:pPr>
-        <w:pStyle w:val="ListParagraph"/>
-        <w:numPr>
-          <w:ilvl w:val="0"/>
-          <w:numId w:val="77"/>
-        </w:numPr>
-        <w:ind w:left="360"/>
-        <w:jc w:val="both"/>
-        <w:rPr>
-          <w:rFonts w:asciiTheme="majorBidi" w:hAnsiTheme="majorBidi" w:cstheme="majorBidi"/>
-          <w:b/>
-          <w:bCs/>
-          <w:i/>
-          <w:iCs/>
-          <w:sz w:val="28"/>
-          <w:szCs w:val="28"/>
-        </w:rPr>
-      </w:pPr>
-      <w:proofErr w:type="spellStart"/>
-      <w:r>
-        <w:rPr>
-          <w:rFonts w:asciiTheme="majorBidi" w:hAnsiTheme="majorBidi" w:cstheme="majorBidi"/>
-          <w:b/>
-          <w:bCs/>
-          <w:i/>
-          <w:iCs/>
-          <w:sz w:val="28"/>
-          <w:szCs w:val="28"/>
-        </w:rPr>
-        <w:t>kubectl</w:t>
-      </w:r>
-      <w:proofErr w:type="spellEnd"/>
-      <w:r>
-        <w:rPr>
-          <w:rFonts w:asciiTheme="majorBidi" w:hAnsiTheme="majorBidi" w:cstheme="majorBidi"/>
-          <w:b/>
-          <w:bCs/>
-          <w:i/>
-          <w:iCs/>
-          <w:sz w:val="28"/>
-          <w:szCs w:val="28"/>
-        </w:rPr>
-        <w:t xml:space="preserve"> rollout undo deployment/&lt;name&gt; </w:t>
-      </w:r>
-      <w:r>
-        <w:rPr>
-          <w:rFonts w:asciiTheme="majorBidi" w:hAnsiTheme="majorBidi" w:cstheme="majorBidi"/>
-          <w:sz w:val="28"/>
-          <w:szCs w:val="28"/>
-        </w:rPr>
-        <w:t>→ Rolls back the Deployment to the previous revision.</w:t>
-      </w:r>
-    </w:p>
-    <w:p>
-      <w:pPr>
-        <w:pStyle w:val="ListParagraph"/>
-        <w:numPr>
-          <w:ilvl w:val="0"/>
-          <w:numId w:val="77"/>
-        </w:numPr>
-        <w:ind w:left="360"/>
-        <w:jc w:val="both"/>
-        <w:rPr>
-          <w:rFonts w:asciiTheme="majorBidi" w:hAnsiTheme="majorBidi" w:cstheme="majorBidi"/>
-          <w:b/>
-          <w:bCs/>
-          <w:i/>
-          <w:iCs/>
-          <w:sz w:val="28"/>
-          <w:szCs w:val="28"/>
-        </w:rPr>
-      </w:pPr>
-      <w:proofErr w:type="spellStart"/>
-      <w:r>
-        <w:rPr>
-          <w:rFonts w:asciiTheme="majorBidi" w:hAnsiTheme="majorBidi" w:cstheme="majorBidi"/>
-          <w:b/>
-          <w:bCs/>
-          <w:i/>
-          <w:iCs/>
-          <w:sz w:val="28"/>
-          <w:szCs w:val="28"/>
-        </w:rPr>
-        <w:t>kubectl</w:t>
-      </w:r>
-      <w:proofErr w:type="spellEnd"/>
-      <w:r>
-        <w:rPr>
-          <w:rFonts w:asciiTheme="majorBidi" w:hAnsiTheme="majorBidi" w:cstheme="majorBidi"/>
-          <w:b/>
-          <w:bCs/>
-          <w:i/>
-          <w:iCs/>
-          <w:sz w:val="28"/>
-          <w:szCs w:val="28"/>
-        </w:rPr>
-        <w:t xml:space="preserve"> rollout undo deployment/&lt;name&gt; --to-revision=&lt;n&gt; </w:t>
-      </w:r>
-      <w:r>
-        <w:rPr>
-          <w:rFonts w:asciiTheme="majorBidi" w:hAnsiTheme="majorBidi" w:cstheme="majorBidi"/>
-          <w:sz w:val="28"/>
-          <w:szCs w:val="28"/>
-        </w:rPr>
-        <w:t>→ Rolls back the Deployment to a specific revision.</w:t>
-      </w:r>
-    </w:p>
-    <w:p>
-      <w:pPr>
-        <w:pStyle w:val="ListParagraph"/>
-        <w:numPr>
-          <w:ilvl w:val="0"/>
-          <w:numId w:val="77"/>
-        </w:numPr>
-        <w:ind w:left="360"/>
-        <w:jc w:val="both"/>
-        <w:rPr>
-          <w:rFonts w:asciiTheme="majorBidi" w:hAnsiTheme="majorBidi" w:cstheme="majorBidi"/>
-          <w:sz w:val="28"/>
-          <w:szCs w:val="28"/>
-        </w:rPr>
-      </w:pPr>
-      <w:proofErr w:type="spellStart"/>
-      <w:r>
-        <w:rPr>
-          <w:rFonts w:asciiTheme="majorBidi" w:hAnsiTheme="majorBidi" w:cstheme="majorBidi"/>
-          <w:b/>
-          <w:bCs/>
-          <w:i/>
-          <w:iCs/>
-          <w:sz w:val="28"/>
-          <w:szCs w:val="28"/>
-        </w:rPr>
-        <w:t>kubectl</w:t>
-      </w:r>
-      <w:proofErr w:type="spellEnd"/>
-      <w:r>
-        <w:rPr>
-          <w:rFonts w:asciiTheme="majorBidi" w:hAnsiTheme="majorBidi" w:cstheme="majorBidi"/>
-          <w:b/>
-          <w:bCs/>
-          <w:i/>
-          <w:iCs/>
-          <w:sz w:val="28"/>
-          <w:szCs w:val="28"/>
-        </w:rPr>
-        <w:t xml:space="preserve"> rollout restart deployment/&lt;name&gt;</w:t>
-      </w:r>
-      <w:r>
-        <w:rPr>
-          <w:rFonts w:asciiTheme="majorBidi" w:hAnsiTheme="majorBidi" w:cstheme="majorBidi"/>
-          <w:sz w:val="28"/>
-          <w:szCs w:val="28"/>
-        </w:rPr>
-        <w:t xml:space="preserve"> → Restarts all Pods by triggering a new rollout without changing the Deployment configuration.</w:t>
-      </w:r>
-    </w:p>
-    <w:p>
-      <w:pPr>
-        <w:pStyle w:val="ListParagraph"/>
-        <w:numPr>
-          <w:ilvl w:val="0"/>
-          <w:numId w:val="77"/>
-        </w:numPr>
-        <w:ind w:left="360"/>
-        <w:jc w:val="both"/>
-        <w:rPr>
-          <w:rFonts w:asciiTheme="majorBidi" w:hAnsiTheme="majorBidi" w:cstheme="majorBidi"/>
-          <w:b/>
-          <w:bCs/>
-          <w:i/>
-          <w:iCs/>
-          <w:sz w:val="28"/>
-          <w:szCs w:val="28"/>
-        </w:rPr>
-      </w:pPr>
-      <w:proofErr w:type="spellStart"/>
-      <w:r>
-        <w:rPr>
-          <w:rFonts w:asciiTheme="majorBidi" w:hAnsiTheme="majorBidi" w:cstheme="majorBidi"/>
-          <w:b/>
-          <w:bCs/>
-          <w:i/>
-          <w:iCs/>
-          <w:sz w:val="28"/>
-          <w:szCs w:val="28"/>
-        </w:rPr>
-        <w:t>kubectl</w:t>
-      </w:r>
-      <w:proofErr w:type="spellEnd"/>
-      <w:r>
-        <w:rPr>
-          <w:rFonts w:asciiTheme="majorBidi" w:hAnsiTheme="majorBidi" w:cstheme="majorBidi"/>
-          <w:b/>
-          <w:bCs/>
-          <w:i/>
-          <w:iCs/>
-          <w:sz w:val="28"/>
-          <w:szCs w:val="28"/>
-        </w:rPr>
-        <w:t xml:space="preserve"> rollout </w:t>
-      </w:r>
-      <w:proofErr w:type="gramStart"/>
-      <w:r>
-        <w:rPr>
-          <w:rFonts w:asciiTheme="majorBidi" w:hAnsiTheme="majorBidi" w:cstheme="majorBidi"/>
-          <w:b/>
-          <w:bCs/>
-          <w:i/>
-          <w:iCs/>
-          <w:sz w:val="28"/>
-          <w:szCs w:val="28"/>
-        </w:rPr>
-        <w:t>pause</w:t>
-      </w:r>
-      <w:proofErr w:type="gramEnd"/>
-      <w:r>
-        <w:rPr>
-          <w:rFonts w:asciiTheme="majorBidi" w:hAnsiTheme="majorBidi" w:cstheme="majorBidi"/>
-          <w:b/>
-          <w:bCs/>
-          <w:i/>
-          <w:iCs/>
-          <w:sz w:val="28"/>
-          <w:szCs w:val="28"/>
-        </w:rPr>
-        <w:t xml:space="preserve"> deployment/&lt;name&gt; </w:t>
-      </w:r>
-      <w:r>
-        <w:rPr>
-          <w:rFonts w:asciiTheme="majorBidi" w:hAnsiTheme="majorBidi" w:cstheme="majorBidi"/>
-          <w:sz w:val="28"/>
-          <w:szCs w:val="28"/>
-        </w:rPr>
-        <w:t>→ Pauses an ongoing rollout, allowing you to make multiple changes before resuming.</w:t>
-      </w:r>
-    </w:p>
-    <w:p>
-      <w:pPr>
-        <w:pStyle w:val="ListParagraph"/>
-        <w:numPr>
-          <w:ilvl w:val="0"/>
-          <w:numId w:val="77"/>
-        </w:numPr>
-        <w:ind w:left="360"/>
-        <w:jc w:val="both"/>
-        <w:rPr>
-          <w:rFonts w:asciiTheme="majorBidi" w:hAnsiTheme="majorBidi" w:cstheme="majorBidi"/>
-          <w:sz w:val="28"/>
-          <w:szCs w:val="28"/>
-        </w:rPr>
-      </w:pPr>
-      <w:proofErr w:type="spellStart"/>
-      <w:r>
-        <w:rPr>
-          <w:rFonts w:asciiTheme="majorBidi" w:hAnsiTheme="majorBidi" w:cstheme="majorBidi"/>
-          <w:b/>
-          <w:bCs/>
-          <w:i/>
-          <w:iCs/>
-          <w:sz w:val="28"/>
-          <w:szCs w:val="28"/>
-        </w:rPr>
-        <w:t>kubectl</w:t>
-      </w:r>
-      <w:proofErr w:type="spellEnd"/>
-      <w:r>
-        <w:rPr>
-          <w:rFonts w:asciiTheme="majorBidi" w:hAnsiTheme="majorBidi" w:cstheme="majorBidi"/>
-          <w:b/>
-          <w:bCs/>
-          <w:i/>
-          <w:iCs/>
-          <w:sz w:val="28"/>
-          <w:szCs w:val="28"/>
-        </w:rPr>
-        <w:t xml:space="preserve"> rollout resume deployment/&lt;name&gt;</w:t>
-      </w:r>
-      <w:r>
-        <w:rPr>
-          <w:rFonts w:asciiTheme="majorBidi" w:hAnsiTheme="majorBidi" w:cstheme="majorBidi"/>
-          <w:sz w:val="28"/>
-          <w:szCs w:val="28"/>
-        </w:rPr>
-        <w:t xml:space="preserve"> → Resumes a paused rollout and applies any pending changes.</w:t>
-      </w:r>
+          <w:sz w:val="36"/>
+          <w:szCs w:val="36"/>
+        </w:rPr>
+      </w:pPr>
     </w:p>
     <w:p>
       <w:pPr>
@@ -8662,7 +2683,7 @@
           </mc:Choice>
           <mc:Fallback>
             <w:pict>
-              <v:rect w14:anchorId="6F83D22C" id="Rectangle 14" o:spid="_x0000_s1028" style="position:absolute;left:0;text-align:left;margin-left:0;margin-top:-.3pt;width:216.6pt;height:454.8pt;z-index:251671552;visibility:visible;mso-wrap-style:square;mso-width-percent:0;mso-height-percent:0;mso-wrap-distance-left:9pt;mso-wrap-distance-top:0;mso-wrap-distance-right:9pt;mso-wrap-distance-bottom:0;mso-position-horizontal:left;mso-position-horizontal-relative:margin;mso-position-vertical:absolute;mso-position-vertical-relative:text;mso-width-percent:0;mso-height-percent:0;mso-width-relative:margin;mso-height-relative:margin;v-text-anchor:middle" o:gfxdata="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" fillcolor="black [3200]" strokecolor="black [480]" strokeweight="1pt">
+              <v:rect w14:anchorId="6F83D22C" id="Rectangle 14" o:spid="_x0000_s1026" style="position:absolute;left:0;text-align:left;margin-left:0;margin-top:-.3pt;width:216.6pt;height:454.8pt;z-index:251671552;visibility:visible;mso-wrap-style:square;mso-width-percent:0;mso-height-percent:0;mso-wrap-distance-left:9pt;mso-wrap-distance-top:0;mso-wrap-distance-right:9pt;mso-wrap-distance-bottom:0;mso-position-horizontal:left;mso-position-horizontal-relative:margin;mso-position-vertical:absolute;mso-position-vertical-relative:text;mso-width-percent:0;mso-height-percent:0;mso-width-relative:margin;mso-height-relative:margin;v-text-anchor:middle" o:gfxdata="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" fillcolor="black [3200]" strokecolor="black [480]" strokeweight="1pt">
                 <v:textbox>
                   <w:txbxContent>
                     <w:p>
@@ -10932,7 +4953,7 @@
           </mc:Choice>
           <mc:Fallback>
             <w:pict>
-              <v:rect w14:anchorId="6610E11E" id="Rectangle 15" o:spid="_x0000_s1029" style="position:absolute;left:0;text-align:left;margin-left:18pt;margin-top:19.6pt;width:162.55pt;height:84.55pt;z-index:251669504;visibility:visible;mso-wrap-style:square;mso-width-percent:0;mso-height-percent:0;mso-wrap-distance-left:9pt;mso-wrap-distance-top:0;mso-wrap-distance-right:9pt;mso-wrap-distance-bottom:0;mso-position-horizontal:absolute;mso-position-horizontal-relative:text;mso-position-vertical:absolute;mso-position-vertical-relative:text;mso-width-percent:0;mso-height-percent:0;mso-width-relative:margin;mso-height-relative:margin;v-text-anchor:middle" o:gfxdata="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" fillcolor="black [3200]" strokecolor="black [480]" strokeweight="1pt">
+              <v:rect w14:anchorId="6610E11E" id="Rectangle 15" o:spid="_x0000_s1027" style="position:absolute;left:0;text-align:left;margin-left:18pt;margin-top:19.6pt;width:162.55pt;height:84.55pt;z-index:251669504;visibility:visible;mso-wrap-style:square;mso-width-percent:0;mso-height-percent:0;mso-wrap-distance-left:9pt;mso-wrap-distance-top:0;mso-wrap-distance-right:9pt;mso-wrap-distance-bottom:0;mso-position-horizontal:absolute;mso-position-horizontal-relative:text;mso-position-vertical:absolute;mso-position-vertical-relative:text;mso-width-percent:0;mso-height-percent:0;mso-width-relative:margin;mso-height-relative:margin;v-text-anchor:middle" o:gfxdata="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" fillcolor="black [3200]" strokecolor="black [480]" strokeweight="1pt">
                 <v:textbox>
                   <w:txbxContent>
                     <w:p>
@@ -11985,7 +6006,7 @@
           </mc:Choice>
           <mc:Fallback>
             <w:pict>
-              <v:rect w14:anchorId="74A9D9DA" id="Rectangle 18" o:spid="_x0000_s1030" style="position:absolute;left:0;text-align:left;margin-left:18pt;margin-top:22.3pt;width:169.65pt;height:80.75pt;z-index:251676672;visibility:visible;mso-wrap-style:square;mso-height-percent:0;mso-wrap-distance-left:9pt;mso-wrap-distance-top:0;mso-wrap-distance-right:9pt;mso-wrap-distance-bottom:0;mso-position-horizontal:absolute;mso-position-horizontal-relative:text;mso-position-vertical:absolute;mso-position-vertical-relative:text;mso-height-percent:0;mso-height-relative:margin;v-text-anchor:middle" o:gfxdata="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" fillcolor="black [3200]" strokecolor="black [480]" strokeweight="1pt">
+              <v:rect w14:anchorId="74A9D9DA" id="Rectangle 18" o:spid="_x0000_s1028" style="position:absolute;left:0;text-align:left;margin-left:18pt;margin-top:22.3pt;width:169.65pt;height:80.75pt;z-index:251676672;visibility:visible;mso-wrap-style:square;mso-height-percent:0;mso-wrap-distance-left:9pt;mso-wrap-distance-top:0;mso-wrap-distance-right:9pt;mso-wrap-distance-bottom:0;mso-position-horizontal:absolute;mso-position-horizontal-relative:text;mso-position-vertical:absolute;mso-position-vertical-relative:text;mso-height-percent:0;mso-height-relative:margin;v-text-anchor:middle" o:gfxdata="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" fillcolor="black [3200]" strokecolor="black [480]" strokeweight="1pt">
                 <v:textbox>
                   <w:txbxContent>
                     <w:p>
@@ -14168,7 +8189,7 @@
           </mc:Choice>
           <mc:Fallback>
             <w:pict>
-              <v:rect w14:anchorId="4897CED0" id="Rectangle 19" o:spid="_x0000_s1031" style="position:absolute;left:0;text-align:left;margin-left:0;margin-top:25.85pt;width:229.8pt;height:457.8pt;z-index:251677696;visibility:visible;mso-wrap-style:square;mso-width-percent:0;mso-height-percent:0;mso-wrap-distance-left:9pt;mso-wrap-distance-top:0;mso-wrap-distance-right:9pt;mso-wrap-distance-bottom:0;mso-position-horizontal:left;mso-position-horizontal-relative:margin;mso-position-vertical:absolute;mso-position-vertical-relative:text;mso-width-percent:0;mso-height-percent:0;mso-width-relative:margin;mso-height-relative:margin;v-text-anchor:middle" o:gfxdata="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" fillcolor="black [3200]" strokecolor="black [480]" strokeweight="1pt">
+              <v:rect w14:anchorId="4897CED0" id="Rectangle 19" o:spid="_x0000_s1029" style="position:absolute;left:0;text-align:left;margin-left:0;margin-top:25.85pt;width:229.8pt;height:457.8pt;z-index:251677696;visibility:visible;mso-wrap-style:square;mso-width-percent:0;mso-height-percent:0;mso-wrap-distance-left:9pt;mso-wrap-distance-top:0;mso-wrap-distance-right:9pt;mso-wrap-distance-bottom:0;mso-position-horizontal:left;mso-position-horizontal-relative:margin;mso-position-vertical:absolute;mso-position-vertical-relative:text;mso-width-percent:0;mso-height-percent:0;mso-width-relative:margin;mso-height-relative:margin;v-text-anchor:middle" o:gfxdata="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" fillcolor="black [3200]" strokecolor="black [480]" strokeweight="1pt">
                 <v:textbox>
                   <w:txbxContent>
                     <w:p>
@@ -17665,7 +11686,7 @@
           </mc:Choice>
           <mc:Fallback>
             <w:pict>
-              <v:rect w14:anchorId="52503CAD" id="_x0000_s1032" style="position:absolute;left:0;text-align:left;margin-left:16.9pt;margin-top:21.85pt;width:202.9pt;height:118.35pt;z-index:251672576;visibility:visible;mso-wrap-style:square;mso-width-percent:0;mso-height-percent:0;mso-wrap-distance-left:9pt;mso-wrap-distance-top:0;mso-wrap-distance-right:9pt;mso-wrap-distance-bottom:0;mso-position-horizontal:absolute;mso-position-horizontal-relative:text;mso-position-vertical:absolute;mso-position-vertical-relative:text;mso-width-percent:0;mso-height-percent:0;mso-width-relative:margin;mso-height-relative:margin;v-text-anchor:middle" o:gfxdata="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" fillcolor="black [3200]" strokecolor="black [480]" strokeweight="1pt">
+              <v:rect w14:anchorId="52503CAD" id="_x0000_s1030" style="position:absolute;left:0;text-align:left;margin-left:16.9pt;margin-top:21.85pt;width:202.9pt;height:118.35pt;z-index:251672576;visibility:visible;mso-wrap-style:square;mso-width-percent:0;mso-height-percent:0;mso-wrap-distance-left:9pt;mso-wrap-distance-top:0;mso-wrap-distance-right:9pt;mso-wrap-distance-bottom:0;mso-position-horizontal:absolute;mso-position-horizontal-relative:text;mso-position-vertical:absolute;mso-position-vertical-relative:text;mso-width-percent:0;mso-height-percent:0;mso-width-relative:margin;mso-height-relative:margin;v-text-anchor:middle" o:gfxdata="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" fillcolor="black [3200]" strokecolor="black [480]" strokeweight="1pt">
                 <v:textbox>
                   <w:txbxContent>
                     <w:p>
@@ -18550,7 +12571,7 @@
           </mc:Choice>
           <mc:Fallback>
             <w:pict>
-              <v:rect w14:anchorId="0430BD16" id="_x0000_s1033" style="position:absolute;left:0;text-align:left;margin-left:18pt;margin-top:.65pt;width:224.75pt;height:99.6pt;z-index:251673600;visibility:visible;mso-wrap-style:square;mso-height-percent:0;mso-wrap-distance-left:9pt;mso-wrap-distance-top:0;mso-wrap-distance-right:9pt;mso-wrap-distance-bottom:0;mso-position-horizontal:absolute;mso-position-horizontal-relative:text;mso-position-vertical:absolute;mso-position-vertical-relative:text;mso-height-percent:0;mso-height-relative:margin;v-text-anchor:middle" o:gfxdata="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" fillcolor="black [3200]" strokecolor="black [480]" strokeweight="1pt">
+              <v:rect w14:anchorId="0430BD16" id="_x0000_s1031" style="position:absolute;left:0;text-align:left;margin-left:18pt;margin-top:.65pt;width:224.75pt;height:99.6pt;z-index:251673600;visibility:visible;mso-wrap-style:square;mso-height-percent:0;mso-wrap-distance-left:9pt;mso-wrap-distance-top:0;mso-wrap-distance-right:9pt;mso-wrap-distance-bottom:0;mso-position-horizontal:absolute;mso-position-horizontal-relative:text;mso-position-vertical:absolute;mso-position-vertical-relative:text;mso-height-percent:0;mso-height-relative:margin;v-text-anchor:middle" o:gfxdata="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" fillcolor="black [3200]" strokecolor="black [480]" strokeweight="1pt">
                 <v:textbox>
                   <w:txbxContent>
                     <w:p>
@@ -19333,7 +13354,7 @@
           </mc:Choice>
           <mc:Fallback>
             <w:pict>
-              <v:rect w14:anchorId="204C0CBA" id="Rectangle 16" o:spid="_x0000_s1034" style="position:absolute;left:0;text-align:left;margin-left:17.45pt;margin-top:23.1pt;width:162.55pt;height:119.45pt;z-index:251674624;visibility:visible;mso-wrap-style:square;mso-width-percent:0;mso-height-percent:0;mso-wrap-distance-left:9pt;mso-wrap-distance-top:0;mso-wrap-distance-right:9pt;mso-wrap-distance-bottom:0;mso-position-horizontal:absolute;mso-position-horizontal-relative:text;mso-position-vertical:absolute;mso-position-vertical-relative:text;mso-width-percent:0;mso-height-percent:0;mso-width-relative:margin;mso-height-relative:margin;v-text-anchor:middle" o:gfxdata="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" fillcolor="black [3200]" strokecolor="black [480]" strokeweight="1pt">
+              <v:rect w14:anchorId="204C0CBA" id="Rectangle 16" o:spid="_x0000_s1032" style="position:absolute;left:0;text-align:left;margin-left:17.45pt;margin-top:23.1pt;width:162.55pt;height:119.45pt;z-index:251674624;visibility:visible;mso-wrap-style:square;mso-width-percent:0;mso-height-percent:0;mso-wrap-distance-left:9pt;mso-wrap-distance-top:0;mso-wrap-distance-right:9pt;mso-wrap-distance-bottom:0;mso-position-horizontal:absolute;mso-position-horizontal-relative:text;mso-position-vertical:absolute;mso-position-vertical-relative:text;mso-width-percent:0;mso-height-percent:0;mso-width-relative:margin;mso-height-relative:margin;v-text-anchor:middle" o:gfxdata="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" fillcolor="black [3200]" strokecolor="black [480]" strokeweight="1pt">
                 <v:textbox>
                   <w:txbxContent>
                     <w:p>
@@ -20419,7 +14440,7 @@
           </mc:Choice>
           <mc:Fallback>
             <w:pict>
-              <v:rect w14:anchorId="115FEEF4" id="Rectangle 17" o:spid="_x0000_s1035" style="position:absolute;left:0;text-align:left;margin-left:1.1pt;margin-top:21.4pt;width:146.2pt;height:99.25pt;z-index:251675648;visibility:visible;mso-wrap-style:square;mso-width-percent:0;mso-height-percent:0;mso-wrap-distance-left:9pt;mso-wrap-distance-top:0;mso-wrap-distance-right:9pt;mso-wrap-distance-bottom:0;mso-position-horizontal:absolute;mso-position-horizontal-relative:text;mso-position-vertical:absolute;mso-position-vertical-relative:text;mso-width-percent:0;mso-height-percent:0;mso-width-relative:margin;mso-height-relative:margin;v-text-anchor:middle" o:gfxdata="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" fillcolor="black [3200]" strokecolor="black [480]" strokeweight="1pt">
+              <v:rect w14:anchorId="115FEEF4" id="Rectangle 17" o:spid="_x0000_s1033" style="position:absolute;left:0;text-align:left;margin-left:1.1pt;margin-top:21.4pt;width:146.2pt;height:99.25pt;z-index:251675648;visibility:visible;mso-wrap-style:square;mso-width-percent:0;mso-height-percent:0;mso-wrap-distance-left:9pt;mso-wrap-distance-top:0;mso-wrap-distance-right:9pt;mso-wrap-distance-bottom:0;mso-position-horizontal:absolute;mso-position-horizontal-relative:text;mso-position-vertical:absolute;mso-position-vertical-relative:text;mso-width-percent:0;mso-height-percent:0;mso-width-relative:margin;mso-height-relative:margin;v-text-anchor:middle" o:gfxdata="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" fillcolor="black [3200]" strokecolor="black [480]" strokeweight="1pt">
                 <v:textbox>
                   <w:txbxContent>
                     <w:p>
@@ -21660,7 +15681,7 @@
           </mc:Choice>
           <mc:Fallback>
             <w:pict>
-              <v:rect w14:anchorId="1B10DDAA" id="Rectangle 22" o:spid="_x0000_s1036" style="position:absolute;left:0;text-align:left;margin-left:487pt;margin-top:40.55pt;width:538.2pt;height:417pt;z-index:251683840;visibility:visible;mso-wrap-style:square;mso-width-percent:0;mso-height-percent:0;mso-wrap-distance-left:9pt;mso-wrap-distance-top:0;mso-wrap-distance-right:9pt;mso-wrap-distance-bottom:0;mso-position-horizontal:right;mso-position-horizontal-relative:margin;mso-position-vertical:absolute;mso-position-vertical-relative:text;mso-width-percent:0;mso-height-percent:0;mso-width-relative:margin;mso-height-relative:margin;v-text-anchor:middle" o:gfxdata="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" fillcolor="#555 [2160]" strokecolor="black [3200]" strokeweight=".5pt">
+              <v:rect w14:anchorId="1B10DDAA" id="Rectangle 22" o:spid="_x0000_s1034" style="position:absolute;left:0;text-align:left;margin-left:487pt;margin-top:40.55pt;width:538.2pt;height:417pt;z-index:251683840;visibility:visible;mso-wrap-style:square;mso-width-percent:0;mso-height-percent:0;mso-wrap-distance-left:9pt;mso-wrap-distance-top:0;mso-wrap-distance-right:9pt;mso-wrap-distance-bottom:0;mso-position-horizontal:right;mso-position-horizontal-relative:margin;mso-position-vertical:absolute;mso-position-vertical-relative:text;mso-width-percent:0;mso-height-percent:0;mso-width-relative:margin;mso-height-relative:margin;v-text-anchor:middle" o:gfxdata="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" fillcolor="#555 [2160]" strokecolor="black [3200]" strokeweight=".5pt">
                 <v:fill color2="#313131 [2608]" rotate="t" colors="0 #9b9b9b;.5 #8e8e8e;1 #797979" focus="100%" type="gradient">
                   <o:fill v:ext="view" type="gradientUnscaled"/>
                 </v:fill>
@@ -22630,7 +16651,7 @@
           </mc:Choice>
           <mc:Fallback>
             <w:pict>
-              <v:rect w14:anchorId="40DA71FA" id="Rectangle 23" o:spid="_x0000_s1037" style="position:absolute;left:0;text-align:left;margin-left:487.6pt;margin-top:.6pt;width:538.8pt;height:717.6pt;z-index:251684864;visibility:visible;mso-wrap-style:square;mso-width-percent:0;mso-height-percent:0;mso-wrap-distance-left:9pt;mso-wrap-distance-top:0;mso-wrap-distance-right:9pt;mso-wrap-distance-bottom:0;mso-position-horizontal:right;mso-position-horizontal-relative:margin;mso-position-vertical:absolute;mso-position-vertical-relative:text;mso-width-percent:0;mso-height-percent:0;mso-width-relative:margin;mso-height-relative:margin;v-text-anchor:middle" o:gfxdata="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" fillcolor="#555 [2160]" strokecolor="black [3200]" strokeweight=".5pt">
+              <v:rect w14:anchorId="40DA71FA" id="Rectangle 23" o:spid="_x0000_s1035" style="position:absolute;left:0;text-align:left;margin-left:487.6pt;margin-top:.6pt;width:538.8pt;height:717.6pt;z-index:251684864;visibility:visible;mso-wrap-style:square;mso-width-percent:0;mso-height-percent:0;mso-wrap-distance-left:9pt;mso-wrap-distance-top:0;mso-wrap-distance-right:9pt;mso-wrap-distance-bottom:0;mso-position-horizontal:right;mso-position-horizontal-relative:margin;mso-position-vertical:absolute;mso-position-vertical-relative:text;mso-width-percent:0;mso-height-percent:0;mso-width-relative:margin;mso-height-relative:margin;v-text-anchor:middle" o:gfxdata="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" fillcolor="#555 [2160]" strokecolor="black [3200]" strokeweight=".5pt">
                 <v:fill color2="#313131 [2608]" rotate="t" colors="0 #9b9b9b;.5 #8e8e8e;1 #797979" focus="100%" type="gradient">
                   <o:fill v:ext="view" type="gradientUnscaled"/>
                 </v:fill>
@@ -23717,7 +17738,7 @@
           </mc:Choice>
           <mc:Fallback>
             <w:pict>
-              <v:rect w14:anchorId="10FF37EB" id="Rectangle 24" o:spid="_x0000_s1038" style="position:absolute;left:0;text-align:left;margin-left:487pt;margin-top:.6pt;width:538.2pt;height:261pt;z-index:251685888;visibility:visible;mso-wrap-style:square;mso-width-percent:0;mso-height-percent:0;mso-wrap-distance-left:9pt;mso-wrap-distance-top:0;mso-wrap-distance-right:9pt;mso-wrap-distance-bottom:0;mso-position-horizontal:right;mso-position-horizontal-relative:margin;mso-position-vertical:absolute;mso-position-vertical-relative:text;mso-width-percent:0;mso-height-percent:0;mso-width-relative:margin;mso-height-relative:margin;v-text-anchor:middle" o:gfxdata="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" fillcolor="#555 [2160]" strokecolor="black [3200]" strokeweight=".5pt">
+              <v:rect w14:anchorId="10FF37EB" id="Rectangle 24" o:spid="_x0000_s1036" style="position:absolute;left:0;text-align:left;margin-left:487pt;margin-top:.6pt;width:538.2pt;height:261pt;z-index:251685888;visibility:visible;mso-wrap-style:square;mso-width-percent:0;mso-height-percent:0;mso-wrap-distance-left:9pt;mso-wrap-distance-top:0;mso-wrap-distance-right:9pt;mso-wrap-distance-bottom:0;mso-position-horizontal:right;mso-position-horizontal-relative:margin;mso-position-vertical:absolute;mso-position-vertical-relative:text;mso-width-percent:0;mso-height-percent:0;mso-width-relative:margin;mso-height-relative:margin;v-text-anchor:middle" o:gfxdata="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" fillcolor="#555 [2160]" strokecolor="black [3200]" strokeweight=".5pt">
                 <v:fill color2="#313131 [2608]" rotate="t" colors="0 #9b9b9b;.5 #8e8e8e;1 #797979" focus="100%" type="gradient">
                   <o:fill v:ext="view" type="gradientUnscaled"/>
                 </v:fill>
@@ -24491,7 +18512,7 @@
           </mc:Choice>
           <mc:Fallback>
             <w:pict>
-              <v:rect w14:anchorId="764AB062" id="Rectangle 30" o:spid="_x0000_s1039" style="position:absolute;left:0;text-align:left;margin-left:487pt;margin-top:20.9pt;width:538.2pt;height:447.6pt;z-index:251694080;visibility:visible;mso-wrap-style:square;mso-width-percent:0;mso-height-percent:0;mso-wrap-distance-left:9pt;mso-wrap-distance-top:0;mso-wrap-distance-right:9pt;mso-wrap-distance-bottom:0;mso-position-horizontal:right;mso-position-horizontal-relative:margin;mso-position-vertical:absolute;mso-position-vertical-relative:text;mso-width-percent:0;mso-height-percent:0;mso-width-relative:margin;mso-height-relative:margin;v-text-anchor:middle" o:gfxdata="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" fillcolor="#555 [2160]" strokecolor="black [3200]" strokeweight=".5pt">
+              <v:rect w14:anchorId="764AB062" id="Rectangle 30" o:spid="_x0000_s1037" style="position:absolute;left:0;text-align:left;margin-left:487pt;margin-top:20.9pt;width:538.2pt;height:447.6pt;z-index:251694080;visibility:visible;mso-wrap-style:square;mso-width-percent:0;mso-height-percent:0;mso-wrap-distance-left:9pt;mso-wrap-distance-top:0;mso-wrap-distance-right:9pt;mso-wrap-distance-bottom:0;mso-position-horizontal:right;mso-position-horizontal-relative:margin;mso-position-vertical:absolute;mso-position-vertical-relative:text;mso-width-percent:0;mso-height-percent:0;mso-width-relative:margin;mso-height-relative:margin;v-text-anchor:middle" o:gfxdata="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" fillcolor="#555 [2160]" strokecolor="black [3200]" strokeweight=".5pt">
                 <v:fill color2="#313131 [2608]" rotate="t" colors="0 #9b9b9b;.5 #8e8e8e;1 #797979" focus="100%" type="gradient">
                   <o:fill v:ext="view" type="gradientUnscaled"/>
                 </v:fill>
@@ -25025,7 +19046,7 @@
           </mc:Choice>
           <mc:Fallback>
             <w:pict>
-              <v:rect w14:anchorId="44033A49" id="Rectangle 25" o:spid="_x0000_s1040" style="position:absolute;left:0;text-align:left;margin-left:7.8pt;margin-top:12.25pt;width:172.8pt;height:117.6pt;z-index:251696128;visibility:visible;mso-wrap-style:square;mso-width-percent:0;mso-height-percent:0;mso-wrap-distance-left:9pt;mso-wrap-distance-top:0;mso-wrap-distance-right:9pt;mso-wrap-distance-bottom:0;mso-position-horizontal:absolute;mso-position-horizontal-relative:text;mso-position-vertical:absolute;mso-position-vertical-relative:text;mso-width-percent:0;mso-height-percent:0;mso-width-relative:margin;mso-height-relative:margin;v-text-anchor:middle" o:gfxdata="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" fillcolor="black [3200]" strokecolor="black [480]" strokeweight="1pt">
+              <v:rect w14:anchorId="44033A49" id="Rectangle 25" o:spid="_x0000_s1038" style="position:absolute;left:0;text-align:left;margin-left:7.8pt;margin-top:12.25pt;width:172.8pt;height:117.6pt;z-index:251696128;visibility:visible;mso-wrap-style:square;mso-width-percent:0;mso-height-percent:0;mso-wrap-distance-left:9pt;mso-wrap-distance-top:0;mso-wrap-distance-right:9pt;mso-wrap-distance-bottom:0;mso-position-horizontal:absolute;mso-position-horizontal-relative:text;mso-position-vertical:absolute;mso-position-vertical-relative:text;mso-width-percent:0;mso-height-percent:0;mso-width-relative:margin;mso-height-relative:margin;v-text-anchor:middle" o:gfxdata="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" fillcolor="black [3200]" strokecolor="black [480]" strokeweight="1pt">
                 <v:textbox>
                   <w:txbxContent>
                     <w:p>
@@ -25329,7 +19350,7 @@
           </mc:Choice>
           <mc:Fallback>
             <w:pict>
-              <v:rect w14:anchorId="6F9E2F06" id="_x0000_s1041" style="position:absolute;left:0;text-align:left;margin-left:6.6pt;margin-top:.3pt;width:189.6pt;height:80.4pt;z-index:251698176;visibility:visible;mso-wrap-style:square;mso-width-percent:0;mso-height-percent:0;mso-wrap-distance-left:9pt;mso-wrap-distance-top:0;mso-wrap-distance-right:9pt;mso-wrap-distance-bottom:0;mso-position-horizontal:absolute;mso-position-horizontal-relative:text;mso-position-vertical:absolute;mso-position-vertical-relative:text;mso-width-percent:0;mso-height-percent:0;mso-width-relative:margin;mso-height-relative:margin;v-text-anchor:middle" o:gfxdata="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" fillcolor="black [3200]" strokecolor="black [480]" strokeweight="1pt">
+              <v:rect w14:anchorId="6F9E2F06" id="_x0000_s1039" style="position:absolute;left:0;text-align:left;margin-left:6.6pt;margin-top:.3pt;width:189.6pt;height:80.4pt;z-index:251698176;visibility:visible;mso-wrap-style:square;mso-width-percent:0;mso-height-percent:0;mso-wrap-distance-left:9pt;mso-wrap-distance-top:0;mso-wrap-distance-right:9pt;mso-wrap-distance-bottom:0;mso-position-horizontal:absolute;mso-position-horizontal-relative:text;mso-position-vertical:absolute;mso-position-vertical-relative:text;mso-width-percent:0;mso-height-percent:0;mso-width-relative:margin;mso-height-relative:margin;v-text-anchor:middle" o:gfxdata="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" fillcolor="black [3200]" strokecolor="black [480]" strokeweight="1pt">
                 <v:textbox>
                   <w:txbxContent>
                     <w:p>
@@ -26189,7 +20210,7 @@
           </mc:Choice>
           <mc:Fallback>
             <w:pict>
-              <v:rect w14:anchorId="1C9A34A7" id="Rectangle 26" o:spid="_x0000_s1042" style="position:absolute;left:0;text-align:left;margin-left:487pt;margin-top:.6pt;width:538.2pt;height:575.4pt;z-index:251689984;visibility:visible;mso-wrap-style:square;mso-width-percent:0;mso-height-percent:0;mso-wrap-distance-left:9pt;mso-wrap-distance-top:0;mso-wrap-distance-right:9pt;mso-wrap-distance-bottom:0;mso-position-horizontal:right;mso-position-horizontal-relative:margin;mso-position-vertical:absolute;mso-position-vertical-relative:text;mso-width-percent:0;mso-height-percent:0;mso-width-relative:margin;mso-height-relative:margin;v-text-anchor:middle" o:gfxdata="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" fillcolor="#555 [2160]" strokecolor="black [3200]" strokeweight=".5pt">
+              <v:rect w14:anchorId="1C9A34A7" id="Rectangle 26" o:spid="_x0000_s1040" style="position:absolute;left:0;text-align:left;margin-left:487pt;margin-top:.6pt;width:538.2pt;height:575.4pt;z-index:251689984;visibility:visible;mso-wrap-style:square;mso-width-percent:0;mso-height-percent:0;mso-wrap-distance-left:9pt;mso-wrap-distance-top:0;mso-wrap-distance-right:9pt;mso-wrap-distance-bottom:0;mso-position-horizontal:right;mso-position-horizontal-relative:margin;mso-position-vertical:absolute;mso-position-vertical-relative:text;mso-width-percent:0;mso-height-percent:0;mso-width-relative:margin;mso-height-relative:margin;v-text-anchor:middle" o:gfxdata="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" fillcolor="#555 [2160]" strokecolor="black [3200]" strokeweight=".5pt">
                 <v:fill color2="#313131 [2608]" rotate="t" colors="0 #9b9b9b;.5 #8e8e8e;1 #797979" focus="100%" type="gradient">
                   <o:fill v:ext="view" type="gradientUnscaled"/>
                 </v:fill>
@@ -27123,7 +21144,7 @@
           </mc:Choice>
           <mc:Fallback>
             <w:pict>
-              <v:rect w14:anchorId="2C10AB2A" id="Rectangle 27" o:spid="_x0000_s1043" style="position:absolute;left:0;text-align:left;margin-left:6.6pt;margin-top:8.4pt;width:276pt;height:46.2pt;z-index:251691008;visibility:visible;mso-wrap-style:square;mso-width-percent:0;mso-height-percent:0;mso-wrap-distance-left:9pt;mso-wrap-distance-top:0;mso-wrap-distance-right:9pt;mso-wrap-distance-bottom:0;mso-position-horizontal:absolute;mso-position-horizontal-relative:text;mso-position-vertical:absolute;mso-position-vertical-relative:text;mso-width-percent:0;mso-height-percent:0;mso-width-relative:margin;mso-height-relative:margin;v-text-anchor:middle" o:gfxdata="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" fillcolor="black [3200]" strokecolor="black [480]" strokeweight="1pt">
+              <v:rect w14:anchorId="2C10AB2A" id="Rectangle 27" o:spid="_x0000_s1041" style="position:absolute;left:0;text-align:left;margin-left:6.6pt;margin-top:8.4pt;width:276pt;height:46.2pt;z-index:251691008;visibility:visible;mso-wrap-style:square;mso-width-percent:0;mso-height-percent:0;mso-wrap-distance-left:9pt;mso-wrap-distance-top:0;mso-wrap-distance-right:9pt;mso-wrap-distance-bottom:0;mso-position-horizontal:absolute;mso-position-horizontal-relative:text;mso-position-vertical:absolute;mso-position-vertical-relative:text;mso-width-percent:0;mso-height-percent:0;mso-width-relative:margin;mso-height-relative:margin;v-text-anchor:middle" o:gfxdata="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" fillcolor="black [3200]" strokecolor="black [480]" strokeweight="1pt">
                 <v:textbox>
                   <w:txbxContent>
                     <w:p>
@@ -27690,7 +21711,7 @@
           </mc:Choice>
           <mc:Fallback>
             <w:pict>
-              <v:rect w14:anchorId="407EA200" id="_x0000_s1044" style="position:absolute;left:0;text-align:left;margin-left:7.2pt;margin-top:1.75pt;width:414pt;height:102.6pt;z-index:251693056;visibility:visible;mso-wrap-style:square;mso-width-percent:0;mso-height-percent:0;mso-wrap-distance-left:9pt;mso-wrap-distance-top:0;mso-wrap-distance-right:9pt;mso-wrap-distance-bottom:0;mso-position-horizontal:absolute;mso-position-horizontal-relative:text;mso-position-vertical:absolute;mso-position-vertical-relative:text;mso-width-percent:0;mso-height-percent:0;mso-width-relative:margin;mso-height-relative:margin;v-text-anchor:middle" o:gfxdata="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" fillcolor="black [3200]" strokecolor="black [480]" strokeweight="1pt">
+              <v:rect w14:anchorId="407EA200" id="_x0000_s1042" style="position:absolute;left:0;text-align:left;margin-left:7.2pt;margin-top:1.75pt;width:414pt;height:102.6pt;z-index:251693056;visibility:visible;mso-wrap-style:square;mso-width-percent:0;mso-height-percent:0;mso-wrap-distance-left:9pt;mso-wrap-distance-top:0;mso-wrap-distance-right:9pt;mso-wrap-distance-bottom:0;mso-position-horizontal:absolute;mso-position-horizontal-relative:text;mso-position-vertical:absolute;mso-position-vertical-relative:text;mso-width-percent:0;mso-height-percent:0;mso-width-relative:margin;mso-height-relative:margin;v-text-anchor:middle" o:gfxdata="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" fillcolor="black [3200]" strokecolor="black [480]" strokeweight="1pt">
                 <v:textbox>
                   <w:txbxContent>
                     <w:p>
@@ -28303,7 +22324,7 @@
           </mc:Choice>
           <mc:Fallback>
             <w:pict>
-              <v:rect w14:anchorId="7711F7B1" id="Rectangle 31" o:spid="_x0000_s1045" style="position:absolute;left:0;text-align:left;margin-left:487pt;margin-top:7.75pt;width:538.2pt;height:137.4pt;z-index:251699200;visibility:visible;mso-wrap-style:square;mso-width-percent:0;mso-height-percent:0;mso-wrap-distance-left:9pt;mso-wrap-distance-top:0;mso-wrap-distance-right:9pt;mso-wrap-distance-bottom:0;mso-position-horizontal:right;mso-position-horizontal-relative:margin;mso-position-vertical:absolute;mso-position-vertical-relative:text;mso-width-percent:0;mso-height-percent:0;mso-width-relative:margin;mso-height-relative:margin;v-text-anchor:middle" o:gfxdata="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" fillcolor="#555 [2160]" strokecolor="black [3200]" strokeweight=".5pt">
+              <v:rect w14:anchorId="7711F7B1" id="Rectangle 31" o:spid="_x0000_s1043" style="position:absolute;left:0;text-align:left;margin-left:487pt;margin-top:7.75pt;width:538.2pt;height:137.4pt;z-index:251699200;visibility:visible;mso-wrap-style:square;mso-width-percent:0;mso-height-percent:0;mso-wrap-distance-left:9pt;mso-wrap-distance-top:0;mso-wrap-distance-right:9pt;mso-wrap-distance-bottom:0;mso-position-horizontal:right;mso-position-horizontal-relative:margin;mso-position-vertical:absolute;mso-position-vertical-relative:text;mso-width-percent:0;mso-height-percent:0;mso-width-relative:margin;mso-height-relative:margin;v-text-anchor:middle" o:gfxdata="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" fillcolor="#555 [2160]" strokecolor="black [3200]" strokeweight=".5pt">
                 <v:fill color2="#313131 [2608]" rotate="t" colors="0 #9b9b9b;.5 #8e8e8e;1 #797979" focus="100%" type="gradient">
                   <o:fill v:ext="view" type="gradientUnscaled"/>
                 </v:fill>
@@ -29320,7 +23341,7 @@
           </mc:Choice>
           <mc:Fallback>
             <w:pict>
-              <v:rect w14:anchorId="574F7BD5" id="_x0000_s1046" style="position:absolute;left:0;text-align:left;margin-left:487pt;margin-top:.6pt;width:538.2pt;height:620.4pt;z-index:251701248;visibility:visible;mso-wrap-style:square;mso-width-percent:0;mso-height-percent:0;mso-wrap-distance-left:9pt;mso-wrap-distance-top:0;mso-wrap-distance-right:9pt;mso-wrap-distance-bottom:0;mso-position-horizontal:right;mso-position-horizontal-relative:margin;mso-position-vertical:absolute;mso-position-vertical-relative:text;mso-width-percent:0;mso-height-percent:0;mso-width-relative:margin;mso-height-relative:margin;v-text-anchor:middle" o:gfxdata="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" fillcolor="#555 [2160]" strokecolor="black [3200]" strokeweight=".5pt">
+              <v:rect w14:anchorId="574F7BD5" id="_x0000_s1044" style="position:absolute;left:0;text-align:left;margin-left:487pt;margin-top:.6pt;width:538.2pt;height:620.4pt;z-index:251701248;visibility:visible;mso-wrap-style:square;mso-width-percent:0;mso-height-percent:0;mso-wrap-distance-left:9pt;mso-wrap-distance-top:0;mso-wrap-distance-right:9pt;mso-wrap-distance-bottom:0;mso-position-horizontal:right;mso-position-horizontal-relative:margin;mso-position-vertical:absolute;mso-position-vertical-relative:text;mso-width-percent:0;mso-height-percent:0;mso-width-relative:margin;mso-height-relative:margin;v-text-anchor:middle" o:gfxdata="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" fillcolor="#555 [2160]" strokecolor="black [3200]" strokeweight=".5pt">
                 <v:fill color2="#313131 [2608]" rotate="t" colors="0 #9b9b9b;.5 #8e8e8e;1 #797979" focus="100%" type="gradient">
                   <o:fill v:ext="view" type="gradientUnscaled"/>
                 </v:fill>
@@ -30823,7 +24844,7 @@
           </mc:Choice>
           <mc:Fallback>
             <w:pict>
-              <v:rect w14:anchorId="354B9F47" id="Rectangle 32" o:spid="_x0000_s1047" style="position:absolute;left:0;text-align:left;margin-left:7.8pt;margin-top:6.5pt;width:350.4pt;height:232.2pt;z-index:251702272;visibility:visible;mso-wrap-style:square;mso-width-percent:0;mso-height-percent:0;mso-wrap-distance-left:9pt;mso-wrap-distance-top:0;mso-wrap-distance-right:9pt;mso-wrap-distance-bottom:0;mso-position-horizontal:absolute;mso-position-horizontal-relative:text;mso-position-vertical:absolute;mso-position-vertical-relative:text;mso-width-percent:0;mso-height-percent:0;mso-width-relative:margin;mso-height-relative:margin;v-text-anchor:middle" o:gfxdata="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" fillcolor="black [3200]" strokecolor="black [480]" strokeweight="1pt">
+              <v:rect w14:anchorId="354B9F47" id="Rectangle 32" o:spid="_x0000_s1045" style="position:absolute;left:0;text-align:left;margin-left:7.8pt;margin-top:6.5pt;width:350.4pt;height:232.2pt;z-index:251702272;visibility:visible;mso-wrap-style:square;mso-width-percent:0;mso-height-percent:0;mso-wrap-distance-left:9pt;mso-wrap-distance-top:0;mso-wrap-distance-right:9pt;mso-wrap-distance-bottom:0;mso-position-horizontal:absolute;mso-position-horizontal-relative:text;mso-position-vertical:absolute;mso-position-vertical-relative:text;mso-width-percent:0;mso-height-percent:0;mso-width-relative:margin;mso-height-relative:margin;v-text-anchor:middle" o:gfxdata="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" fillcolor="black [3200]" strokecolor="black [480]" strokeweight="1pt">
                 <v:textbox>
                   <w:txbxContent>
                     <w:p>
